--- a/Sprint20260921-20261002/HERO-68180_20261008_112534.docx
+++ b/Sprint20260921-20261002/HERO-68180_20261008_112534.docx
@@ -15,7 +15,7 @@
           <w:sz w:val="32"/>
           <w:u w:val="none"/>
         </w:rPr>
-        <w:t>POS018 Discount Report - Loading Performance Optimization Test Report</w:t>
+        <w:t>POS018 Discount Report Loading Performance Test Report</w:t>
       </w:r>
     </w:p>
     <w:p>
@@ -282,95 +282,7 @@
                 <w:sz w:val="18"/>
                 <w:u w:val="none"/>
               </w:rPr>
-              <w:t>Status</w:t>
-            </w:r>
-          </w:p>
-        </w:tc>
-        <w:tc>
-          <w:tcPr>
-            <w:tcW w:type="dxa" w:w="4320"/>
-          </w:tcPr>
-          <w:p>
-            <w:pPr>
-              <w:spacing w:before="0" w:after="20"/>
-            </w:pPr>
-            <w:r/>
-            <w:r>
-              <w:rPr>
-                <w:rFonts w:ascii="Arial" w:hAnsi="Arial" w:eastAsia="Arial" w:cs="Arial"/>
-                <w:b w:val="0"/>
-                <w:color w:val="000000"/>
-                <w:sz w:val="18"/>
-                <w:u w:val="none"/>
-              </w:rPr>
-              <w:t>READY FOR QA</w:t>
-            </w:r>
-          </w:p>
-        </w:tc>
-      </w:tr>
-      <w:tr>
-        <w:tc>
-          <w:tcPr>
-            <w:tcW w:type="dxa" w:w="4320"/>
-          </w:tcPr>
-          <w:p>
-            <w:pPr>
-              <w:spacing w:before="0" w:after="20"/>
-            </w:pPr>
-            <w:r/>
-            <w:r>
-              <w:rPr>
-                <w:rFonts w:ascii="Arial" w:hAnsi="Arial" w:eastAsia="Arial" w:cs="Arial"/>
-                <w:b w:val="0"/>
-                <w:color w:val="000000"/>
-                <w:sz w:val="18"/>
-                <w:u w:val="none"/>
-              </w:rPr>
-              <w:t>Summary</w:t>
-            </w:r>
-          </w:p>
-        </w:tc>
-        <w:tc>
-          <w:tcPr>
-            <w:tcW w:type="dxa" w:w="4320"/>
-          </w:tcPr>
-          <w:p>
-            <w:pPr>
-              <w:spacing w:before="0" w:after="20"/>
-            </w:pPr>
-            <w:r/>
-            <w:r>
-              <w:rPr>
-                <w:rFonts w:ascii="Arial" w:hAnsi="Arial" w:eastAsia="Arial" w:cs="Arial"/>
-                <w:b w:val="0"/>
-                <w:color w:val="000000"/>
-                <w:sz w:val="18"/>
-                <w:u w:val="none"/>
-              </w:rPr>
-              <w:t>POS018 Discount Report - optimize loading performance</w:t>
-            </w:r>
-          </w:p>
-        </w:tc>
-      </w:tr>
-      <w:tr>
-        <w:tc>
-          <w:tcPr>
-            <w:tcW w:type="dxa" w:w="4320"/>
-          </w:tcPr>
-          <w:p>
-            <w:pPr>
-              <w:spacing w:before="0" w:after="20"/>
-            </w:pPr>
-            <w:r/>
-            <w:r>
-              <w:rPr>
-                <w:rFonts w:ascii="Arial" w:hAnsi="Arial" w:eastAsia="Arial" w:cs="Arial"/>
-                <w:b w:val="0"/>
-                <w:color w:val="000000"/>
-                <w:sz w:val="18"/>
-                <w:u w:val="none"/>
-              </w:rPr>
-              <w:t>Components</w:t>
+              <w:t>Component</w:t>
             </w:r>
           </w:p>
         </w:tc>
@@ -414,7 +326,7 @@
                 <w:sz w:val="18"/>
                 <w:u w:val="none"/>
               </w:rPr>
-              <w:t>Customer</w:t>
+              <w:t>Subject</w:t>
             </w:r>
           </w:p>
         </w:tc>
@@ -435,95 +347,7 @@
                 <w:sz w:val="18"/>
                 <w:u w:val="none"/>
               </w:rPr>
-              <w:t>ACCOR HOTELS &amp; RESORTS HQ</w:t>
-            </w:r>
-          </w:p>
-        </w:tc>
-      </w:tr>
-      <w:tr>
-        <w:tc>
-          <w:tcPr>
-            <w:tcW w:type="dxa" w:w="4320"/>
-          </w:tcPr>
-          <w:p>
-            <w:pPr>
-              <w:spacing w:before="0" w:after="20"/>
-            </w:pPr>
-            <w:r/>
-            <w:r>
-              <w:rPr>
-                <w:rFonts w:ascii="Arial" w:hAnsi="Arial" w:eastAsia="Arial" w:cs="Arial"/>
-                <w:b w:val="0"/>
-                <w:color w:val="000000"/>
-                <w:sz w:val="18"/>
-                <w:u w:val="none"/>
-              </w:rPr>
-              <w:t>Support Ticket</w:t>
-            </w:r>
-          </w:p>
-        </w:tc>
-        <w:tc>
-          <w:tcPr>
-            <w:tcW w:type="dxa" w:w="4320"/>
-          </w:tcPr>
-          <w:p>
-            <w:pPr>
-              <w:spacing w:before="0" w:after="20"/>
-            </w:pPr>
-            <w:r/>
-            <w:r>
-              <w:rPr>
-                <w:rFonts w:ascii="Arial" w:hAnsi="Arial" w:eastAsia="Arial" w:cs="Arial"/>
-                <w:b w:val="0"/>
-                <w:color w:val="000000"/>
-                <w:sz w:val="18"/>
-                <w:u w:val="none"/>
-              </w:rPr>
-              <w:t>#1933236 - Report POS018 - not able to generate</w:t>
-            </w:r>
-          </w:p>
-        </w:tc>
-      </w:tr>
-      <w:tr>
-        <w:tc>
-          <w:tcPr>
-            <w:tcW w:type="dxa" w:w="4320"/>
-          </w:tcPr>
-          <w:p>
-            <w:pPr>
-              <w:spacing w:before="0" w:after="20"/>
-            </w:pPr>
-            <w:r/>
-            <w:r>
-              <w:rPr>
-                <w:rFonts w:ascii="Arial" w:hAnsi="Arial" w:eastAsia="Arial" w:cs="Arial"/>
-                <w:b w:val="0"/>
-                <w:color w:val="000000"/>
-                <w:sz w:val="18"/>
-                <w:u w:val="none"/>
-              </w:rPr>
-              <w:t>Design File</w:t>
-            </w:r>
-          </w:p>
-        </w:tc>
-        <w:tc>
-          <w:tcPr>
-            <w:tcW w:type="dxa" w:w="4320"/>
-          </w:tcPr>
-          <w:p>
-            <w:pPr>
-              <w:spacing w:before="0" w:after="20"/>
-            </w:pPr>
-            <w:r/>
-            <w:r>
-              <w:rPr>
-                <w:rFonts w:ascii="Arial" w:hAnsi="Arial" w:eastAsia="Arial" w:cs="Arial"/>
-                <w:b w:val="0"/>
-                <w:color w:val="000000"/>
-                <w:sz w:val="18"/>
-                <w:u w:val="none"/>
-              </w:rPr>
-              <w:t>Plugin/Pos/webroot/reports/item_discount/item_discount.rptdesign</w:t>
+              <w:t>POS018 Discount Report - optimize loading performance</w:t>
             </w:r>
           </w:p>
         </w:tc>
@@ -542,7 +366,7 @@
           <w:sz w:val="26"/>
           <w:u w:val="single"/>
         </w:rPr>
-        <w:t>Bug Summary</w:t>
+        <w:t>Bug Description</w:t>
       </w:r>
     </w:p>
     <w:p>
@@ -557,18 +381,14 @@
           <w:sz w:val="20"/>
           <w:u w:val="none"/>
         </w:rPr>
-        <w:t xml:space="preserve">The POS018 Discount Report dataset </w:t>
+        <w:t>POS018 Discount Report (design file Plugin/Pos/webroot/reports/item_discount/item_discount.rptdesign, customer: ACCOR HOTELS &amp; RESORTS HQ, support ticket #1933236) is slow or fails to generate under multi-day or last-month runs. The main dataset CheckDiscountsItems (with CheckNumber, sBizDays and DiscountTypes) has the following hotspots:</w:t>
       </w:r>
-      <w:r>
-        <w:rPr>
-          <w:rFonts w:ascii="Consolas" w:hAnsi="Consolas" w:eastAsia="Arial" w:cs="Arial"/>
-          <w:b w:val="0"/>
-          <w:color w:val="000000"/>
-          <w:sz w:val="20"/>
-          <w:u w:val="none"/>
-        </w:rPr>
-        <w:t>CheckDiscountsItems</w:t>
-      </w:r>
+    </w:p>
+    <w:p>
+      <w:pPr>
+        <w:spacing w:before="0" w:after="40"/>
+        <w:ind w:left="360" w:hanging="240"/>
+      </w:pPr>
       <w:r>
         <w:rPr>
           <w:rFonts w:ascii="Arial" w:hAnsi="Arial" w:eastAsia="Arial" w:cs="Arial"/>
@@ -577,22 +397,7 @@
           <w:sz w:val="20"/>
           <w:u w:val="none"/>
         </w:rPr>
-        <w:t xml:space="preserve"> is slow or fails to generate under multi-day or last-month runs. The customer (Accor HQ) reported that the report is not able to generate (timeout / long load).</w:t>
-      </w:r>
-    </w:p>
-    <w:p>
-      <w:pPr>
-        <w:spacing w:before="160" w:after="80"/>
-      </w:pPr>
-      <w:r>
-        <w:rPr>
-          <w:rFonts w:ascii="Arial" w:hAnsi="Arial" w:eastAsia="Arial" w:cs="Arial"/>
-          <w:b/>
-          <w:color w:val="001EFF"/>
-          <w:sz w:val="24"/>
-          <w:u w:val="none"/>
-        </w:rPr>
-        <w:t>Hotspots Identified</w:t>
+        <w:t>• A correlated scalar subquery incl_sc on pos_check_tax_sc_refs per citm_id (ctsr_variable LIKE 'incl_sc_ref%') executes as a DEPENDENT SUBQUERY once per discount-item row.</w:t>
       </w:r>
     </w:p>
     <w:p>
@@ -608,28 +413,14 @@
           <w:sz w:val="20"/>
           <w:u w:val="none"/>
         </w:rPr>
-        <w:t xml:space="preserve">1. </w:t>
+        <w:t>• The discount reference branch LEFT JOINs derived tables on pos_check_extra_infos that re-join pos_checks and pos_business_days with the same date/outlet filters as the outer query and then GROUP BY; the materialize and hash join cost grows with the date range.</w:t>
       </w:r>
-      <w:r>
-        <w:rPr>
-          <w:rFonts w:ascii="Arial" w:hAnsi="Arial" w:eastAsia="Arial" w:cs="Arial"/>
-          <w:b/>
-          <w:color w:val="000000"/>
-          <w:sz w:val="20"/>
-          <w:u w:val="none"/>
-        </w:rPr>
-        <w:t xml:space="preserve">Correlated scalar subquery </w:t>
-      </w:r>
-      <w:r>
-        <w:rPr>
-          <w:rFonts w:ascii="Consolas" w:hAnsi="Consolas" w:eastAsia="Arial" w:cs="Arial"/>
-          <w:b/>
-          <w:color w:val="000000"/>
-          <w:sz w:val="20"/>
-          <w:u w:val="none"/>
-        </w:rPr>
-        <w:t>incl_sc</w:t>
-      </w:r>
+    </w:p>
+    <w:p>
+      <w:pPr>
+        <w:spacing w:before="0" w:after="40"/>
+        <w:ind w:left="360" w:hanging="240"/>
+      </w:pPr>
       <w:r>
         <w:rPr>
           <w:rFonts w:ascii="Arial" w:hAnsi="Arial" w:eastAsia="Arial" w:cs="Arial"/>
@@ -638,18 +429,14 @@
           <w:sz w:val="20"/>
           <w:u w:val="none"/>
         </w:rPr>
-        <w:t xml:space="preserve"> on </w:t>
+        <w:t>• When Show Discount Reason / detail is enabled, a nested scalar lookup (SELECT dirs_name_lN FROM pos_discount_reasons WHERE dirs_id = ckei_value) runs inside the reason derived table.</w:t>
       </w:r>
-      <w:r>
-        <w:rPr>
-          <w:rFonts w:ascii="Consolas" w:hAnsi="Consolas" w:eastAsia="Arial" w:cs="Arial"/>
-          <w:b w:val="0"/>
-          <w:color w:val="000000"/>
-          <w:sz w:val="20"/>
-          <w:u w:val="none"/>
-        </w:rPr>
-        <w:t>pos_check_tax_sc_refs</w:t>
-      </w:r>
+    </w:p>
+    <w:p>
+      <w:pPr>
+        <w:spacing w:before="0" w:after="40"/>
+        <w:ind w:left="360" w:hanging="240"/>
+      </w:pPr>
       <w:r>
         <w:rPr>
           <w:rFonts w:ascii="Arial" w:hAnsi="Arial" w:eastAsia="Arial" w:cs="Arial"/>
@@ -658,18 +445,13 @@
           <w:sz w:val="20"/>
           <w:u w:val="none"/>
         </w:rPr>
-        <w:t xml:space="preserve"> per </w:t>
+        <w:t>• The last_month scope uses YEAR(bday_date) / MONTH(bday_date), which is non-SARGable in CheckDiscountsItems, CheckNumber and sBizDays and produces a bad join order driven from pos_discount_types instead of the date-range path.</w:t>
       </w:r>
-      <w:r>
-        <w:rPr>
-          <w:rFonts w:ascii="Consolas" w:hAnsi="Consolas" w:eastAsia="Arial" w:cs="Arial"/>
-          <w:b w:val="0"/>
-          <w:color w:val="000000"/>
-          <w:sz w:val="20"/>
-          <w:u w:val="none"/>
-        </w:rPr>
-        <w:t>citm_id</w:t>
-      </w:r>
+    </w:p>
+    <w:p>
+      <w:pPr>
+        <w:spacing w:before="0" w:after="80"/>
+      </w:pPr>
       <w:r>
         <w:rPr>
           <w:rFonts w:ascii="Arial" w:hAnsi="Arial" w:eastAsia="Arial" w:cs="Arial"/>
@@ -678,18 +460,13 @@
           <w:sz w:val="20"/>
           <w:u w:val="none"/>
         </w:rPr>
-        <w:t xml:space="preserve"> (filter </w:t>
+        <w:t>Evidence: for the same outlet/month and the same 26k result rows, YEAR/MONTH takes about 135 seconds versus about 2.9 seconds with a date range (about 46 times slower); the support ticket reports the report cannot be generated because of timeout/long load.</w:t>
       </w:r>
-      <w:r>
-        <w:rPr>
-          <w:rFonts w:ascii="Consolas" w:hAnsi="Consolas" w:eastAsia="Arial" w:cs="Arial"/>
-          <w:b w:val="0"/>
-          <w:color w:val="000000"/>
-          <w:sz w:val="20"/>
-          <w:u w:val="none"/>
-        </w:rPr>
-        <w:t>ctsr_variable LIKE 'incl_sc_ref%'</w:t>
-      </w:r>
+    </w:p>
+    <w:p>
+      <w:pPr>
+        <w:spacing w:before="0" w:after="80"/>
+      </w:pPr>
       <w:r>
         <w:rPr>
           <w:rFonts w:ascii="Arial" w:hAnsi="Arial" w:eastAsia="Arial" w:cs="Arial"/>
@@ -698,1416 +475,7 @@
           <w:sz w:val="20"/>
           <w:u w:val="none"/>
         </w:rPr>
-        <w:t xml:space="preserve">) - becomes a </w:t>
-      </w:r>
-      <w:r>
-        <w:rPr>
-          <w:rFonts w:ascii="Consolas" w:hAnsi="Consolas" w:eastAsia="Arial" w:cs="Arial"/>
-          <w:b w:val="0"/>
-          <w:color w:val="000000"/>
-          <w:sz w:val="20"/>
-          <w:u w:val="none"/>
-        </w:rPr>
-        <w:t>DEPENDENT SUBQUERY</w:t>
-      </w:r>
-      <w:r>
-        <w:rPr>
-          <w:rFonts w:ascii="Arial" w:hAnsi="Arial" w:eastAsia="Arial" w:cs="Arial"/>
-          <w:b w:val="0"/>
-          <w:color w:val="000000"/>
-          <w:sz w:val="20"/>
-          <w:u w:val="none"/>
-        </w:rPr>
-        <w:t xml:space="preserve"> once per discount-item row.</w:t>
-      </w:r>
-    </w:p>
-    <w:p>
-      <w:pPr>
-        <w:spacing w:before="0" w:after="40"/>
-        <w:ind w:left="360" w:hanging="240"/>
-      </w:pPr>
-      <w:r>
-        <w:rPr>
-          <w:rFonts w:ascii="Arial" w:hAnsi="Arial" w:eastAsia="Arial" w:cs="Arial"/>
-          <w:b w:val="0"/>
-          <w:color w:val="000000"/>
-          <w:sz w:val="20"/>
-          <w:u w:val="none"/>
-        </w:rPr>
-        <w:t xml:space="preserve">2. </w:t>
-      </w:r>
-      <w:r>
-        <w:rPr>
-          <w:rFonts w:ascii="Arial" w:hAnsi="Arial" w:eastAsia="Arial" w:cs="Arial"/>
-          <w:b/>
-          <w:color w:val="000000"/>
-          <w:sz w:val="20"/>
-          <w:u w:val="none"/>
-        </w:rPr>
-        <w:t>LEFT JOIN derived table(s)</w:t>
-      </w:r>
-      <w:r>
-        <w:rPr>
-          <w:rFonts w:ascii="Arial" w:hAnsi="Arial" w:eastAsia="Arial" w:cs="Arial"/>
-          <w:b w:val="0"/>
-          <w:color w:val="000000"/>
-          <w:sz w:val="20"/>
-          <w:u w:val="none"/>
-        </w:rPr>
-        <w:t xml:space="preserve"> on </w:t>
-      </w:r>
-      <w:r>
-        <w:rPr>
-          <w:rFonts w:ascii="Consolas" w:hAnsi="Consolas" w:eastAsia="Arial" w:cs="Arial"/>
-          <w:b w:val="0"/>
-          <w:color w:val="000000"/>
-          <w:sz w:val="20"/>
-          <w:u w:val="none"/>
-        </w:rPr>
-        <w:t>pos_check_extra_infos</w:t>
-      </w:r>
-      <w:r>
-        <w:rPr>
-          <w:rFonts w:ascii="Arial" w:hAnsi="Arial" w:eastAsia="Arial" w:cs="Arial"/>
-          <w:b w:val="0"/>
-          <w:color w:val="000000"/>
-          <w:sz w:val="20"/>
-          <w:u w:val="none"/>
-        </w:rPr>
-        <w:t xml:space="preserve"> for discount reference (and optionally reason) that re-join </w:t>
-      </w:r>
-      <w:r>
-        <w:rPr>
-          <w:rFonts w:ascii="Consolas" w:hAnsi="Consolas" w:eastAsia="Arial" w:cs="Arial"/>
-          <w:b w:val="0"/>
-          <w:color w:val="000000"/>
-          <w:sz w:val="20"/>
-          <w:u w:val="none"/>
-        </w:rPr>
-        <w:t>pos_checks</w:t>
-      </w:r>
-      <w:r>
-        <w:rPr>
-          <w:rFonts w:ascii="Arial" w:hAnsi="Arial" w:eastAsia="Arial" w:cs="Arial"/>
-          <w:b w:val="0"/>
-          <w:color w:val="000000"/>
-          <w:sz w:val="20"/>
-          <w:u w:val="none"/>
-        </w:rPr>
-        <w:t xml:space="preserve"> + </w:t>
-      </w:r>
-      <w:r>
-        <w:rPr>
-          <w:rFonts w:ascii="Consolas" w:hAnsi="Consolas" w:eastAsia="Arial" w:cs="Arial"/>
-          <w:b w:val="0"/>
-          <w:color w:val="000000"/>
-          <w:sz w:val="20"/>
-          <w:u w:val="none"/>
-        </w:rPr>
-        <w:t>pos_business_days</w:t>
-      </w:r>
-      <w:r>
-        <w:rPr>
-          <w:rFonts w:ascii="Arial" w:hAnsi="Arial" w:eastAsia="Arial" w:cs="Arial"/>
-          <w:b w:val="0"/>
-          <w:color w:val="000000"/>
-          <w:sz w:val="20"/>
-          <w:u w:val="none"/>
-        </w:rPr>
-        <w:t xml:space="preserve"> with the same date/outlet filters as the outer query, then </w:t>
-      </w:r>
-      <w:r>
-        <w:rPr>
-          <w:rFonts w:ascii="Consolas" w:hAnsi="Consolas" w:eastAsia="Arial" w:cs="Arial"/>
-          <w:b w:val="0"/>
-          <w:color w:val="000000"/>
-          <w:sz w:val="20"/>
-          <w:u w:val="none"/>
-        </w:rPr>
-        <w:t>GROUP BY</w:t>
-      </w:r>
-      <w:r>
-        <w:rPr>
-          <w:rFonts w:ascii="Arial" w:hAnsi="Arial" w:eastAsia="Arial" w:cs="Arial"/>
-          <w:b w:val="0"/>
-          <w:color w:val="000000"/>
-          <w:sz w:val="20"/>
-          <w:u w:val="none"/>
-        </w:rPr>
-        <w:t xml:space="preserve"> - materialize + hash join cost grows with range.</w:t>
-      </w:r>
-    </w:p>
-    <w:p>
-      <w:pPr>
-        <w:spacing w:before="0" w:after="40"/>
-        <w:ind w:left="360" w:hanging="240"/>
-      </w:pPr>
-      <w:r>
-        <w:rPr>
-          <w:rFonts w:ascii="Arial" w:hAnsi="Arial" w:eastAsia="Arial" w:cs="Arial"/>
-          <w:b w:val="0"/>
-          <w:color w:val="000000"/>
-          <w:sz w:val="20"/>
-          <w:u w:val="none"/>
-        </w:rPr>
-        <w:t xml:space="preserve">3. </w:t>
-      </w:r>
-      <w:r>
-        <w:rPr>
-          <w:rFonts w:ascii="Arial" w:hAnsi="Arial" w:eastAsia="Arial" w:cs="Arial"/>
-          <w:b/>
-          <w:color w:val="000000"/>
-          <w:sz w:val="20"/>
-          <w:u w:val="none"/>
-        </w:rPr>
-        <w:t xml:space="preserve">Nested </w:t>
-      </w:r>
-      <w:r>
-        <w:rPr>
-          <w:rFonts w:ascii="Consolas" w:hAnsi="Consolas" w:eastAsia="Arial" w:cs="Arial"/>
-          <w:b/>
-          <w:color w:val="000000"/>
-          <w:sz w:val="20"/>
-          <w:u w:val="none"/>
-        </w:rPr>
-        <w:t>pos_discount_reasons</w:t>
-      </w:r>
-      <w:r>
-        <w:rPr>
-          <w:rFonts w:ascii="Arial" w:hAnsi="Arial" w:eastAsia="Arial" w:cs="Arial"/>
-          <w:b/>
-          <w:color w:val="000000"/>
-          <w:sz w:val="20"/>
-          <w:u w:val="none"/>
-        </w:rPr>
-        <w:t xml:space="preserve"> lookup</w:t>
-      </w:r>
-      <w:r>
-        <w:rPr>
-          <w:rFonts w:ascii="Arial" w:hAnsi="Arial" w:eastAsia="Arial" w:cs="Arial"/>
-          <w:b w:val="0"/>
-          <w:color w:val="000000"/>
-          <w:sz w:val="20"/>
-          <w:u w:val="none"/>
-        </w:rPr>
-        <w:t xml:space="preserve"> (when Show Discount Reason / detail enabled) inside the reason derived table.</w:t>
-      </w:r>
-    </w:p>
-    <w:p>
-      <w:pPr>
-        <w:spacing w:before="0" w:after="40"/>
-        <w:ind w:left="360" w:hanging="240"/>
-      </w:pPr>
-      <w:r>
-        <w:rPr>
-          <w:rFonts w:ascii="Arial" w:hAnsi="Arial" w:eastAsia="Arial" w:cs="Arial"/>
-          <w:b w:val="0"/>
-          <w:color w:val="000000"/>
-          <w:sz w:val="20"/>
-          <w:u w:val="none"/>
-        </w:rPr>
-        <w:t xml:space="preserve">4. </w:t>
-      </w:r>
-      <w:r>
-        <w:rPr>
-          <w:rFonts w:ascii="Consolas" w:hAnsi="Consolas" w:eastAsia="Arial" w:cs="Arial"/>
-          <w:b/>
-          <w:color w:val="000000"/>
-          <w:sz w:val="20"/>
-          <w:u w:val="none"/>
-        </w:rPr>
-        <w:t>last_month</w:t>
-      </w:r>
-      <w:r>
-        <w:rPr>
-          <w:rFonts w:ascii="Arial" w:hAnsi="Arial" w:eastAsia="Arial" w:cs="Arial"/>
-          <w:b/>
-          <w:color w:val="000000"/>
-          <w:sz w:val="20"/>
-          <w:u w:val="none"/>
-        </w:rPr>
-        <w:t xml:space="preserve"> uses </w:t>
-      </w:r>
-      <w:r>
-        <w:rPr>
-          <w:rFonts w:ascii="Consolas" w:hAnsi="Consolas" w:eastAsia="Arial" w:cs="Arial"/>
-          <w:b/>
-          <w:color w:val="000000"/>
-          <w:sz w:val="20"/>
-          <w:u w:val="none"/>
-        </w:rPr>
-        <w:t>YEAR(bday_date)</w:t>
-      </w:r>
-      <w:r>
-        <w:rPr>
-          <w:rFonts w:ascii="Arial" w:hAnsi="Arial" w:eastAsia="Arial" w:cs="Arial"/>
-          <w:b/>
-          <w:color w:val="000000"/>
-          <w:sz w:val="20"/>
-          <w:u w:val="none"/>
-        </w:rPr>
-        <w:t xml:space="preserve"> / </w:t>
-      </w:r>
-      <w:r>
-        <w:rPr>
-          <w:rFonts w:ascii="Consolas" w:hAnsi="Consolas" w:eastAsia="Arial" w:cs="Arial"/>
-          <w:b/>
-          <w:color w:val="000000"/>
-          <w:sz w:val="20"/>
-          <w:u w:val="none"/>
-        </w:rPr>
-        <w:t>MONTH(bday_date)</w:t>
-      </w:r>
-      <w:r>
-        <w:rPr>
-          <w:rFonts w:ascii="Arial" w:hAnsi="Arial" w:eastAsia="Arial" w:cs="Arial"/>
-          <w:b w:val="0"/>
-          <w:color w:val="000000"/>
-          <w:sz w:val="20"/>
-          <w:u w:val="none"/>
-        </w:rPr>
-        <w:t xml:space="preserve"> (non-SARGable) in </w:t>
-      </w:r>
-      <w:r>
-        <w:rPr>
-          <w:rFonts w:ascii="Consolas" w:hAnsi="Consolas" w:eastAsia="Arial" w:cs="Arial"/>
-          <w:b w:val="0"/>
-          <w:color w:val="000000"/>
-          <w:sz w:val="20"/>
-          <w:u w:val="none"/>
-        </w:rPr>
-        <w:t>CheckDiscountsItems</w:t>
-      </w:r>
-      <w:r>
-        <w:rPr>
-          <w:rFonts w:ascii="Arial" w:hAnsi="Arial" w:eastAsia="Arial" w:cs="Arial"/>
-          <w:b w:val="0"/>
-          <w:color w:val="000000"/>
-          <w:sz w:val="20"/>
-          <w:u w:val="none"/>
-        </w:rPr>
-        <w:t xml:space="preserve"> / </w:t>
-      </w:r>
-      <w:r>
-        <w:rPr>
-          <w:rFonts w:ascii="Consolas" w:hAnsi="Consolas" w:eastAsia="Arial" w:cs="Arial"/>
-          <w:b w:val="0"/>
-          <w:color w:val="000000"/>
-          <w:sz w:val="20"/>
-          <w:u w:val="none"/>
-        </w:rPr>
-        <w:t>CheckNumber</w:t>
-      </w:r>
-      <w:r>
-        <w:rPr>
-          <w:rFonts w:ascii="Arial" w:hAnsi="Arial" w:eastAsia="Arial" w:cs="Arial"/>
-          <w:b w:val="0"/>
-          <w:color w:val="000000"/>
-          <w:sz w:val="20"/>
-          <w:u w:val="none"/>
-        </w:rPr>
-        <w:t xml:space="preserve"> / </w:t>
-      </w:r>
-      <w:r>
-        <w:rPr>
-          <w:rFonts w:ascii="Consolas" w:hAnsi="Consolas" w:eastAsia="Arial" w:cs="Arial"/>
-          <w:b w:val="0"/>
-          <w:color w:val="000000"/>
-          <w:sz w:val="20"/>
-          <w:u w:val="none"/>
-        </w:rPr>
-        <w:t>sBizDays</w:t>
-      </w:r>
-      <w:r>
-        <w:rPr>
-          <w:rFonts w:ascii="Arial" w:hAnsi="Arial" w:eastAsia="Arial" w:cs="Arial"/>
-          <w:b w:val="0"/>
-          <w:color w:val="000000"/>
-          <w:sz w:val="20"/>
-          <w:u w:val="none"/>
-        </w:rPr>
-        <w:t xml:space="preserve"> - bad join order (drives from </w:t>
-      </w:r>
-      <w:r>
-        <w:rPr>
-          <w:rFonts w:ascii="Consolas" w:hAnsi="Consolas" w:eastAsia="Arial" w:cs="Arial"/>
-          <w:b w:val="0"/>
-          <w:color w:val="000000"/>
-          <w:sz w:val="20"/>
-          <w:u w:val="none"/>
-        </w:rPr>
-        <w:t>pos_discount_types</w:t>
-      </w:r>
-      <w:r>
-        <w:rPr>
-          <w:rFonts w:ascii="Arial" w:hAnsi="Arial" w:eastAsia="Arial" w:cs="Arial"/>
-          <w:b w:val="0"/>
-          <w:color w:val="000000"/>
-          <w:sz w:val="20"/>
-          <w:u w:val="none"/>
-        </w:rPr>
-        <w:t xml:space="preserve"> -&gt; all discounts) vs date-range path.</w:t>
-      </w:r>
-    </w:p>
-    <w:p>
-      <w:pPr>
-        <w:spacing w:before="160" w:after="80"/>
-      </w:pPr>
-      <w:r>
-        <w:rPr>
-          <w:rFonts w:ascii="Arial" w:hAnsi="Arial" w:eastAsia="Arial" w:cs="Arial"/>
-          <w:b/>
-          <w:color w:val="001EFF"/>
-          <w:sz w:val="24"/>
-          <w:u w:val="none"/>
-        </w:rPr>
-        <w:t>Actual Result (Before Fix)</w:t>
-      </w:r>
-    </w:p>
-    <w:p>
-      <w:pPr>
-        <w:spacing w:before="0" w:after="40"/>
-        <w:ind w:left="360" w:hanging="240"/>
-      </w:pPr>
-      <w:r>
-        <w:rPr>
-          <w:rFonts w:ascii="Arial" w:hAnsi="Arial" w:eastAsia="Arial" w:cs="Arial"/>
-          <w:b w:val="0"/>
-          <w:color w:val="000000"/>
-          <w:sz w:val="20"/>
-          <w:u w:val="none"/>
-        </w:rPr>
-        <w:t xml:space="preserve">• </w:t>
-      </w:r>
-      <w:r>
-        <w:rPr>
-          <w:rFonts w:ascii="Consolas" w:hAnsi="Consolas" w:eastAsia="Arial" w:cs="Arial"/>
-          <w:b w:val="0"/>
-          <w:color w:val="000000"/>
-          <w:sz w:val="20"/>
-          <w:u w:val="none"/>
-        </w:rPr>
-        <w:t>EXPLAIN</w:t>
-      </w:r>
-      <w:r>
-        <w:rPr>
-          <w:rFonts w:ascii="Arial" w:hAnsi="Arial" w:eastAsia="Arial" w:cs="Arial"/>
-          <w:b w:val="0"/>
-          <w:color w:val="000000"/>
-          <w:sz w:val="20"/>
-          <w:u w:val="none"/>
-        </w:rPr>
-        <w:t xml:space="preserve">: </w:t>
-      </w:r>
-      <w:r>
-        <w:rPr>
-          <w:rFonts w:ascii="Consolas" w:hAnsi="Consolas" w:eastAsia="Arial" w:cs="Arial"/>
-          <w:b w:val="0"/>
-          <w:color w:val="000000"/>
-          <w:sz w:val="20"/>
-          <w:u w:val="none"/>
-        </w:rPr>
-        <w:t>DEPENDENT SUBQUERY</w:t>
-      </w:r>
-      <w:r>
-        <w:rPr>
-          <w:rFonts w:ascii="Arial" w:hAnsi="Arial" w:eastAsia="Arial" w:cs="Arial"/>
-          <w:b w:val="0"/>
-          <w:color w:val="000000"/>
-          <w:sz w:val="20"/>
-          <w:u w:val="none"/>
-        </w:rPr>
-        <w:t xml:space="preserve"> on </w:t>
-      </w:r>
-      <w:r>
-        <w:rPr>
-          <w:rFonts w:ascii="Consolas" w:hAnsi="Consolas" w:eastAsia="Arial" w:cs="Arial"/>
-          <w:b w:val="0"/>
-          <w:color w:val="000000"/>
-          <w:sz w:val="20"/>
-          <w:u w:val="none"/>
-        </w:rPr>
-        <w:t>pos_check_tax_sc_refs</w:t>
-      </w:r>
-      <w:r>
-        <w:rPr>
-          <w:rFonts w:ascii="Arial" w:hAnsi="Arial" w:eastAsia="Arial" w:cs="Arial"/>
-          <w:b w:val="0"/>
-          <w:color w:val="000000"/>
-          <w:sz w:val="20"/>
-          <w:u w:val="none"/>
-        </w:rPr>
-        <w:t xml:space="preserve"> (index item on </w:t>
-      </w:r>
-      <w:r>
-        <w:rPr>
-          <w:rFonts w:ascii="Consolas" w:hAnsi="Consolas" w:eastAsia="Arial" w:cs="Arial"/>
-          <w:b w:val="0"/>
-          <w:color w:val="000000"/>
-          <w:sz w:val="20"/>
-          <w:u w:val="none"/>
-        </w:rPr>
-        <w:t>ctsr_citm_id</w:t>
-      </w:r>
-      <w:r>
-        <w:rPr>
-          <w:rFonts w:ascii="Arial" w:hAnsi="Arial" w:eastAsia="Arial" w:cs="Arial"/>
-          <w:b w:val="0"/>
-          <w:color w:val="000000"/>
-          <w:sz w:val="20"/>
-          <w:u w:val="none"/>
-        </w:rPr>
-        <w:t xml:space="preserve">; filter still includes </w:t>
-      </w:r>
-      <w:r>
-        <w:rPr>
-          <w:rFonts w:ascii="Consolas" w:hAnsi="Consolas" w:eastAsia="Arial" w:cs="Arial"/>
-          <w:b w:val="0"/>
-          <w:color w:val="000000"/>
-          <w:sz w:val="20"/>
-          <w:u w:val="none"/>
-        </w:rPr>
-        <w:t>LIKE 'incl_sc_ref%'</w:t>
-      </w:r>
-      <w:r>
-        <w:rPr>
-          <w:rFonts w:ascii="Arial" w:hAnsi="Arial" w:eastAsia="Arial" w:cs="Arial"/>
-          <w:b w:val="0"/>
-          <w:color w:val="000000"/>
-          <w:sz w:val="20"/>
-          <w:u w:val="none"/>
-        </w:rPr>
-        <w:t>).</w:t>
-      </w:r>
-    </w:p>
-    <w:p>
-      <w:pPr>
-        <w:spacing w:before="0" w:after="40"/>
-        <w:ind w:left="360" w:hanging="240"/>
-      </w:pPr>
-      <w:r>
-        <w:rPr>
-          <w:rFonts w:ascii="Arial" w:hAnsi="Arial" w:eastAsia="Arial" w:cs="Arial"/>
-          <w:b w:val="0"/>
-          <w:color w:val="000000"/>
-          <w:sz w:val="20"/>
-          <w:u w:val="none"/>
-        </w:rPr>
-        <w:t xml:space="preserve">• Reference derived table materializes </w:t>
-      </w:r>
-      <w:r>
-        <w:rPr>
-          <w:rFonts w:ascii="Consolas" w:hAnsi="Consolas" w:eastAsia="Arial" w:cs="Arial"/>
-          <w:b w:val="0"/>
-          <w:color w:val="000000"/>
-          <w:sz w:val="20"/>
-          <w:u w:val="none"/>
-        </w:rPr>
-        <w:t>pos_check_extra_infos</w:t>
-      </w:r>
-      <w:r>
-        <w:rPr>
-          <w:rFonts w:ascii="Arial" w:hAnsi="Arial" w:eastAsia="Arial" w:cs="Arial"/>
-          <w:b w:val="0"/>
-          <w:color w:val="000000"/>
-          <w:sz w:val="20"/>
-          <w:u w:val="none"/>
-        </w:rPr>
-        <w:t xml:space="preserve"> joined through checks/bdays for the same filter window (duplicate work vs outer join).</w:t>
-      </w:r>
-    </w:p>
-    <w:p>
-      <w:pPr>
-        <w:spacing w:before="0" w:after="40"/>
-        <w:ind w:left="360" w:hanging="240"/>
-      </w:pPr>
-      <w:r>
-        <w:rPr>
-          <w:rFonts w:ascii="Arial" w:hAnsi="Arial" w:eastAsia="Arial" w:cs="Arial"/>
-          <w:b w:val="0"/>
-          <w:color w:val="000000"/>
-          <w:sz w:val="20"/>
-          <w:u w:val="none"/>
-        </w:rPr>
-        <w:t xml:space="preserve">• </w:t>
-      </w:r>
-      <w:r>
-        <w:rPr>
-          <w:rFonts w:ascii="Consolas" w:hAnsi="Consolas" w:eastAsia="Arial" w:cs="Arial"/>
-          <w:b w:val="0"/>
-          <w:color w:val="000000"/>
-          <w:sz w:val="20"/>
-          <w:u w:val="none"/>
-        </w:rPr>
-        <w:t>last_month</w:t>
-      </w:r>
-      <w:r>
-        <w:rPr>
-          <w:rFonts w:ascii="Arial" w:hAnsi="Arial" w:eastAsia="Arial" w:cs="Arial"/>
-          <w:b w:val="0"/>
-          <w:color w:val="000000"/>
-          <w:sz w:val="20"/>
-          <w:u w:val="none"/>
-        </w:rPr>
-        <w:t xml:space="preserve"> </w:t>
-      </w:r>
-      <w:r>
-        <w:rPr>
-          <w:rFonts w:ascii="Consolas" w:hAnsi="Consolas" w:eastAsia="Arial" w:cs="Arial"/>
-          <w:b w:val="0"/>
-          <w:color w:val="000000"/>
-          <w:sz w:val="20"/>
-          <w:u w:val="none"/>
-        </w:rPr>
-        <w:t>YEAR/MONTH</w:t>
-      </w:r>
-      <w:r>
-        <w:rPr>
-          <w:rFonts w:ascii="Arial" w:hAnsi="Arial" w:eastAsia="Arial" w:cs="Arial"/>
-          <w:b w:val="0"/>
-          <w:color w:val="000000"/>
-          <w:sz w:val="20"/>
-          <w:u w:val="none"/>
-        </w:rPr>
-        <w:t xml:space="preserve"> vs date-range rewrite (same outlet/month, same 26k result rows): </w:t>
-      </w:r>
-      <w:r>
-        <w:rPr>
-          <w:rFonts w:ascii="Consolas" w:hAnsi="Consolas" w:eastAsia="Arial" w:cs="Arial"/>
-          <w:b w:val="0"/>
-          <w:color w:val="000000"/>
-          <w:sz w:val="20"/>
-          <w:u w:val="none"/>
-        </w:rPr>
-        <w:t>YEAR/MONTH</w:t>
-      </w:r>
-      <w:r>
-        <w:rPr>
-          <w:rFonts w:ascii="Arial" w:hAnsi="Arial" w:eastAsia="Arial" w:cs="Arial"/>
-          <w:b w:val="0"/>
-          <w:color w:val="000000"/>
-          <w:sz w:val="20"/>
-          <w:u w:val="none"/>
-        </w:rPr>
-        <w:t xml:space="preserve"> ~135s vs range ~2.9s (46x slower); </w:t>
-      </w:r>
-      <w:r>
-        <w:rPr>
-          <w:rFonts w:ascii="Consolas" w:hAnsi="Consolas" w:eastAsia="Arial" w:cs="Arial"/>
-          <w:b w:val="0"/>
-          <w:color w:val="000000"/>
-          <w:sz w:val="20"/>
-          <w:u w:val="none"/>
-        </w:rPr>
-        <w:t>YEAR/MONTH</w:t>
-      </w:r>
-      <w:r>
-        <w:rPr>
-          <w:rFonts w:ascii="Arial" w:hAnsi="Arial" w:eastAsia="Arial" w:cs="Arial"/>
-          <w:b w:val="0"/>
-          <w:color w:val="000000"/>
-          <w:sz w:val="20"/>
-          <w:u w:val="none"/>
-        </w:rPr>
-        <w:t xml:space="preserve"> plan drives from </w:t>
-      </w:r>
-      <w:r>
-        <w:rPr>
-          <w:rFonts w:ascii="Consolas" w:hAnsi="Consolas" w:eastAsia="Arial" w:cs="Arial"/>
-          <w:b w:val="0"/>
-          <w:color w:val="000000"/>
-          <w:sz w:val="20"/>
-          <w:u w:val="none"/>
-        </w:rPr>
-        <w:t>pos_discount_types</w:t>
-      </w:r>
-      <w:r>
-        <w:rPr>
-          <w:rFonts w:ascii="Arial" w:hAnsi="Arial" w:eastAsia="Arial" w:cs="Arial"/>
-          <w:b w:val="0"/>
-          <w:color w:val="000000"/>
-          <w:sz w:val="20"/>
-          <w:u w:val="none"/>
-        </w:rPr>
-        <w:t xml:space="preserve"> / type index over discounts instead of </w:t>
-      </w:r>
-      <w:r>
-        <w:rPr>
-          <w:rFonts w:ascii="Consolas" w:hAnsi="Consolas" w:eastAsia="Arial" w:cs="Arial"/>
-          <w:b w:val="0"/>
-          <w:color w:val="000000"/>
-          <w:sz w:val="20"/>
-          <w:u w:val="none"/>
-        </w:rPr>
-        <w:t>outlet_date</w:t>
-      </w:r>
-      <w:r>
-        <w:rPr>
-          <w:rFonts w:ascii="Arial" w:hAnsi="Arial" w:eastAsia="Arial" w:cs="Arial"/>
-          <w:b w:val="0"/>
-          <w:color w:val="000000"/>
-          <w:sz w:val="20"/>
-          <w:u w:val="none"/>
-        </w:rPr>
-        <w:t xml:space="preserve"> range on </w:t>
-      </w:r>
-      <w:r>
-        <w:rPr>
-          <w:rFonts w:ascii="Consolas" w:hAnsi="Consolas" w:eastAsia="Arial" w:cs="Arial"/>
-          <w:b w:val="0"/>
-          <w:color w:val="000000"/>
-          <w:sz w:val="20"/>
-          <w:u w:val="none"/>
-        </w:rPr>
-        <w:t>pos_business_days</w:t>
-      </w:r>
-      <w:r>
-        <w:rPr>
-          <w:rFonts w:ascii="Arial" w:hAnsi="Arial" w:eastAsia="Arial" w:cs="Arial"/>
-          <w:b w:val="0"/>
-          <w:color w:val="000000"/>
-          <w:sz w:val="20"/>
-          <w:u w:val="none"/>
-        </w:rPr>
-        <w:t>.</w:t>
-      </w:r>
-    </w:p>
-    <w:p>
-      <w:pPr>
-        <w:spacing w:before="0" w:after="40"/>
-        <w:ind w:left="360" w:hanging="240"/>
-      </w:pPr>
-      <w:r>
-        <w:rPr>
-          <w:rFonts w:ascii="Arial" w:hAnsi="Arial" w:eastAsia="Arial" w:cs="Arial"/>
-          <w:b w:val="0"/>
-          <w:color w:val="000000"/>
-          <w:sz w:val="20"/>
-          <w:u w:val="none"/>
-        </w:rPr>
-        <w:t>• Support ticket: report not able to generate (timeout / long load).</w:t>
-      </w:r>
-    </w:p>
-    <w:p>
-      <w:pPr>
-        <w:spacing w:before="160" w:after="80"/>
-      </w:pPr>
-      <w:r>
-        <w:rPr>
-          <w:rFonts w:ascii="Arial" w:hAnsi="Arial" w:eastAsia="Arial" w:cs="Arial"/>
-          <w:b/>
-          <w:color w:val="001EFF"/>
-          <w:sz w:val="24"/>
-          <w:u w:val="none"/>
-        </w:rPr>
-        <w:t>Fix Direction (Implemented)</w:t>
-      </w:r>
-    </w:p>
-    <w:p>
-      <w:pPr>
-        <w:spacing w:before="0" w:after="40"/>
-        <w:ind w:left="360" w:hanging="240"/>
-      </w:pPr>
-      <w:r>
-        <w:rPr>
-          <w:rFonts w:ascii="Arial" w:hAnsi="Arial" w:eastAsia="Arial" w:cs="Arial"/>
-          <w:b w:val="0"/>
-          <w:color w:val="000000"/>
-          <w:sz w:val="20"/>
-          <w:u w:val="none"/>
-        </w:rPr>
-        <w:t xml:space="preserve">• </w:t>
-      </w:r>
-      <w:r>
-        <w:rPr>
-          <w:rFonts w:ascii="Arial" w:hAnsi="Arial" w:eastAsia="Arial" w:cs="Arial"/>
-          <w:b/>
-          <w:color w:val="000000"/>
-          <w:sz w:val="20"/>
-          <w:u w:val="none"/>
-        </w:rPr>
-        <w:t>Primary</w:t>
-      </w:r>
-      <w:r>
-        <w:rPr>
-          <w:rFonts w:ascii="Arial" w:hAnsi="Arial" w:eastAsia="Arial" w:cs="Arial"/>
-          <w:b w:val="0"/>
-          <w:color w:val="000000"/>
-          <w:sz w:val="20"/>
-          <w:u w:val="none"/>
-        </w:rPr>
-        <w:t xml:space="preserve"> - remove correlated </w:t>
-      </w:r>
-      <w:r>
-        <w:rPr>
-          <w:rFonts w:ascii="Consolas" w:hAnsi="Consolas" w:eastAsia="Arial" w:cs="Arial"/>
-          <w:b w:val="0"/>
-          <w:color w:val="000000"/>
-          <w:sz w:val="20"/>
-          <w:u w:val="none"/>
-        </w:rPr>
-        <w:t>incl_sc</w:t>
-      </w:r>
-      <w:r>
-        <w:rPr>
-          <w:rFonts w:ascii="Arial" w:hAnsi="Arial" w:eastAsia="Arial" w:cs="Arial"/>
-          <w:b w:val="0"/>
-          <w:color w:val="000000"/>
-          <w:sz w:val="20"/>
-          <w:u w:val="none"/>
-        </w:rPr>
-        <w:t xml:space="preserve">: replace with a </w:t>
-      </w:r>
-      <w:r>
-        <w:rPr>
-          <w:rFonts w:ascii="Consolas" w:hAnsi="Consolas" w:eastAsia="Arial" w:cs="Arial"/>
-          <w:b w:val="0"/>
-          <w:color w:val="000000"/>
-          <w:sz w:val="20"/>
-          <w:u w:val="none"/>
-        </w:rPr>
-        <w:t>LEFT JOIN</w:t>
-      </w:r>
-      <w:r>
-        <w:rPr>
-          <w:rFonts w:ascii="Arial" w:hAnsi="Arial" w:eastAsia="Arial" w:cs="Arial"/>
-          <w:b w:val="0"/>
-          <w:color w:val="000000"/>
-          <w:sz w:val="20"/>
-          <w:u w:val="none"/>
-        </w:rPr>
-        <w:t xml:space="preserve"> pre-aggregate (or move </w:t>
-      </w:r>
-      <w:r>
-        <w:rPr>
-          <w:rFonts w:ascii="Consolas" w:hAnsi="Consolas" w:eastAsia="Arial" w:cs="Arial"/>
-          <w:b w:val="0"/>
-          <w:color w:val="000000"/>
-          <w:sz w:val="20"/>
-          <w:u w:val="none"/>
-        </w:rPr>
-        <w:t>incl_sc</w:t>
-      </w:r>
-      <w:r>
-        <w:rPr>
-          <w:rFonts w:ascii="Arial" w:hAnsi="Arial" w:eastAsia="Arial" w:cs="Arial"/>
-          <w:b w:val="0"/>
-          <w:color w:val="000000"/>
-          <w:sz w:val="20"/>
-          <w:u w:val="none"/>
-        </w:rPr>
-        <w:t xml:space="preserve"> into a Script/map dataset keyed by </w:t>
-      </w:r>
-      <w:r>
-        <w:rPr>
-          <w:rFonts w:ascii="Consolas" w:hAnsi="Consolas" w:eastAsia="Arial" w:cs="Arial"/>
-          <w:b w:val="0"/>
-          <w:color w:val="000000"/>
-          <w:sz w:val="20"/>
-          <w:u w:val="none"/>
-        </w:rPr>
-        <w:t>citm_id</w:t>
-      </w:r>
-      <w:r>
-        <w:rPr>
-          <w:rFonts w:ascii="Arial" w:hAnsi="Arial" w:eastAsia="Arial" w:cs="Arial"/>
-          <w:b w:val="0"/>
-          <w:color w:val="000000"/>
-          <w:sz w:val="20"/>
-          <w:u w:val="none"/>
-        </w:rPr>
-        <w:t>).</w:t>
-      </w:r>
-    </w:p>
-    <w:p>
-      <w:pPr>
-        <w:spacing w:before="0" w:after="40"/>
-        <w:ind w:left="360" w:hanging="240"/>
-      </w:pPr>
-      <w:r>
-        <w:rPr>
-          <w:rFonts w:ascii="Arial" w:hAnsi="Arial" w:eastAsia="Arial" w:cs="Arial"/>
-          <w:b w:val="0"/>
-          <w:color w:val="000000"/>
-          <w:sz w:val="20"/>
-          <w:u w:val="none"/>
-        </w:rPr>
-        <w:t xml:space="preserve">• </w:t>
-      </w:r>
-      <w:r>
-        <w:rPr>
-          <w:rFonts w:ascii="Arial" w:hAnsi="Arial" w:eastAsia="Arial" w:cs="Arial"/>
-          <w:b/>
-          <w:color w:val="000000"/>
-          <w:sz w:val="20"/>
-          <w:u w:val="none"/>
-        </w:rPr>
-        <w:t>Discount reference / reason</w:t>
-      </w:r>
-      <w:r>
-        <w:rPr>
-          <w:rFonts w:ascii="Arial" w:hAnsi="Arial" w:eastAsia="Arial" w:cs="Arial"/>
-          <w:b w:val="0"/>
-          <w:color w:val="000000"/>
-          <w:sz w:val="20"/>
-          <w:u w:val="none"/>
-        </w:rPr>
-        <w:t xml:space="preserve">: prefer direct </w:t>
-      </w:r>
-      <w:r>
-        <w:rPr>
-          <w:rFonts w:ascii="Consolas" w:hAnsi="Consolas" w:eastAsia="Arial" w:cs="Arial"/>
-          <w:b w:val="0"/>
-          <w:color w:val="000000"/>
-          <w:sz w:val="20"/>
-          <w:u w:val="none"/>
-        </w:rPr>
-        <w:t>LEFT JOIN pos_check_extra_infos ON ckei_cdis_id = cdis_id AND ckei_section/variable ...</w:t>
-      </w:r>
-      <w:r>
-        <w:rPr>
-          <w:rFonts w:ascii="Arial" w:hAnsi="Arial" w:eastAsia="Arial" w:cs="Arial"/>
-          <w:b w:val="0"/>
-          <w:color w:val="000000"/>
-          <w:sz w:val="20"/>
-          <w:u w:val="none"/>
-        </w:rPr>
-        <w:t xml:space="preserve"> (index discount on </w:t>
-      </w:r>
-      <w:r>
-        <w:rPr>
-          <w:rFonts w:ascii="Consolas" w:hAnsi="Consolas" w:eastAsia="Arial" w:cs="Arial"/>
-          <w:b w:val="0"/>
-          <w:color w:val="000000"/>
-          <w:sz w:val="20"/>
-          <w:u w:val="none"/>
-        </w:rPr>
-        <w:t>ckei_cdis_id</w:t>
-      </w:r>
-      <w:r>
-        <w:rPr>
-          <w:rFonts w:ascii="Arial" w:hAnsi="Arial" w:eastAsia="Arial" w:cs="Arial"/>
-          <w:b w:val="0"/>
-          <w:color w:val="000000"/>
-          <w:sz w:val="20"/>
-          <w:u w:val="none"/>
-        </w:rPr>
-        <w:t xml:space="preserve">) with </w:t>
-      </w:r>
-      <w:r>
-        <w:rPr>
-          <w:rFonts w:ascii="Consolas" w:hAnsi="Consolas" w:eastAsia="Arial" w:cs="Arial"/>
-          <w:b w:val="0"/>
-          <w:color w:val="000000"/>
-          <w:sz w:val="20"/>
-          <w:u w:val="none"/>
-        </w:rPr>
-        <w:t>GROUP_CONCAT</w:t>
-      </w:r>
-      <w:r>
-        <w:rPr>
-          <w:rFonts w:ascii="Arial" w:hAnsi="Arial" w:eastAsia="Arial" w:cs="Arial"/>
-          <w:b w:val="0"/>
-          <w:color w:val="000000"/>
-          <w:sz w:val="20"/>
-          <w:u w:val="none"/>
-        </w:rPr>
-        <w:t xml:space="preserve"> in the outer query, or one scoped derived table without re-joining all checks/bdays. Reason id -&gt; name: </w:t>
-      </w:r>
-      <w:r>
-        <w:rPr>
-          <w:rFonts w:ascii="Consolas" w:hAnsi="Consolas" w:eastAsia="Arial" w:cs="Arial"/>
-          <w:b w:val="0"/>
-          <w:color w:val="000000"/>
-          <w:sz w:val="20"/>
-          <w:u w:val="none"/>
-        </w:rPr>
-        <w:t>LEFT JOIN pos_discount_reasons ON dirs_id = ckei_value</w:t>
-      </w:r>
-      <w:r>
-        <w:rPr>
-          <w:rFonts w:ascii="Arial" w:hAnsi="Arial" w:eastAsia="Arial" w:cs="Arial"/>
-          <w:b w:val="0"/>
-          <w:color w:val="000000"/>
-          <w:sz w:val="20"/>
-          <w:u w:val="none"/>
-        </w:rPr>
-        <w:t xml:space="preserve"> instead of scalar subquery in </w:t>
-      </w:r>
-      <w:r>
-        <w:rPr>
-          <w:rFonts w:ascii="Consolas" w:hAnsi="Consolas" w:eastAsia="Arial" w:cs="Arial"/>
-          <w:b w:val="0"/>
-          <w:color w:val="000000"/>
-          <w:sz w:val="20"/>
-          <w:u w:val="none"/>
-        </w:rPr>
-        <w:t>CASE</w:t>
-      </w:r>
-      <w:r>
-        <w:rPr>
-          <w:rFonts w:ascii="Arial" w:hAnsi="Arial" w:eastAsia="Arial" w:cs="Arial"/>
-          <w:b w:val="0"/>
-          <w:color w:val="000000"/>
-          <w:sz w:val="20"/>
-          <w:u w:val="none"/>
-        </w:rPr>
-        <w:t>.</w:t>
-      </w:r>
-    </w:p>
-    <w:p>
-      <w:pPr>
-        <w:spacing w:before="0" w:after="40"/>
-        <w:ind w:left="360" w:hanging="240"/>
-      </w:pPr>
-      <w:r>
-        <w:rPr>
-          <w:rFonts w:ascii="Arial" w:hAnsi="Arial" w:eastAsia="Arial" w:cs="Arial"/>
-          <w:b w:val="0"/>
-          <w:color w:val="000000"/>
-          <w:sz w:val="20"/>
-          <w:u w:val="none"/>
-        </w:rPr>
-        <w:t xml:space="preserve">• </w:t>
-      </w:r>
-      <w:r>
-        <w:rPr>
-          <w:rFonts w:ascii="Consolas" w:hAnsi="Consolas" w:eastAsia="Arial" w:cs="Arial"/>
-          <w:b/>
-          <w:color w:val="000000"/>
-          <w:sz w:val="20"/>
-          <w:u w:val="none"/>
-        </w:rPr>
-        <w:t>last_month</w:t>
-      </w:r>
-      <w:r>
-        <w:rPr>
-          <w:rFonts w:ascii="Arial" w:hAnsi="Arial" w:eastAsia="Arial" w:cs="Arial"/>
-          <w:b w:val="0"/>
-          <w:color w:val="000000"/>
-          <w:sz w:val="20"/>
-          <w:u w:val="none"/>
-        </w:rPr>
-        <w:t xml:space="preserve">: replace </w:t>
-      </w:r>
-      <w:r>
-        <w:rPr>
-          <w:rFonts w:ascii="Consolas" w:hAnsi="Consolas" w:eastAsia="Arial" w:cs="Arial"/>
-          <w:b w:val="0"/>
-          <w:color w:val="000000"/>
-          <w:sz w:val="20"/>
-          <w:u w:val="none"/>
-        </w:rPr>
-        <w:t>YEAR/MONTH</w:t>
-      </w:r>
-      <w:r>
-        <w:rPr>
-          <w:rFonts w:ascii="Arial" w:hAnsi="Arial" w:eastAsia="Arial" w:cs="Arial"/>
-          <w:b w:val="0"/>
-          <w:color w:val="000000"/>
-          <w:sz w:val="20"/>
-          <w:u w:val="none"/>
-        </w:rPr>
-        <w:t xml:space="preserve"> with </w:t>
-      </w:r>
-      <w:r>
-        <w:rPr>
-          <w:rFonts w:ascii="Consolas" w:hAnsi="Consolas" w:eastAsia="Arial" w:cs="Arial"/>
-          <w:b w:val="0"/>
-          <w:color w:val="000000"/>
-          <w:sz w:val="20"/>
-          <w:u w:val="none"/>
-        </w:rPr>
-        <w:t>bday_date &gt;= '&lt;first_day&gt;' AND bday_date &lt;= '&lt;last_day&gt;'</w:t>
-      </w:r>
-      <w:r>
-        <w:rPr>
-          <w:rFonts w:ascii="Arial" w:hAnsi="Arial" w:eastAsia="Arial" w:cs="Arial"/>
-          <w:b w:val="0"/>
-          <w:color w:val="000000"/>
-          <w:sz w:val="20"/>
-          <w:u w:val="none"/>
-        </w:rPr>
-        <w:t xml:space="preserve"> in </w:t>
-      </w:r>
-      <w:r>
-        <w:rPr>
-          <w:rFonts w:ascii="Consolas" w:hAnsi="Consolas" w:eastAsia="Arial" w:cs="Arial"/>
-          <w:b w:val="0"/>
-          <w:color w:val="000000"/>
-          <w:sz w:val="20"/>
-          <w:u w:val="none"/>
-        </w:rPr>
-        <w:t>CheckDiscountsItems</w:t>
-      </w:r>
-      <w:r>
-        <w:rPr>
-          <w:rFonts w:ascii="Arial" w:hAnsi="Arial" w:eastAsia="Arial" w:cs="Arial"/>
-          <w:b w:val="0"/>
-          <w:color w:val="000000"/>
-          <w:sz w:val="20"/>
-          <w:u w:val="none"/>
-        </w:rPr>
-        <w:t xml:space="preserve">, </w:t>
-      </w:r>
-      <w:r>
-        <w:rPr>
-          <w:rFonts w:ascii="Consolas" w:hAnsi="Consolas" w:eastAsia="Arial" w:cs="Arial"/>
-          <w:b w:val="0"/>
-          <w:color w:val="000000"/>
-          <w:sz w:val="20"/>
-          <w:u w:val="none"/>
-        </w:rPr>
-        <w:t>CheckNumber</w:t>
-      </w:r>
-      <w:r>
-        <w:rPr>
-          <w:rFonts w:ascii="Arial" w:hAnsi="Arial" w:eastAsia="Arial" w:cs="Arial"/>
-          <w:b w:val="0"/>
-          <w:color w:val="000000"/>
-          <w:sz w:val="20"/>
-          <w:u w:val="none"/>
-        </w:rPr>
-        <w:t xml:space="preserve">, </w:t>
-      </w:r>
-      <w:r>
-        <w:rPr>
-          <w:rFonts w:ascii="Consolas" w:hAnsi="Consolas" w:eastAsia="Arial" w:cs="Arial"/>
-          <w:b w:val="0"/>
-          <w:color w:val="000000"/>
-          <w:sz w:val="20"/>
-          <w:u w:val="none"/>
-        </w:rPr>
-        <w:t>sBizDays</w:t>
-      </w:r>
-      <w:r>
-        <w:rPr>
-          <w:rFonts w:ascii="Arial" w:hAnsi="Arial" w:eastAsia="Arial" w:cs="Arial"/>
-          <w:b w:val="0"/>
-          <w:color w:val="000000"/>
-          <w:sz w:val="20"/>
-          <w:u w:val="none"/>
-        </w:rPr>
-        <w:t>.</w:t>
-      </w:r>
-    </w:p>
-    <w:p>
-      <w:pPr>
-        <w:spacing w:before="0" w:after="40"/>
-        <w:ind w:left="360" w:hanging="240"/>
-      </w:pPr>
-      <w:r>
-        <w:rPr>
-          <w:rFonts w:ascii="Arial" w:hAnsi="Arial" w:eastAsia="Arial" w:cs="Arial"/>
-          <w:b w:val="0"/>
-          <w:color w:val="000000"/>
-          <w:sz w:val="20"/>
-          <w:u w:val="none"/>
-        </w:rPr>
-        <w:t xml:space="preserve">• </w:t>
-      </w:r>
-      <w:r>
-        <w:rPr>
-          <w:rFonts w:ascii="Arial" w:hAnsi="Arial" w:eastAsia="Arial" w:cs="Arial"/>
-          <w:b/>
-          <w:color w:val="000000"/>
-          <w:sz w:val="20"/>
-          <w:u w:val="none"/>
-        </w:rPr>
-        <w:t>Optionally</w:t>
-      </w:r>
-      <w:r>
-        <w:rPr>
-          <w:rFonts w:ascii="Arial" w:hAnsi="Arial" w:eastAsia="Arial" w:cs="Arial"/>
-          <w:b w:val="0"/>
-          <w:color w:val="000000"/>
-          <w:sz w:val="20"/>
-          <w:u w:val="none"/>
-        </w:rPr>
-        <w:t xml:space="preserve"> validate numeric IN-lists before concatenation.</w:t>
-      </w:r>
-    </w:p>
-    <w:p>
-      <w:pPr>
-        <w:spacing w:before="160" w:after="80"/>
-      </w:pPr>
-      <w:r>
-        <w:rPr>
-          <w:rFonts w:ascii="Arial" w:hAnsi="Arial" w:eastAsia="Arial" w:cs="Arial"/>
-          <w:b/>
-          <w:color w:val="001EFF"/>
-          <w:sz w:val="24"/>
-          <w:u w:val="none"/>
-        </w:rPr>
-        <w:t>Expected Result (After Fix)</w:t>
-      </w:r>
-    </w:p>
-    <w:p>
-      <w:pPr>
-        <w:spacing w:before="0" w:after="40"/>
-        <w:ind w:left="360" w:hanging="240"/>
-      </w:pPr>
-      <w:r>
-        <w:rPr>
-          <w:rFonts w:ascii="Arial" w:hAnsi="Arial" w:eastAsia="Arial" w:cs="Arial"/>
-          <w:b w:val="0"/>
-          <w:color w:val="000000"/>
-          <w:sz w:val="20"/>
-          <w:u w:val="none"/>
-        </w:rPr>
-        <w:t>• Outer path stays date/outlet-driven (</w:t>
-      </w:r>
-      <w:r>
-        <w:rPr>
-          <w:rFonts w:ascii="Consolas" w:hAnsi="Consolas" w:eastAsia="Arial" w:cs="Arial"/>
-          <w:b w:val="0"/>
-          <w:color w:val="000000"/>
-          <w:sz w:val="20"/>
-          <w:u w:val="none"/>
-        </w:rPr>
-        <w:t>bday</w:t>
-      </w:r>
-      <w:r>
-        <w:rPr>
-          <w:rFonts w:ascii="Arial" w:hAnsi="Arial" w:eastAsia="Arial" w:cs="Arial"/>
-          <w:b w:val="0"/>
-          <w:color w:val="000000"/>
-          <w:sz w:val="20"/>
-          <w:u w:val="none"/>
-        </w:rPr>
-        <w:t xml:space="preserve"> -&gt; </w:t>
-      </w:r>
-      <w:r>
-        <w:rPr>
-          <w:rFonts w:ascii="Consolas" w:hAnsi="Consolas" w:eastAsia="Arial" w:cs="Arial"/>
-          <w:b w:val="0"/>
-          <w:color w:val="000000"/>
-          <w:sz w:val="20"/>
-          <w:u w:val="none"/>
-        </w:rPr>
-        <w:t>checks</w:t>
-      </w:r>
-      <w:r>
-        <w:rPr>
-          <w:rFonts w:ascii="Arial" w:hAnsi="Arial" w:eastAsia="Arial" w:cs="Arial"/>
-          <w:b w:val="0"/>
-          <w:color w:val="000000"/>
-          <w:sz w:val="20"/>
-          <w:u w:val="none"/>
-        </w:rPr>
-        <w:t xml:space="preserve"> -&gt; </w:t>
-      </w:r>
-      <w:r>
-        <w:rPr>
-          <w:rFonts w:ascii="Consolas" w:hAnsi="Consolas" w:eastAsia="Arial" w:cs="Arial"/>
-          <w:b w:val="0"/>
-          <w:color w:val="000000"/>
-          <w:sz w:val="20"/>
-          <w:u w:val="none"/>
-        </w:rPr>
-        <w:t>discounts</w:t>
-      </w:r>
-      <w:r>
-        <w:rPr>
-          <w:rFonts w:ascii="Arial" w:hAnsi="Arial" w:eastAsia="Arial" w:cs="Arial"/>
-          <w:b w:val="0"/>
-          <w:color w:val="000000"/>
-          <w:sz w:val="20"/>
-          <w:u w:val="none"/>
-        </w:rPr>
-        <w:t xml:space="preserve"> -&gt; </w:t>
-      </w:r>
-      <w:r>
-        <w:rPr>
-          <w:rFonts w:ascii="Consolas" w:hAnsi="Consolas" w:eastAsia="Arial" w:cs="Arial"/>
-          <w:b w:val="0"/>
-          <w:color w:val="000000"/>
-          <w:sz w:val="20"/>
-          <w:u w:val="none"/>
-        </w:rPr>
-        <w:t>discount items</w:t>
-      </w:r>
-      <w:r>
-        <w:rPr>
-          <w:rFonts w:ascii="Arial" w:hAnsi="Arial" w:eastAsia="Arial" w:cs="Arial"/>
-          <w:b w:val="0"/>
-          <w:color w:val="000000"/>
-          <w:sz w:val="20"/>
-          <w:u w:val="none"/>
-        </w:rPr>
-        <w:t xml:space="preserve"> -&gt; </w:t>
-      </w:r>
-      <w:r>
-        <w:rPr>
-          <w:rFonts w:ascii="Consolas" w:hAnsi="Consolas" w:eastAsia="Arial" w:cs="Arial"/>
-          <w:b w:val="0"/>
-          <w:color w:val="000000"/>
-          <w:sz w:val="20"/>
-          <w:u w:val="none"/>
-        </w:rPr>
-        <w:t>items</w:t>
-      </w:r>
-      <w:r>
-        <w:rPr>
-          <w:rFonts w:ascii="Arial" w:hAnsi="Arial" w:eastAsia="Arial" w:cs="Arial"/>
-          <w:b w:val="0"/>
-          <w:color w:val="000000"/>
-          <w:sz w:val="20"/>
-          <w:u w:val="none"/>
-        </w:rPr>
-        <w:t xml:space="preserve">), without per-row correlated </w:t>
-      </w:r>
-      <w:r>
-        <w:rPr>
-          <w:rFonts w:ascii="Consolas" w:hAnsi="Consolas" w:eastAsia="Arial" w:cs="Arial"/>
-          <w:b w:val="0"/>
-          <w:color w:val="000000"/>
-          <w:sz w:val="20"/>
-          <w:u w:val="none"/>
-        </w:rPr>
-        <w:t>incl_sc</w:t>
-      </w:r>
-      <w:r>
-        <w:rPr>
-          <w:rFonts w:ascii="Arial" w:hAnsi="Arial" w:eastAsia="Arial" w:cs="Arial"/>
-          <w:b w:val="0"/>
-          <w:color w:val="000000"/>
-          <w:sz w:val="20"/>
-          <w:u w:val="none"/>
-        </w:rPr>
-        <w:t xml:space="preserve"> scans when a join aggregate is possible.</w:t>
-      </w:r>
-    </w:p>
-    <w:p>
-      <w:pPr>
-        <w:spacing w:before="0" w:after="40"/>
-        <w:ind w:left="360" w:hanging="240"/>
-      </w:pPr>
-      <w:r>
-        <w:rPr>
-          <w:rFonts w:ascii="Arial" w:hAnsi="Arial" w:eastAsia="Arial" w:cs="Arial"/>
-          <w:b w:val="0"/>
-          <w:color w:val="000000"/>
-          <w:sz w:val="20"/>
-          <w:u w:val="none"/>
-        </w:rPr>
-        <w:t xml:space="preserve">• Discount reference / reason joins </w:t>
-      </w:r>
-      <w:r>
-        <w:rPr>
-          <w:rFonts w:ascii="Consolas" w:hAnsi="Consolas" w:eastAsia="Arial" w:cs="Arial"/>
-          <w:b w:val="0"/>
-          <w:color w:val="000000"/>
-          <w:sz w:val="20"/>
-          <w:u w:val="none"/>
-        </w:rPr>
-        <w:t>pos_check_extra_infos</w:t>
-      </w:r>
-      <w:r>
-        <w:rPr>
-          <w:rFonts w:ascii="Arial" w:hAnsi="Arial" w:eastAsia="Arial" w:cs="Arial"/>
-          <w:b w:val="0"/>
-          <w:color w:val="000000"/>
-          <w:sz w:val="20"/>
-          <w:u w:val="none"/>
-        </w:rPr>
-        <w:t xml:space="preserve"> once (via </w:t>
-      </w:r>
-      <w:r>
-        <w:rPr>
-          <w:rFonts w:ascii="Consolas" w:hAnsi="Consolas" w:eastAsia="Arial" w:cs="Arial"/>
-          <w:b w:val="0"/>
-          <w:color w:val="000000"/>
-          <w:sz w:val="20"/>
-          <w:u w:val="none"/>
-        </w:rPr>
-        <w:t>ckei_cdis_id</w:t>
-      </w:r>
-      <w:r>
-        <w:rPr>
-          <w:rFonts w:ascii="Arial" w:hAnsi="Arial" w:eastAsia="Arial" w:cs="Arial"/>
-          <w:b w:val="0"/>
-          <w:color w:val="000000"/>
-          <w:sz w:val="20"/>
-          <w:u w:val="none"/>
-        </w:rPr>
-        <w:t xml:space="preserve"> / scoped map), not re-scan all checks in range inside a derived table.</w:t>
-      </w:r>
-    </w:p>
-    <w:p>
-      <w:pPr>
-        <w:spacing w:before="0" w:after="40"/>
-        <w:ind w:left="360" w:hanging="240"/>
-      </w:pPr>
-      <w:r>
-        <w:rPr>
-          <w:rFonts w:ascii="Arial" w:hAnsi="Arial" w:eastAsia="Arial" w:cs="Arial"/>
-          <w:b w:val="0"/>
-          <w:color w:val="000000"/>
-          <w:sz w:val="20"/>
-          <w:u w:val="none"/>
-        </w:rPr>
-        <w:t xml:space="preserve">• </w:t>
-      </w:r>
-      <w:r>
-        <w:rPr>
-          <w:rFonts w:ascii="Consolas" w:hAnsi="Consolas" w:eastAsia="Arial" w:cs="Arial"/>
-          <w:b w:val="0"/>
-          <w:color w:val="000000"/>
-          <w:sz w:val="20"/>
-          <w:u w:val="none"/>
-        </w:rPr>
-        <w:t>last_month</w:t>
-      </w:r>
-      <w:r>
-        <w:rPr>
-          <w:rFonts w:ascii="Arial" w:hAnsi="Arial" w:eastAsia="Arial" w:cs="Arial"/>
-          <w:b w:val="0"/>
-          <w:color w:val="000000"/>
-          <w:sz w:val="20"/>
-          <w:u w:val="none"/>
-        </w:rPr>
-        <w:t xml:space="preserve"> uses a SARGable range on </w:t>
-      </w:r>
-      <w:r>
-        <w:rPr>
-          <w:rFonts w:ascii="Consolas" w:hAnsi="Consolas" w:eastAsia="Arial" w:cs="Arial"/>
-          <w:b w:val="0"/>
-          <w:color w:val="000000"/>
-          <w:sz w:val="20"/>
-          <w:u w:val="none"/>
-        </w:rPr>
-        <w:t>bday_date</w:t>
-      </w:r>
-      <w:r>
-        <w:rPr>
-          <w:rFonts w:ascii="Arial" w:hAnsi="Arial" w:eastAsia="Arial" w:cs="Arial"/>
-          <w:b w:val="0"/>
-          <w:color w:val="000000"/>
-          <w:sz w:val="20"/>
-          <w:u w:val="none"/>
-        </w:rPr>
-        <w:t xml:space="preserve"> (same shape as </w:t>
-      </w:r>
-      <w:r>
-        <w:rPr>
-          <w:rFonts w:ascii="Consolas" w:hAnsi="Consolas" w:eastAsia="Arial" w:cs="Arial"/>
-          <w:b w:val="0"/>
-          <w:color w:val="000000"/>
-          <w:sz w:val="20"/>
-          <w:u w:val="none"/>
-        </w:rPr>
-        <w:t>specified</w:t>
-      </w:r>
-      <w:r>
-        <w:rPr>
-          <w:rFonts w:ascii="Arial" w:hAnsi="Arial" w:eastAsia="Arial" w:cs="Arial"/>
-          <w:b w:val="0"/>
-          <w:color w:val="000000"/>
-          <w:sz w:val="20"/>
-          <w:u w:val="none"/>
-        </w:rPr>
-        <w:t>).</w:t>
+        <w:t>The fix replaces the correlated incl_sc subquery with a LEFT JOIN pre-aggregate (or a Script/map dataset keyed by citm_id), joins pos_check_extra_infos once (via ckei_cdis_id) using GROUP_CONCAT for multiple references, joins pos_discount_reasons directly for the reason name, and replaces YEAR/MONTH with a SARGable bday_date range for last_month. This case does not add or remove report parameters and does not change field definitions.</w:t>
       </w:r>
     </w:p>
     <w:p>
@@ -2263,7 +631,7 @@
                 <w:sz w:val="18"/>
                 <w:u w:val="none"/>
               </w:rPr>
-              <w:t>Select the business date scope of the report (single-select). Settings: Go to Platform: System Management &gt; System Configuration &gt; Report &gt; Query Configuration: Maximum Query Days, Default: Empty, No Limit</w:t>
+              <w:t>Select the business date scope of the report (single-select); Begin Date and End Date are enabled when 'Specified As Below' is selected. The last_month scope is one of the optimized paths. Settings: Go to Platform: System Management &gt; System Configuration &gt; Report &gt; Query Configuration: Maximum Query Days, Default: Empty, No Limit</w:t>
             </w:r>
           </w:p>
         </w:tc>
@@ -2306,178 +674,6 @@
                 <w:u w:val="none"/>
               </w:rPr>
               <w:t>Current Business Day</w:t>
-            </w:r>
-          </w:p>
-        </w:tc>
-      </w:tr>
-      <w:tr>
-        <w:tc>
-          <w:tcPr>
-            <w:tcW w:type="dxa" w:w="2160"/>
-          </w:tcPr>
-          <w:p>
-            <w:pPr>
-              <w:spacing w:before="0" w:after="20"/>
-            </w:pPr>
-            <w:r/>
-            <w:r>
-              <w:rPr>
-                <w:rFonts w:ascii="Arial" w:hAnsi="Arial" w:eastAsia="Arial" w:cs="Arial"/>
-                <w:b w:val="0"/>
-                <w:color w:val="000000"/>
-                <w:sz w:val="18"/>
-                <w:u w:val="none"/>
-              </w:rPr>
-              <w:t>Begin Date</w:t>
-            </w:r>
-          </w:p>
-        </w:tc>
-        <w:tc>
-          <w:tcPr>
-            <w:tcW w:type="dxa" w:w="2160"/>
-          </w:tcPr>
-          <w:p>
-            <w:pPr>
-              <w:spacing w:before="0" w:after="20"/>
-            </w:pPr>
-            <w:r/>
-            <w:r>
-              <w:rPr>
-                <w:rFonts w:ascii="Arial" w:hAnsi="Arial" w:eastAsia="Arial" w:cs="Arial"/>
-                <w:b w:val="0"/>
-                <w:color w:val="000000"/>
-                <w:sz w:val="18"/>
-                <w:u w:val="none"/>
-              </w:rPr>
-              <w:t>Specify the begin business date, format CCYY-MM-DD; enabled when Date Type = 'Specified As Below'</w:t>
-            </w:r>
-          </w:p>
-        </w:tc>
-        <w:tc>
-          <w:tcPr>
-            <w:tcW w:type="dxa" w:w="2160"/>
-          </w:tcPr>
-          <w:p>
-            <w:pPr>
-              <w:spacing w:before="0" w:after="20"/>
-            </w:pPr>
-            <w:r/>
-            <w:r>
-              <w:rPr>
-                <w:rFonts w:ascii="Arial" w:hAnsi="Arial" w:eastAsia="Arial" w:cs="Arial"/>
-                <w:b w:val="0"/>
-                <w:color w:val="000000"/>
-                <w:sz w:val="18"/>
-                <w:u w:val="none"/>
-              </w:rPr>
-              <w:t>-</w:t>
-            </w:r>
-          </w:p>
-        </w:tc>
-        <w:tc>
-          <w:tcPr>
-            <w:tcW w:type="dxa" w:w="2160"/>
-          </w:tcPr>
-          <w:p>
-            <w:pPr>
-              <w:spacing w:before="0" w:after="20"/>
-            </w:pPr>
-            <w:r/>
-            <w:r>
-              <w:rPr>
-                <w:rFonts w:ascii="Arial" w:hAnsi="Arial" w:eastAsia="Arial" w:cs="Arial"/>
-                <w:b w:val="0"/>
-                <w:color w:val="000000"/>
-                <w:sz w:val="18"/>
-                <w:u w:val="none"/>
-              </w:rPr>
-              <w:t>-</w:t>
-            </w:r>
-          </w:p>
-        </w:tc>
-      </w:tr>
-      <w:tr>
-        <w:tc>
-          <w:tcPr>
-            <w:tcW w:type="dxa" w:w="2160"/>
-          </w:tcPr>
-          <w:p>
-            <w:pPr>
-              <w:spacing w:before="0" w:after="20"/>
-            </w:pPr>
-            <w:r/>
-            <w:r>
-              <w:rPr>
-                <w:rFonts w:ascii="Arial" w:hAnsi="Arial" w:eastAsia="Arial" w:cs="Arial"/>
-                <w:b w:val="0"/>
-                <w:color w:val="000000"/>
-                <w:sz w:val="18"/>
-                <w:u w:val="none"/>
-              </w:rPr>
-              <w:t>End Date</w:t>
-            </w:r>
-          </w:p>
-        </w:tc>
-        <w:tc>
-          <w:tcPr>
-            <w:tcW w:type="dxa" w:w="2160"/>
-          </w:tcPr>
-          <w:p>
-            <w:pPr>
-              <w:spacing w:before="0" w:after="20"/>
-            </w:pPr>
-            <w:r/>
-            <w:r>
-              <w:rPr>
-                <w:rFonts w:ascii="Arial" w:hAnsi="Arial" w:eastAsia="Arial" w:cs="Arial"/>
-                <w:b w:val="0"/>
-                <w:color w:val="000000"/>
-                <w:sz w:val="18"/>
-                <w:u w:val="none"/>
-              </w:rPr>
-              <w:t>Specify the end business date, format CCYY-MM-DD; enabled when Date Type = 'Specified As Below'</w:t>
-            </w:r>
-          </w:p>
-        </w:tc>
-        <w:tc>
-          <w:tcPr>
-            <w:tcW w:type="dxa" w:w="2160"/>
-          </w:tcPr>
-          <w:p>
-            <w:pPr>
-              <w:spacing w:before="0" w:after="20"/>
-            </w:pPr>
-            <w:r/>
-            <w:r>
-              <w:rPr>
-                <w:rFonts w:ascii="Arial" w:hAnsi="Arial" w:eastAsia="Arial" w:cs="Arial"/>
-                <w:b w:val="0"/>
-                <w:color w:val="000000"/>
-                <w:sz w:val="18"/>
-                <w:u w:val="none"/>
-              </w:rPr>
-              <w:t>-</w:t>
-            </w:r>
-          </w:p>
-        </w:tc>
-        <w:tc>
-          <w:tcPr>
-            <w:tcW w:type="dxa" w:w="2160"/>
-          </w:tcPr>
-          <w:p>
-            <w:pPr>
-              <w:spacing w:before="0" w:after="20"/>
-            </w:pPr>
-            <w:r/>
-            <w:r>
-              <w:rPr>
-                <w:rFonts w:ascii="Arial" w:hAnsi="Arial" w:eastAsia="Arial" w:cs="Arial"/>
-                <w:b w:val="0"/>
-                <w:color w:val="000000"/>
-                <w:sz w:val="18"/>
-                <w:u w:val="none"/>
-              </w:rPr>
-              <w:t>-</w:t>
             </w:r>
           </w:p>
         </w:tc>
@@ -2607,7 +803,7 @@
                 <w:sz w:val="18"/>
                 <w:u w:val="none"/>
               </w:rPr>
-              <w:t>Filter data by outlet(s) under the selected shop(s) (multi-select). Settings: Go to Platform: System Management &gt; System Configuration &gt; Report &gt; Format Configuration: Show Shop Short Name = Yes/No, Default: No</w:t>
+              <w:t>Filter data by outlet(s) under the selected shop(s) (multi-select), including multi-outlet (HQ) and busy single-outlet scenarios. Settings: Go to Platform: System Management &gt; System Configuration &gt; Report &gt; Format Configuration: Show Shop Short Name = Yes/No, Default: No</w:t>
             </w:r>
           </w:p>
         </w:tc>
@@ -2886,7 +1082,7 @@
                 <w:sz w:val="18"/>
                 <w:u w:val="none"/>
               </w:rPr>
-              <w:t>All, Revenue, Non-Revenue, Advance Order</w:t>
+              <w:t>All, Revenue, Non Revenue, Advance Order</w:t>
             </w:r>
           </w:p>
         </w:tc>
@@ -2930,7 +1126,7 @@
                 <w:sz w:val="18"/>
                 <w:u w:val="none"/>
               </w:rPr>
-              <w:t>Show Discount Reference</w:t>
+              <w:t>Discount Reference</w:t>
             </w:r>
           </w:p>
         </w:tc>
@@ -2951,7 +1147,7 @@
                 <w:sz w:val="18"/>
                 <w:u w:val="none"/>
               </w:rPr>
-              <w:t>Whether to show discount reference (single-select)</w:t>
+              <w:t>Enable the discount reference branch (sShowAllDiscountReference) that reads pos_check_extra_infos (ckei_variable = 'reference') (single-select)</w:t>
             </w:r>
           </w:p>
         </w:tc>
@@ -2972,7 +1168,7 @@
                 <w:sz w:val="18"/>
                 <w:u w:val="none"/>
               </w:rPr>
-              <w:t>Yes, No</w:t>
+              <w:t>Show, Hide</w:t>
             </w:r>
           </w:p>
         </w:tc>
@@ -2993,7 +1189,7 @@
                 <w:sz w:val="18"/>
                 <w:u w:val="none"/>
               </w:rPr>
-              <w:t>No</w:t>
+              <w:t>Hide</w:t>
             </w:r>
           </w:p>
         </w:tc>
@@ -3037,7 +1233,7 @@
                 <w:sz w:val="18"/>
                 <w:u w:val="none"/>
               </w:rPr>
-              <w:t>Whether to show discount reason (single-select)</w:t>
+              <w:t>Show the discount reason name from pos_discount_reasons in detail output (single-select)</w:t>
             </w:r>
           </w:p>
         </w:tc>
@@ -3058,7 +1254,7 @@
                 <w:sz w:val="18"/>
                 <w:u w:val="none"/>
               </w:rPr>
-              <w:t>Yes, No</w:t>
+              <w:t>Show, Hide</w:t>
             </w:r>
           </w:p>
         </w:tc>
@@ -3079,93 +1275,7 @@
                 <w:sz w:val="18"/>
                 <w:u w:val="none"/>
               </w:rPr>
-              <w:t>No</w:t>
-            </w:r>
-          </w:p>
-        </w:tc>
-      </w:tr>
-      <w:tr>
-        <w:tc>
-          <w:tcPr>
-            <w:tcW w:type="dxa" w:w="2160"/>
-          </w:tcPr>
-          <w:p>
-            <w:pPr>
-              <w:spacing w:before="0" w:after="20"/>
-            </w:pPr>
-            <w:r/>
-            <w:r>
-              <w:rPr>
-                <w:rFonts w:ascii="Arial" w:hAnsi="Arial" w:eastAsia="Arial" w:cs="Arial"/>
-                <w:b w:val="0"/>
-                <w:color w:val="000000"/>
-                <w:sz w:val="18"/>
-                <w:u w:val="none"/>
-              </w:rPr>
-              <w:t>Detail/Summary</w:t>
-            </w:r>
-          </w:p>
-        </w:tc>
-        <w:tc>
-          <w:tcPr>
-            <w:tcW w:type="dxa" w:w="2160"/>
-          </w:tcPr>
-          <w:p>
-            <w:pPr>
-              <w:spacing w:before="0" w:after="20"/>
-            </w:pPr>
-            <w:r/>
-            <w:r>
-              <w:rPr>
-                <w:rFonts w:ascii="Arial" w:hAnsi="Arial" w:eastAsia="Arial" w:cs="Arial"/>
-                <w:b w:val="0"/>
-                <w:color w:val="000000"/>
-                <w:sz w:val="18"/>
-                <w:u w:val="none"/>
-              </w:rPr>
-              <w:t>Display granularity (single-select)</w:t>
-            </w:r>
-          </w:p>
-        </w:tc>
-        <w:tc>
-          <w:tcPr>
-            <w:tcW w:type="dxa" w:w="2160"/>
-          </w:tcPr>
-          <w:p>
-            <w:pPr>
-              <w:spacing w:before="0" w:after="20"/>
-            </w:pPr>
-            <w:r/>
-            <w:r>
-              <w:rPr>
-                <w:rFonts w:ascii="Arial" w:hAnsi="Arial" w:eastAsia="Arial" w:cs="Arial"/>
-                <w:b w:val="0"/>
-                <w:color w:val="000000"/>
-                <w:sz w:val="18"/>
-                <w:u w:val="none"/>
-              </w:rPr>
-              <w:t>Detail, Summary</w:t>
-            </w:r>
-          </w:p>
-        </w:tc>
-        <w:tc>
-          <w:tcPr>
-            <w:tcW w:type="dxa" w:w="2160"/>
-          </w:tcPr>
-          <w:p>
-            <w:pPr>
-              <w:spacing w:before="0" w:after="20"/>
-            </w:pPr>
-            <w:r/>
-            <w:r>
-              <w:rPr>
-                <w:rFonts w:ascii="Arial" w:hAnsi="Arial" w:eastAsia="Arial" w:cs="Arial"/>
-                <w:b w:val="0"/>
-                <w:color w:val="000000"/>
-                <w:sz w:val="18"/>
-                <w:u w:val="none"/>
-              </w:rPr>
-              <w:t>Summary</w:t>
+              <w:t>Hide</w:t>
             </w:r>
           </w:p>
         </w:tc>
@@ -3282,7 +1392,7 @@
                 <w:sz w:val="18"/>
                 <w:u w:val="none"/>
               </w:rPr>
-              <w:t>Shop Name</w:t>
+              <w:t>Report Title</w:t>
             </w:r>
           </w:p>
         </w:tc>
@@ -3303,137 +1413,7 @@
                 <w:sz w:val="18"/>
                 <w:u w:val="none"/>
               </w:rPr>
-              <w:t>Show specified shop name in header. Settings: Go to Platform: System Management &gt; System Configuration &gt; Report &gt; Format Configuration: Show Shop Short Name = Yes/No, Default: No</w:t>
-            </w:r>
-          </w:p>
-        </w:tc>
-        <w:tc>
-          <w:tcPr>
-            <w:tcW w:type="dxa" w:w="2880"/>
-          </w:tcPr>
-          <w:p>
-            <w:pPr>
-              <w:spacing w:before="0" w:after="20"/>
-            </w:pPr>
-            <w:r/>
-            <w:r>
-              <w:rPr>
-                <w:rFonts w:ascii="Arial" w:hAnsi="Arial" w:eastAsia="Arial" w:cs="Arial"/>
-                <w:b w:val="0"/>
-                <w:color w:val="000000"/>
-                <w:sz w:val="18"/>
-                <w:u w:val="none"/>
-              </w:rPr>
-              <w:t>-</w:t>
-            </w:r>
-          </w:p>
-        </w:tc>
-      </w:tr>
-      <w:tr>
-        <w:tc>
-          <w:tcPr>
-            <w:tcW w:type="dxa" w:w="2880"/>
-          </w:tcPr>
-          <w:p>
-            <w:pPr>
-              <w:spacing w:before="0" w:after="20"/>
-            </w:pPr>
-            <w:r/>
-            <w:r>
-              <w:rPr>
-                <w:rFonts w:ascii="Arial" w:hAnsi="Arial" w:eastAsia="Arial" w:cs="Arial"/>
-                <w:b w:val="0"/>
-                <w:color w:val="000000"/>
-                <w:sz w:val="18"/>
-                <w:u w:val="none"/>
-              </w:rPr>
-              <w:t>Outlet Name</w:t>
-            </w:r>
-          </w:p>
-        </w:tc>
-        <w:tc>
-          <w:tcPr>
-            <w:tcW w:type="dxa" w:w="2880"/>
-          </w:tcPr>
-          <w:p>
-            <w:pPr>
-              <w:spacing w:before="0" w:after="20"/>
-            </w:pPr>
-            <w:r/>
-            <w:r>
-              <w:rPr>
-                <w:rFonts w:ascii="Arial" w:hAnsi="Arial" w:eastAsia="Arial" w:cs="Arial"/>
-                <w:b w:val="0"/>
-                <w:color w:val="000000"/>
-                <w:sz w:val="18"/>
-                <w:u w:val="none"/>
-              </w:rPr>
-              <w:t>Show specified outlet name in header. Settings: Go to Platform: System Management &gt; System Configuration &gt; Report &gt; Format Configuration: Show Shop Short Name = Yes/No, Default: No</w:t>
-            </w:r>
-          </w:p>
-        </w:tc>
-        <w:tc>
-          <w:tcPr>
-            <w:tcW w:type="dxa" w:w="2880"/>
-          </w:tcPr>
-          <w:p>
-            <w:pPr>
-              <w:spacing w:before="0" w:after="20"/>
-            </w:pPr>
-            <w:r/>
-            <w:r>
-              <w:rPr>
-                <w:rFonts w:ascii="Arial" w:hAnsi="Arial" w:eastAsia="Arial" w:cs="Arial"/>
-                <w:b w:val="0"/>
-                <w:color w:val="000000"/>
-                <w:sz w:val="18"/>
-                <w:u w:val="none"/>
-              </w:rPr>
-              <w:t>-</w:t>
-            </w:r>
-          </w:p>
-        </w:tc>
-      </w:tr>
-      <w:tr>
-        <w:tc>
-          <w:tcPr>
-            <w:tcW w:type="dxa" w:w="2880"/>
-          </w:tcPr>
-          <w:p>
-            <w:pPr>
-              <w:spacing w:before="0" w:after="20"/>
-            </w:pPr>
-            <w:r/>
-            <w:r>
-              <w:rPr>
-                <w:rFonts w:ascii="Arial" w:hAnsi="Arial" w:eastAsia="Arial" w:cs="Arial"/>
-                <w:b w:val="0"/>
-                <w:color w:val="000000"/>
-                <w:sz w:val="18"/>
-                <w:u w:val="none"/>
-              </w:rPr>
-              <w:t>Report Name</w:t>
-            </w:r>
-          </w:p>
-        </w:tc>
-        <w:tc>
-          <w:tcPr>
-            <w:tcW w:type="dxa" w:w="2880"/>
-          </w:tcPr>
-          <w:p>
-            <w:pPr>
-              <w:spacing w:before="0" w:after="20"/>
-            </w:pPr>
-            <w:r/>
-            <w:r>
-              <w:rPr>
-                <w:rFonts w:ascii="Arial" w:hAnsi="Arial" w:eastAsia="Arial" w:cs="Arial"/>
-                <w:b w:val="0"/>
-                <w:color w:val="000000"/>
-                <w:sz w:val="18"/>
-                <w:u w:val="none"/>
-              </w:rPr>
-              <w:t>Show the report title "Discount Report"</w:t>
+              <w:t>Show the report title 'Discount Report' and the date range; show the shop name when a single shop is selected and the outlet name when a single outlet is selected</w:t>
             </w:r>
           </w:p>
         </w:tc>
@@ -3498,72 +1478,7 @@
                 <w:sz w:val="18"/>
                 <w:u w:val="none"/>
               </w:rPr>
-              <w:t>Show specified date range in header. Settings: Go to Platform: System Management &gt; System Configuration &gt; Report &gt; Format Configuration: Date Format, Default Date Format: CCYY-MM-DD</w:t>
-            </w:r>
-          </w:p>
-        </w:tc>
-        <w:tc>
-          <w:tcPr>
-            <w:tcW w:type="dxa" w:w="2880"/>
-          </w:tcPr>
-          <w:p>
-            <w:pPr>
-              <w:spacing w:before="0" w:after="20"/>
-            </w:pPr>
-            <w:r/>
-            <w:r>
-              <w:rPr>
-                <w:rFonts w:ascii="Arial" w:hAnsi="Arial" w:eastAsia="Arial" w:cs="Arial"/>
-                <w:b w:val="0"/>
-                <w:color w:val="000000"/>
-                <w:sz w:val="18"/>
-                <w:u w:val="none"/>
-              </w:rPr>
-              <w:t>-</w:t>
-            </w:r>
-          </w:p>
-        </w:tc>
-      </w:tr>
-      <w:tr>
-        <w:tc>
-          <w:tcPr>
-            <w:tcW w:type="dxa" w:w="2880"/>
-          </w:tcPr>
-          <w:p>
-            <w:pPr>
-              <w:spacing w:before="0" w:after="20"/>
-            </w:pPr>
-            <w:r/>
-            <w:r>
-              <w:rPr>
-                <w:rFonts w:ascii="Arial" w:hAnsi="Arial" w:eastAsia="Arial" w:cs="Arial"/>
-                <w:b w:val="0"/>
-                <w:color w:val="000000"/>
-                <w:sz w:val="18"/>
-                <w:u w:val="none"/>
-              </w:rPr>
-              <w:t>Printed</w:t>
-            </w:r>
-          </w:p>
-        </w:tc>
-        <w:tc>
-          <w:tcPr>
-            <w:tcW w:type="dxa" w:w="2880"/>
-          </w:tcPr>
-          <w:p>
-            <w:pPr>
-              <w:spacing w:before="0" w:after="20"/>
-            </w:pPr>
-            <w:r/>
-            <w:r>
-              <w:rPr>
-                <w:rFonts w:ascii="Arial" w:hAnsi="Arial" w:eastAsia="Arial" w:cs="Arial"/>
-                <w:b w:val="0"/>
-                <w:color w:val="000000"/>
-                <w:sz w:val="18"/>
-                <w:u w:val="none"/>
-              </w:rPr>
-              <w:t>Show print time and print user. Settings: Go to Platform: System Management &gt; System Configuration &gt; Report &gt; Format Configuration: Date Format, Default Date Format: CCYY-MM-DD; Time Format, Default Time Format: 24-hour clock</w:t>
+              <w:t>Show the specified date range. Settings: Go to Platform: System Management &gt; System Configuration &gt; Report &gt; Format Configuration: Date Format, Default Date Format: CCYY-MM-DD</w:t>
             </w:r>
           </w:p>
         </w:tc>
@@ -3628,7 +1543,137 @@
                 <w:sz w:val="18"/>
                 <w:u w:val="none"/>
               </w:rPr>
-              <w:t>Group detail data by outlet and show outlet name</w:t>
+              <w:t>Group detail data by outlet and show the outlet name. Settings: Go to Platform: System Management &gt; System Configuration &gt; Report &gt; Format Configuration: Show Shop Short Name = Yes/No, Default: No</w:t>
+            </w:r>
+          </w:p>
+        </w:tc>
+        <w:tc>
+          <w:tcPr>
+            <w:tcW w:type="dxa" w:w="2880"/>
+          </w:tcPr>
+          <w:p>
+            <w:pPr>
+              <w:spacing w:before="0" w:after="20"/>
+            </w:pPr>
+            <w:r/>
+            <w:r>
+              <w:rPr>
+                <w:rFonts w:ascii="Arial" w:hAnsi="Arial" w:eastAsia="Arial" w:cs="Arial"/>
+                <w:b w:val="0"/>
+                <w:color w:val="000000"/>
+                <w:sz w:val="18"/>
+                <w:u w:val="none"/>
+              </w:rPr>
+              <w:t>-</w:t>
+            </w:r>
+          </w:p>
+        </w:tc>
+      </w:tr>
+      <w:tr>
+        <w:tc>
+          <w:tcPr>
+            <w:tcW w:type="dxa" w:w="2880"/>
+          </w:tcPr>
+          <w:p>
+            <w:pPr>
+              <w:spacing w:before="0" w:after="20"/>
+            </w:pPr>
+            <w:r/>
+            <w:r>
+              <w:rPr>
+                <w:rFonts w:ascii="Arial" w:hAnsi="Arial" w:eastAsia="Arial" w:cs="Arial"/>
+                <w:b w:val="0"/>
+                <w:color w:val="000000"/>
+                <w:sz w:val="18"/>
+                <w:u w:val="none"/>
+              </w:rPr>
+              <w:t>Discount</w:t>
+            </w:r>
+          </w:p>
+        </w:tc>
+        <w:tc>
+          <w:tcPr>
+            <w:tcW w:type="dxa" w:w="2880"/>
+          </w:tcPr>
+          <w:p>
+            <w:pPr>
+              <w:spacing w:before="0" w:after="20"/>
+            </w:pPr>
+            <w:r/>
+            <w:r>
+              <w:rPr>
+                <w:rFonts w:ascii="Arial" w:hAnsi="Arial" w:eastAsia="Arial" w:cs="Arial"/>
+                <w:b w:val="0"/>
+                <w:color w:val="000000"/>
+                <w:sz w:val="18"/>
+                <w:u w:val="none"/>
+              </w:rPr>
+              <w:t>Group detail data by discount and show the discount name</w:t>
+            </w:r>
+          </w:p>
+        </w:tc>
+        <w:tc>
+          <w:tcPr>
+            <w:tcW w:type="dxa" w:w="2880"/>
+          </w:tcPr>
+          <w:p>
+            <w:pPr>
+              <w:spacing w:before="0" w:after="20"/>
+            </w:pPr>
+            <w:r/>
+            <w:r>
+              <w:rPr>
+                <w:rFonts w:ascii="Arial" w:hAnsi="Arial" w:eastAsia="Arial" w:cs="Arial"/>
+                <w:b w:val="0"/>
+                <w:color w:val="000000"/>
+                <w:sz w:val="18"/>
+                <w:u w:val="none"/>
+              </w:rPr>
+              <w:t>-</w:t>
+            </w:r>
+          </w:p>
+        </w:tc>
+      </w:tr>
+      <w:tr>
+        <w:tc>
+          <w:tcPr>
+            <w:tcW w:type="dxa" w:w="2880"/>
+          </w:tcPr>
+          <w:p>
+            <w:pPr>
+              <w:spacing w:before="0" w:after="20"/>
+            </w:pPr>
+            <w:r/>
+            <w:r>
+              <w:rPr>
+                <w:rFonts w:ascii="Arial" w:hAnsi="Arial" w:eastAsia="Arial" w:cs="Arial"/>
+                <w:b w:val="0"/>
+                <w:color w:val="000000"/>
+                <w:sz w:val="18"/>
+                <w:u w:val="none"/>
+              </w:rPr>
+              <w:t>Discount Type</w:t>
+            </w:r>
+          </w:p>
+        </w:tc>
+        <w:tc>
+          <w:tcPr>
+            <w:tcW w:type="dxa" w:w="2880"/>
+          </w:tcPr>
+          <w:p>
+            <w:pPr>
+              <w:spacing w:before="0" w:after="20"/>
+            </w:pPr>
+            <w:r/>
+            <w:r>
+              <w:rPr>
+                <w:rFonts w:ascii="Arial" w:hAnsi="Arial" w:eastAsia="Arial" w:cs="Arial"/>
+                <w:b w:val="0"/>
+                <w:color w:val="000000"/>
+                <w:sz w:val="18"/>
+                <w:u w:val="none"/>
+              </w:rPr>
+              <w:t>Show whether the row is an item discount or a check discount</w:t>
             </w:r>
           </w:p>
         </w:tc>
@@ -3693,7 +1738,7 @@
                 <w:sz w:val="18"/>
                 <w:u w:val="none"/>
               </w:rPr>
-              <w:t>Show the check number; checks sorted by check number ascending</w:t>
+              <w:t>Show the check number</w:t>
             </w:r>
           </w:p>
         </w:tc>
@@ -3802,7 +1847,7 @@
                 <w:sz w:val="18"/>
                 <w:u w:val="none"/>
               </w:rPr>
-              <w:t>Discount Type</w:t>
+              <w:t>Apply Time</w:t>
             </w:r>
           </w:p>
         </w:tc>
@@ -3823,7 +1868,7 @@
                 <w:sz w:val="18"/>
                 <w:u w:val="none"/>
               </w:rPr>
-              <w:t>Show discount type name (item discount / check discount)</w:t>
+              <w:t>Show the date and time when the discount was applied. Settings: Go to Platform: System Management &gt; System Configuration &gt; Report &gt; Format Configuration: Date Format, Default Date Format: CCYY-MM-DD; Time Format, Default Time Format: 24-hour clock</w:t>
             </w:r>
           </w:p>
         </w:tc>
@@ -3867,6 +1912,201 @@
                 <w:sz w:val="18"/>
                 <w:u w:val="none"/>
               </w:rPr>
+              <w:t>Guests</w:t>
+            </w:r>
+          </w:p>
+        </w:tc>
+        <w:tc>
+          <w:tcPr>
+            <w:tcW w:type="dxa" w:w="2880"/>
+          </w:tcPr>
+          <w:p>
+            <w:pPr>
+              <w:spacing w:before="0" w:after="20"/>
+            </w:pPr>
+            <w:r/>
+            <w:r>
+              <w:rPr>
+                <w:rFonts w:ascii="Arial" w:hAnsi="Arial" w:eastAsia="Arial" w:cs="Arial"/>
+                <w:b w:val="0"/>
+                <w:color w:val="000000"/>
+                <w:sz w:val="18"/>
+                <w:u w:val="none"/>
+              </w:rPr>
+              <w:t>Show the number of covers of the check</w:t>
+            </w:r>
+          </w:p>
+        </w:tc>
+        <w:tc>
+          <w:tcPr>
+            <w:tcW w:type="dxa" w:w="2880"/>
+          </w:tcPr>
+          <w:p>
+            <w:pPr>
+              <w:spacing w:before="0" w:after="20"/>
+            </w:pPr>
+            <w:r/>
+            <w:r>
+              <w:rPr>
+                <w:rFonts w:ascii="Arial" w:hAnsi="Arial" w:eastAsia="Arial" w:cs="Arial"/>
+                <w:b w:val="0"/>
+                <w:color w:val="000000"/>
+                <w:sz w:val="18"/>
+                <w:u w:val="none"/>
+              </w:rPr>
+              <w:t>-</w:t>
+            </w:r>
+          </w:p>
+        </w:tc>
+      </w:tr>
+      <w:tr>
+        <w:tc>
+          <w:tcPr>
+            <w:tcW w:type="dxa" w:w="2880"/>
+          </w:tcPr>
+          <w:p>
+            <w:pPr>
+              <w:spacing w:before="0" w:after="20"/>
+            </w:pPr>
+            <w:r/>
+            <w:r>
+              <w:rPr>
+                <w:rFonts w:ascii="Arial" w:hAnsi="Arial" w:eastAsia="Arial" w:cs="Arial"/>
+                <w:b w:val="0"/>
+                <w:color w:val="000000"/>
+                <w:sz w:val="18"/>
+                <w:u w:val="none"/>
+              </w:rPr>
+              <w:t>Discount Amount</w:t>
+            </w:r>
+          </w:p>
+        </w:tc>
+        <w:tc>
+          <w:tcPr>
+            <w:tcW w:type="dxa" w:w="2880"/>
+          </w:tcPr>
+          <w:p>
+            <w:pPr>
+              <w:spacing w:before="0" w:after="20"/>
+            </w:pPr>
+            <w:r/>
+            <w:r>
+              <w:rPr>
+                <w:rFonts w:ascii="Arial" w:hAnsi="Arial" w:eastAsia="Arial" w:cs="Arial"/>
+                <w:b w:val="0"/>
+                <w:color w:val="000000"/>
+                <w:sz w:val="18"/>
+                <w:u w:val="none"/>
+              </w:rPr>
+              <w:t>Show the discount amount of the discount item / check. Settings: Go to Platform: System Management &gt; System Configuration &gt; Report &gt; Format Configuration: Rounding, Default Rounding: Round Off; Decimal Places, Default Decimal Places: 2; Currency Sign, Default Currency Sign: $; Thousand Separator, Default Thousand Separator: Empty; Decimal Separator, Default Decimal Separator: .</w:t>
+            </w:r>
+          </w:p>
+        </w:tc>
+        <w:tc>
+          <w:tcPr>
+            <w:tcW w:type="dxa" w:w="2880"/>
+          </w:tcPr>
+          <w:p>
+            <w:pPr>
+              <w:spacing w:before="0" w:after="20"/>
+            </w:pPr>
+            <w:r/>
+            <w:r>
+              <w:rPr>
+                <w:rFonts w:ascii="Arial" w:hAnsi="Arial" w:eastAsia="Arial" w:cs="Arial"/>
+                <w:b w:val="0"/>
+                <w:color w:val="000000"/>
+                <w:sz w:val="18"/>
+                <w:u w:val="none"/>
+              </w:rPr>
+              <w:t>-</w:t>
+            </w:r>
+          </w:p>
+        </w:tc>
+      </w:tr>
+      <w:tr>
+        <w:tc>
+          <w:tcPr>
+            <w:tcW w:type="dxa" w:w="2880"/>
+          </w:tcPr>
+          <w:p>
+            <w:pPr>
+              <w:spacing w:before="0" w:after="20"/>
+            </w:pPr>
+            <w:r/>
+            <w:r>
+              <w:rPr>
+                <w:rFonts w:ascii="Arial" w:hAnsi="Arial" w:eastAsia="Arial" w:cs="Arial"/>
+                <w:b w:val="0"/>
+                <w:color w:val="000000"/>
+                <w:sz w:val="18"/>
+                <w:u w:val="none"/>
+              </w:rPr>
+              <w:t>Incl Sc</w:t>
+            </w:r>
+          </w:p>
+        </w:tc>
+        <w:tc>
+          <w:tcPr>
+            <w:tcW w:type="dxa" w:w="2880"/>
+          </w:tcPr>
+          <w:p>
+            <w:pPr>
+              <w:spacing w:before="0" w:after="20"/>
+            </w:pPr>
+            <w:r/>
+            <w:r>
+              <w:rPr>
+                <w:rFonts w:ascii="Arial" w:hAnsi="Arial" w:eastAsia="Arial" w:cs="Arial"/>
+                <w:b w:val="0"/>
+                <w:color w:val="000000"/>
+                <w:sz w:val="18"/>
+                <w:u w:val="none"/>
+              </w:rPr>
+              <w:t>Show the inclusive service charge reference amount sourced from pos_check_tax_sc_refs (ctsr_variable LIKE 'incl_sc_ref%', ctsr_by = 'item'); after the fix it is provided by a LEFT JOIN pre-aggregate keyed by ctsr_citm_id instead of a per-row correlated subquery</w:t>
+            </w:r>
+          </w:p>
+        </w:tc>
+        <w:tc>
+          <w:tcPr>
+            <w:tcW w:type="dxa" w:w="2880"/>
+          </w:tcPr>
+          <w:p>
+            <w:pPr>
+              <w:spacing w:before="0" w:after="20"/>
+            </w:pPr>
+            <w:r/>
+            <w:r>
+              <w:rPr>
+                <w:rFonts w:ascii="Arial" w:hAnsi="Arial" w:eastAsia="Arial" w:cs="Arial"/>
+                <w:b w:val="0"/>
+                <w:color w:val="000000"/>
+                <w:sz w:val="18"/>
+                <w:u w:val="none"/>
+              </w:rPr>
+              <w:t>SUM(IFNULL(ctsr_value, 0)) grouped by ctsr_citm_id, default 0</w:t>
+            </w:r>
+          </w:p>
+        </w:tc>
+      </w:tr>
+      <w:tr>
+        <w:tc>
+          <w:tcPr>
+            <w:tcW w:type="dxa" w:w="2880"/>
+          </w:tcPr>
+          <w:p>
+            <w:pPr>
+              <w:spacing w:before="0" w:after="20"/>
+            </w:pPr>
+            <w:r/>
+            <w:r>
+              <w:rPr>
+                <w:rFonts w:ascii="Arial" w:hAnsi="Arial" w:eastAsia="Arial" w:cs="Arial"/>
+                <w:b w:val="0"/>
+                <w:color w:val="000000"/>
+                <w:sz w:val="18"/>
+                <w:u w:val="none"/>
+              </w:rPr>
               <w:t>Discount Reference</w:t>
             </w:r>
           </w:p>
@@ -3888,27 +2128,7 @@
                 <w:sz w:val="18"/>
                 <w:u w:val="none"/>
               </w:rPr>
-              <w:t xml:space="preserve">Show discount reference from </w:t>
-            </w:r>
-            <w:r>
-              <w:rPr>
-                <w:rFonts w:ascii="Consolas" w:hAnsi="Consolas" w:eastAsia="Arial" w:cs="Arial"/>
-                <w:b w:val="0"/>
-                <w:color w:val="000000"/>
-                <w:sz w:val="18"/>
-                <w:u w:val="none"/>
-              </w:rPr>
-              <w:t>pos_check_extra_infos</w:t>
-            </w:r>
-            <w:r>
-              <w:rPr>
-                <w:rFonts w:ascii="Arial" w:hAnsi="Arial" w:eastAsia="Arial" w:cs="Arial"/>
-                <w:b w:val="0"/>
-                <w:color w:val="000000"/>
-                <w:sz w:val="18"/>
-                <w:u w:val="none"/>
-              </w:rPr>
-              <w:t xml:space="preserve"> (section='discount', variable='reference'); when multiple references exist for the same discount type on one check, separated by ","</w:t>
+              <w:t>Show the discount reference from pos_check_extra_infos (ckei_section = 'discount', ckei_variable = 'reference'); after the fix the table is joined once on ckei_cdis_id and multiple references use GROUP_CONCAT</w:t>
             </w:r>
           </w:p>
         </w:tc>
@@ -3923,53 +2143,13 @@
             <w:r/>
             <w:r>
               <w:rPr>
-                <w:rFonts w:ascii="Consolas" w:hAnsi="Consolas" w:eastAsia="Arial" w:cs="Arial"/>
-                <w:b w:val="0"/>
-                <w:color w:val="000000"/>
-                <w:sz w:val="18"/>
-                <w:u w:val="none"/>
-              </w:rPr>
-              <w:t>GROUP_CONCAT</w:t>
-            </w:r>
-            <w:r>
-              <w:rPr>
                 <w:rFonts w:ascii="Arial" w:hAnsi="Arial" w:eastAsia="Arial" w:cs="Arial"/>
                 <w:b w:val="0"/>
                 <w:color w:val="000000"/>
                 <w:sz w:val="18"/>
                 <w:u w:val="none"/>
               </w:rPr>
-              <w:t xml:space="preserve"> of </w:t>
-            </w:r>
-            <w:r>
-              <w:rPr>
-                <w:rFonts w:ascii="Consolas" w:hAnsi="Consolas" w:eastAsia="Arial" w:cs="Arial"/>
-                <w:b w:val="0"/>
-                <w:color w:val="000000"/>
-                <w:sz w:val="18"/>
-                <w:u w:val="none"/>
-              </w:rPr>
-              <w:t>ckei_value</w:t>
-            </w:r>
-            <w:r>
-              <w:rPr>
-                <w:rFonts w:ascii="Arial" w:hAnsi="Arial" w:eastAsia="Arial" w:cs="Arial"/>
-                <w:b w:val="0"/>
-                <w:color w:val="000000"/>
-                <w:sz w:val="18"/>
-                <w:u w:val="none"/>
-              </w:rPr>
-              <w:t xml:space="preserve"> joined via </w:t>
-            </w:r>
-            <w:r>
-              <w:rPr>
-                <w:rFonts w:ascii="Consolas" w:hAnsi="Consolas" w:eastAsia="Arial" w:cs="Arial"/>
-                <w:b w:val="0"/>
-                <w:color w:val="000000"/>
-                <w:sz w:val="18"/>
-                <w:u w:val="none"/>
-              </w:rPr>
-              <w:t>ckei_cdis_id</w:t>
+              <w:t>Reference value(s) per cdis_id</w:t>
             </w:r>
           </w:p>
         </w:tc>
@@ -4013,47 +2193,7 @@
                 <w:sz w:val="18"/>
                 <w:u w:val="none"/>
               </w:rPr>
-              <w:t xml:space="preserve">Show discount reason name from </w:t>
-            </w:r>
-            <w:r>
-              <w:rPr>
-                <w:rFonts w:ascii="Consolas" w:hAnsi="Consolas" w:eastAsia="Arial" w:cs="Arial"/>
-                <w:b w:val="0"/>
-                <w:color w:val="000000"/>
-                <w:sz w:val="18"/>
-                <w:u w:val="none"/>
-              </w:rPr>
-              <w:t>pos_discount_reasons</w:t>
-            </w:r>
-            <w:r>
-              <w:rPr>
-                <w:rFonts w:ascii="Arial" w:hAnsi="Arial" w:eastAsia="Arial" w:cs="Arial"/>
-                <w:b w:val="0"/>
-                <w:color w:val="000000"/>
-                <w:sz w:val="18"/>
-                <w:u w:val="none"/>
-              </w:rPr>
-              <w:t xml:space="preserve"> joined via </w:t>
-            </w:r>
-            <w:r>
-              <w:rPr>
-                <w:rFonts w:ascii="Consolas" w:hAnsi="Consolas" w:eastAsia="Arial" w:cs="Arial"/>
-                <w:b w:val="0"/>
-                <w:color w:val="000000"/>
-                <w:sz w:val="18"/>
-                <w:u w:val="none"/>
-              </w:rPr>
-              <w:t>dirs_id = ckei_value</w:t>
-            </w:r>
-            <w:r>
-              <w:rPr>
-                <w:rFonts w:ascii="Arial" w:hAnsi="Arial" w:eastAsia="Arial" w:cs="Arial"/>
-                <w:b w:val="0"/>
-                <w:color w:val="000000"/>
-                <w:sz w:val="18"/>
-                <w:u w:val="none"/>
-              </w:rPr>
-              <w:t xml:space="preserve"> (section='discount', variable='reason'); if no reason, empty</w:t>
+              <w:t>Show the discount reason name sourced from pos_discount_reasons (dirs_id = ckei_value); after the fix resolved by a direct LEFT JOIN instead of a nested scalar subquery</w:t>
             </w:r>
           </w:p>
         </w:tc>
@@ -4068,13 +2208,13 @@
             <w:r/>
             <w:r>
               <w:rPr>
-                <w:rFonts w:ascii="Consolas" w:hAnsi="Consolas" w:eastAsia="Arial" w:cs="Arial"/>
+                <w:rFonts w:ascii="Arial" w:hAnsi="Arial" w:eastAsia="Arial" w:cs="Arial"/>
                 <w:b w:val="0"/>
                 <w:color w:val="000000"/>
                 <w:sz w:val="18"/>
                 <w:u w:val="none"/>
               </w:rPr>
-              <w:t>LEFT JOIN pos_discount_reasons ON dirs_id = ckei_value</w:t>
+              <w:t>dirs_name by dirs_id</w:t>
             </w:r>
           </w:p>
         </w:tc>
@@ -4097,7 +2237,7 @@
                 <w:sz w:val="18"/>
                 <w:u w:val="none"/>
               </w:rPr>
-              <w:t>Department</w:t>
+              <w:t>Total</w:t>
             </w:r>
           </w:p>
         </w:tc>
@@ -4118,7 +2258,72 @@
                 <w:sz w:val="18"/>
                 <w:u w:val="none"/>
               </w:rPr>
-              <w:t>Show department name. Settings: Go to Platform: System Management &gt; System Configuration &gt; Report &gt; Mapping Configuration: Department Mapping, Default: Empty, No Limit</w:t>
+              <w:t>Show the discount total per outlet / shop</w:t>
+            </w:r>
+          </w:p>
+        </w:tc>
+        <w:tc>
+          <w:tcPr>
+            <w:tcW w:type="dxa" w:w="2880"/>
+          </w:tcPr>
+          <w:p>
+            <w:pPr>
+              <w:spacing w:before="0" w:after="20"/>
+            </w:pPr>
+            <w:r/>
+            <w:r>
+              <w:rPr>
+                <w:rFonts w:ascii="Arial" w:hAnsi="Arial" w:eastAsia="Arial" w:cs="Arial"/>
+                <w:b w:val="0"/>
+                <w:color w:val="000000"/>
+                <w:sz w:val="18"/>
+                <w:u w:val="none"/>
+              </w:rPr>
+              <w:t>Sum of discount amounts per outlet / shop</w:t>
+            </w:r>
+          </w:p>
+        </w:tc>
+      </w:tr>
+      <w:tr>
+        <w:tc>
+          <w:tcPr>
+            <w:tcW w:type="dxa" w:w="2880"/>
+          </w:tcPr>
+          <w:p>
+            <w:pPr>
+              <w:spacing w:before="0" w:after="20"/>
+            </w:pPr>
+            <w:r/>
+            <w:r>
+              <w:rPr>
+                <w:rFonts w:ascii="Arial" w:hAnsi="Arial" w:eastAsia="Arial" w:cs="Arial"/>
+                <w:b w:val="0"/>
+                <w:color w:val="000000"/>
+                <w:sz w:val="18"/>
+                <w:u w:val="none"/>
+              </w:rPr>
+              <w:t>Printed At</w:t>
+            </w:r>
+          </w:p>
+        </w:tc>
+        <w:tc>
+          <w:tcPr>
+            <w:tcW w:type="dxa" w:w="2880"/>
+          </w:tcPr>
+          <w:p>
+            <w:pPr>
+              <w:spacing w:before="0" w:after="20"/>
+            </w:pPr>
+            <w:r/>
+            <w:r>
+              <w:rPr>
+                <w:rFonts w:ascii="Arial" w:hAnsi="Arial" w:eastAsia="Arial" w:cs="Arial"/>
+                <w:b w:val="0"/>
+                <w:color w:val="000000"/>
+                <w:sz w:val="18"/>
+                <w:u w:val="none"/>
+              </w:rPr>
+              <w:t>Show print date and time of the local server. Settings: Go to Platform: System Management &gt; System Configuration &gt; Report &gt; Format Configuration: Date Format, Default Date Format: CCYY-MM-DD; Time Format, Default Time Format: 24-hour clock</w:t>
             </w:r>
           </w:p>
         </w:tc>
@@ -4162,7 +2367,7 @@
                 <w:sz w:val="18"/>
                 <w:u w:val="none"/>
               </w:rPr>
-              <w:t>Item Code</w:t>
+              <w:t>Printed By</w:t>
             </w:r>
           </w:p>
         </w:tc>
@@ -4183,7 +2388,7 @@
                 <w:sz w:val="18"/>
                 <w:u w:val="none"/>
               </w:rPr>
-              <w:t>Show item code</w:t>
+              <w:t>Show the operator last name and first name</w:t>
             </w:r>
           </w:p>
         </w:tc>
@@ -4227,7 +2432,7 @@
                 <w:sz w:val="18"/>
                 <w:u w:val="none"/>
               </w:rPr>
-              <w:t>Item Name</w:t>
+              <w:t>Report Code</w:t>
             </w:r>
           </w:p>
         </w:tc>
@@ -4248,7 +2453,7 @@
                 <w:sz w:val="18"/>
                 <w:u w:val="none"/>
               </w:rPr>
-              <w:t>Show item name</w:t>
+              <w:t>Show report code POS018 in the footer; controlled by Show Footer Report Code: Yes/No</w:t>
             </w:r>
           </w:p>
         </w:tc>
@@ -4292,7 +2497,7 @@
                 <w:sz w:val="18"/>
                 <w:u w:val="none"/>
               </w:rPr>
-              <w:t>Qty</w:t>
+              <w:t>P.</w:t>
             </w:r>
           </w:p>
         </w:tc>
@@ -4313,597 +2518,7 @@
                 <w:sz w:val="18"/>
                 <w:u w:val="none"/>
               </w:rPr>
-              <w:t>Show item quantity</w:t>
-            </w:r>
-          </w:p>
-        </w:tc>
-        <w:tc>
-          <w:tcPr>
-            <w:tcW w:type="dxa" w:w="2880"/>
-          </w:tcPr>
-          <w:p>
-            <w:pPr>
-              <w:spacing w:before="0" w:after="20"/>
-            </w:pPr>
-            <w:r/>
-            <w:r>
-              <w:rPr>
-                <w:rFonts w:ascii="Arial" w:hAnsi="Arial" w:eastAsia="Arial" w:cs="Arial"/>
-                <w:b w:val="0"/>
-                <w:color w:val="000000"/>
-                <w:sz w:val="18"/>
-                <w:u w:val="none"/>
-              </w:rPr>
-              <w:t>-</w:t>
-            </w:r>
-          </w:p>
-        </w:tc>
-      </w:tr>
-      <w:tr>
-        <w:tc>
-          <w:tcPr>
-            <w:tcW w:type="dxa" w:w="2880"/>
-          </w:tcPr>
-          <w:p>
-            <w:pPr>
-              <w:spacing w:before="0" w:after="20"/>
-            </w:pPr>
-            <w:r/>
-            <w:r>
-              <w:rPr>
-                <w:rFonts w:ascii="Arial" w:hAnsi="Arial" w:eastAsia="Arial" w:cs="Arial"/>
-                <w:b w:val="0"/>
-                <w:color w:val="000000"/>
-                <w:sz w:val="18"/>
-                <w:u w:val="none"/>
-              </w:rPr>
-              <w:t>Gross Amount</w:t>
-            </w:r>
-          </w:p>
-        </w:tc>
-        <w:tc>
-          <w:tcPr>
-            <w:tcW w:type="dxa" w:w="2880"/>
-          </w:tcPr>
-          <w:p>
-            <w:pPr>
-              <w:spacing w:before="0" w:after="20"/>
-            </w:pPr>
-            <w:r/>
-            <w:r>
-              <w:rPr>
-                <w:rFonts w:ascii="Arial" w:hAnsi="Arial" w:eastAsia="Arial" w:cs="Arial"/>
-                <w:b w:val="0"/>
-                <w:color w:val="000000"/>
-                <w:sz w:val="18"/>
-                <w:u w:val="none"/>
-              </w:rPr>
-              <w:t>Show item gross sales amount. Settings: Go to Platform: System Management &gt; System Configuration &gt; Report &gt; Format Configuration: Rounding, Default Rounding: Round Off; Decimal Places, Default Decimal Places: 2; Currency Sign, Default Currency Sign: $; Thousand Separator, Default Thousand Separator: Empty; Decimal Separator, Default Decimal Separator: .</w:t>
-            </w:r>
-          </w:p>
-        </w:tc>
-        <w:tc>
-          <w:tcPr>
-            <w:tcW w:type="dxa" w:w="2880"/>
-          </w:tcPr>
-          <w:p>
-            <w:pPr>
-              <w:spacing w:before="0" w:after="20"/>
-            </w:pPr>
-            <w:r/>
-            <w:r>
-              <w:rPr>
-                <w:rFonts w:ascii="Arial" w:hAnsi="Arial" w:eastAsia="Arial" w:cs="Arial"/>
-                <w:b w:val="0"/>
-                <w:color w:val="000000"/>
-                <w:sz w:val="18"/>
-                <w:u w:val="none"/>
-              </w:rPr>
-              <w:t>-</w:t>
-            </w:r>
-          </w:p>
-        </w:tc>
-      </w:tr>
-      <w:tr>
-        <w:tc>
-          <w:tcPr>
-            <w:tcW w:type="dxa" w:w="2880"/>
-          </w:tcPr>
-          <w:p>
-            <w:pPr>
-              <w:spacing w:before="0" w:after="20"/>
-            </w:pPr>
-            <w:r/>
-            <w:r>
-              <w:rPr>
-                <w:rFonts w:ascii="Arial" w:hAnsi="Arial" w:eastAsia="Arial" w:cs="Arial"/>
-                <w:b w:val="0"/>
-                <w:color w:val="000000"/>
-                <w:sz w:val="18"/>
-                <w:u w:val="none"/>
-              </w:rPr>
-              <w:t>Discount</w:t>
-            </w:r>
-          </w:p>
-        </w:tc>
-        <w:tc>
-          <w:tcPr>
-            <w:tcW w:type="dxa" w:w="2880"/>
-          </w:tcPr>
-          <w:p>
-            <w:pPr>
-              <w:spacing w:before="0" w:after="20"/>
-            </w:pPr>
-            <w:r/>
-            <w:r>
-              <w:rPr>
-                <w:rFonts w:ascii="Arial" w:hAnsi="Arial" w:eastAsia="Arial" w:cs="Arial"/>
-                <w:b w:val="0"/>
-                <w:color w:val="000000"/>
-                <w:sz w:val="18"/>
-                <w:u w:val="none"/>
-              </w:rPr>
-              <w:t>Show discount amount. Settings: Go to Platform: System Management &gt; System Configuration &gt; Report &gt; Format Configuration: Rounding, Default Rounding: Round Off; Decimal Places, Default Decimal Places: 2; Currency Sign, Default Currency Sign: $; Thousand Separator, Default Thousand Separator: Empty; Decimal Separator, Default Decimal Separator: .</w:t>
-            </w:r>
-          </w:p>
-        </w:tc>
-        <w:tc>
-          <w:tcPr>
-            <w:tcW w:type="dxa" w:w="2880"/>
-          </w:tcPr>
-          <w:p>
-            <w:pPr>
-              <w:spacing w:before="0" w:after="20"/>
-            </w:pPr>
-            <w:r/>
-            <w:r>
-              <w:rPr>
-                <w:rFonts w:ascii="Arial" w:hAnsi="Arial" w:eastAsia="Arial" w:cs="Arial"/>
-                <w:b w:val="0"/>
-                <w:color w:val="000000"/>
-                <w:sz w:val="18"/>
-                <w:u w:val="none"/>
-              </w:rPr>
-              <w:t>-</w:t>
-            </w:r>
-          </w:p>
-        </w:tc>
-      </w:tr>
-      <w:tr>
-        <w:tc>
-          <w:tcPr>
-            <w:tcW w:type="dxa" w:w="2880"/>
-          </w:tcPr>
-          <w:p>
-            <w:pPr>
-              <w:spacing w:before="0" w:after="20"/>
-            </w:pPr>
-            <w:r/>
-            <w:r>
-              <w:rPr>
-                <w:rFonts w:ascii="Arial" w:hAnsi="Arial" w:eastAsia="Arial" w:cs="Arial"/>
-                <w:b w:val="0"/>
-                <w:color w:val="000000"/>
-                <w:sz w:val="18"/>
-                <w:u w:val="none"/>
-              </w:rPr>
-              <w:t>Incl SC</w:t>
-            </w:r>
-          </w:p>
-        </w:tc>
-        <w:tc>
-          <w:tcPr>
-            <w:tcW w:type="dxa" w:w="2880"/>
-          </w:tcPr>
-          <w:p>
-            <w:pPr>
-              <w:spacing w:before="0" w:after="20"/>
-            </w:pPr>
-            <w:r/>
-            <w:r>
-              <w:rPr>
-                <w:rFonts w:ascii="Arial" w:hAnsi="Arial" w:eastAsia="Arial" w:cs="Arial"/>
-                <w:b/>
-                <w:color w:val="000000"/>
-                <w:sz w:val="18"/>
-                <w:u w:val="none"/>
-              </w:rPr>
-              <w:t>CHANGED</w:t>
-            </w:r>
-            <w:r>
-              <w:rPr>
-                <w:rFonts w:ascii="Arial" w:hAnsi="Arial" w:eastAsia="Arial" w:cs="Arial"/>
-                <w:b w:val="0"/>
-                <w:color w:val="000000"/>
-                <w:sz w:val="18"/>
-                <w:u w:val="none"/>
-              </w:rPr>
-              <w:t xml:space="preserve">: Show included service charge reference from </w:t>
-            </w:r>
-            <w:r>
-              <w:rPr>
-                <w:rFonts w:ascii="Consolas" w:hAnsi="Consolas" w:eastAsia="Arial" w:cs="Arial"/>
-                <w:b w:val="0"/>
-                <w:color w:val="000000"/>
-                <w:sz w:val="18"/>
-                <w:u w:val="none"/>
-              </w:rPr>
-              <w:t>pos_check_tax_sc_refs</w:t>
-            </w:r>
-            <w:r>
-              <w:rPr>
-                <w:rFonts w:ascii="Arial" w:hAnsi="Arial" w:eastAsia="Arial" w:cs="Arial"/>
-                <w:b w:val="0"/>
-                <w:color w:val="000000"/>
-                <w:sz w:val="18"/>
-                <w:u w:val="none"/>
-              </w:rPr>
-              <w:t xml:space="preserve"> (</w:t>
-            </w:r>
-            <w:r>
-              <w:rPr>
-                <w:rFonts w:ascii="Consolas" w:hAnsi="Consolas" w:eastAsia="Arial" w:cs="Arial"/>
-                <w:b w:val="0"/>
-                <w:color w:val="000000"/>
-                <w:sz w:val="18"/>
-                <w:u w:val="none"/>
-              </w:rPr>
-              <w:t>ctsr_variable LIKE 'incl_sc_ref%'</w:t>
-            </w:r>
-            <w:r>
-              <w:rPr>
-                <w:rFonts w:ascii="Arial" w:hAnsi="Arial" w:eastAsia="Arial" w:cs="Arial"/>
-                <w:b w:val="0"/>
-                <w:color w:val="000000"/>
-                <w:sz w:val="18"/>
-                <w:u w:val="none"/>
-              </w:rPr>
-              <w:t xml:space="preserve">); now aggregated via </w:t>
-            </w:r>
-            <w:r>
-              <w:rPr>
-                <w:rFonts w:ascii="Consolas" w:hAnsi="Consolas" w:eastAsia="Arial" w:cs="Arial"/>
-                <w:b w:val="0"/>
-                <w:color w:val="000000"/>
-                <w:sz w:val="18"/>
-                <w:u w:val="none"/>
-              </w:rPr>
-              <w:t>LEFT JOIN</w:t>
-            </w:r>
-            <w:r>
-              <w:rPr>
-                <w:rFonts w:ascii="Arial" w:hAnsi="Arial" w:eastAsia="Arial" w:cs="Arial"/>
-                <w:b w:val="0"/>
-                <w:color w:val="000000"/>
-                <w:sz w:val="18"/>
-                <w:u w:val="none"/>
-              </w:rPr>
-              <w:t xml:space="preserve"> pre-aggregate (no correlated subquery). Settings: Go to Platform: System Management &gt; System Configuration &gt; Report &gt; Format Configuration: Rounding, Default Rounding: Round Off; Decimal Places, Default Decimal Places: 2; Currency Sign, Default Currency Sign: $; Thousand Separator, Default Thousand Separator: Empty; Decimal Separator, Default Decimal Separator: .</w:t>
-            </w:r>
-          </w:p>
-        </w:tc>
-        <w:tc>
-          <w:tcPr>
-            <w:tcW w:type="dxa" w:w="2880"/>
-          </w:tcPr>
-          <w:p>
-            <w:pPr>
-              <w:spacing w:before="0" w:after="20"/>
-            </w:pPr>
-            <w:r/>
-            <w:r>
-              <w:rPr>
-                <w:rFonts w:ascii="Consolas" w:hAnsi="Consolas" w:eastAsia="Arial" w:cs="Arial"/>
-                <w:b w:val="0"/>
-                <w:color w:val="000000"/>
-                <w:sz w:val="18"/>
-                <w:u w:val="none"/>
-              </w:rPr>
-              <w:t>LEFT JOIN (SELECT ctsr_citm_id, SUM(IFNULL(ctsr_value, 0)) AS incl_sc FROM pos_check_tax_sc_refs WHERE ... GROUP BY ctsr_citm_id) sc ON sc.ctsr_citm_id = citm_id</w:t>
-            </w:r>
-          </w:p>
-        </w:tc>
-      </w:tr>
-      <w:tr>
-        <w:tc>
-          <w:tcPr>
-            <w:tcW w:type="dxa" w:w="2880"/>
-          </w:tcPr>
-          <w:p>
-            <w:pPr>
-              <w:spacing w:before="0" w:after="20"/>
-            </w:pPr>
-            <w:r/>
-            <w:r>
-              <w:rPr>
-                <w:rFonts w:ascii="Arial" w:hAnsi="Arial" w:eastAsia="Arial" w:cs="Arial"/>
-                <w:b w:val="0"/>
-                <w:color w:val="000000"/>
-                <w:sz w:val="18"/>
-                <w:u w:val="none"/>
-              </w:rPr>
-              <w:t>Net Amount</w:t>
-            </w:r>
-          </w:p>
-        </w:tc>
-        <w:tc>
-          <w:tcPr>
-            <w:tcW w:type="dxa" w:w="2880"/>
-          </w:tcPr>
-          <w:p>
-            <w:pPr>
-              <w:spacing w:before="0" w:after="20"/>
-            </w:pPr>
-            <w:r/>
-            <w:r>
-              <w:rPr>
-                <w:rFonts w:ascii="Arial" w:hAnsi="Arial" w:eastAsia="Arial" w:cs="Arial"/>
-                <w:b w:val="0"/>
-                <w:color w:val="000000"/>
-                <w:sz w:val="18"/>
-                <w:u w:val="none"/>
-              </w:rPr>
-              <w:t>Show net sales amount (Gross - Discount). Settings: Go to Platform: System Management &gt; System Configuration &gt; Report &gt; Format Configuration: Rounding, Default Rounding: Round Off; Decimal Places, Default Decimal Places: 2; Currency Sign, Default Currency Sign: $; Thousand Separator, Default Thousand Separator: Empty; Decimal Separator, Default Decimal Separator: .</w:t>
-            </w:r>
-          </w:p>
-        </w:tc>
-        <w:tc>
-          <w:tcPr>
-            <w:tcW w:type="dxa" w:w="2880"/>
-          </w:tcPr>
-          <w:p>
-            <w:pPr>
-              <w:spacing w:before="0" w:after="20"/>
-            </w:pPr>
-            <w:r/>
-            <w:r>
-              <w:rPr>
-                <w:rFonts w:ascii="Arial" w:hAnsi="Arial" w:eastAsia="Arial" w:cs="Arial"/>
-                <w:b w:val="0"/>
-                <w:color w:val="000000"/>
-                <w:sz w:val="18"/>
-                <w:u w:val="none"/>
-              </w:rPr>
-              <w:t>Gross Amount - Discount</w:t>
-            </w:r>
-          </w:p>
-        </w:tc>
-      </w:tr>
-      <w:tr>
-        <w:tc>
-          <w:tcPr>
-            <w:tcW w:type="dxa" w:w="2880"/>
-          </w:tcPr>
-          <w:p>
-            <w:pPr>
-              <w:spacing w:before="0" w:after="20"/>
-            </w:pPr>
-            <w:r/>
-            <w:r>
-              <w:rPr>
-                <w:rFonts w:ascii="Arial" w:hAnsi="Arial" w:eastAsia="Arial" w:cs="Arial"/>
-                <w:b w:val="0"/>
-                <w:color w:val="000000"/>
-                <w:sz w:val="18"/>
-                <w:u w:val="none"/>
-              </w:rPr>
-              <w:t>Total (Per Check)</w:t>
-            </w:r>
-          </w:p>
-        </w:tc>
-        <w:tc>
-          <w:tcPr>
-            <w:tcW w:type="dxa" w:w="2880"/>
-          </w:tcPr>
-          <w:p>
-            <w:pPr>
-              <w:spacing w:before="0" w:after="20"/>
-            </w:pPr>
-            <w:r/>
-            <w:r>
-              <w:rPr>
-                <w:rFonts w:ascii="Arial" w:hAnsi="Arial" w:eastAsia="Arial" w:cs="Arial"/>
-                <w:b w:val="0"/>
-                <w:color w:val="000000"/>
-                <w:sz w:val="18"/>
-                <w:u w:val="none"/>
-              </w:rPr>
-              <w:t>Show per-check totals</w:t>
-            </w:r>
-          </w:p>
-        </w:tc>
-        <w:tc>
-          <w:tcPr>
-            <w:tcW w:type="dxa" w:w="2880"/>
-          </w:tcPr>
-          <w:p>
-            <w:pPr>
-              <w:spacing w:before="0" w:after="20"/>
-            </w:pPr>
-            <w:r/>
-            <w:r>
-              <w:rPr>
-                <w:rFonts w:ascii="Arial" w:hAnsi="Arial" w:eastAsia="Arial" w:cs="Arial"/>
-                <w:b w:val="0"/>
-                <w:color w:val="000000"/>
-                <w:sz w:val="18"/>
-                <w:u w:val="none"/>
-              </w:rPr>
-              <w:t>Sum of per-row values per check</w:t>
-            </w:r>
-          </w:p>
-        </w:tc>
-      </w:tr>
-      <w:tr>
-        <w:tc>
-          <w:tcPr>
-            <w:tcW w:type="dxa" w:w="2880"/>
-          </w:tcPr>
-          <w:p>
-            <w:pPr>
-              <w:spacing w:before="0" w:after="20"/>
-            </w:pPr>
-            <w:r/>
-            <w:r>
-              <w:rPr>
-                <w:rFonts w:ascii="Arial" w:hAnsi="Arial" w:eastAsia="Arial" w:cs="Arial"/>
-                <w:b w:val="0"/>
-                <w:color w:val="000000"/>
-                <w:sz w:val="18"/>
-                <w:u w:val="none"/>
-              </w:rPr>
-              <w:t>Outlet Total</w:t>
-            </w:r>
-          </w:p>
-        </w:tc>
-        <w:tc>
-          <w:tcPr>
-            <w:tcW w:type="dxa" w:w="2880"/>
-          </w:tcPr>
-          <w:p>
-            <w:pPr>
-              <w:spacing w:before="0" w:after="20"/>
-            </w:pPr>
-            <w:r/>
-            <w:r>
-              <w:rPr>
-                <w:rFonts w:ascii="Arial" w:hAnsi="Arial" w:eastAsia="Arial" w:cs="Arial"/>
-                <w:b w:val="0"/>
-                <w:color w:val="000000"/>
-                <w:sz w:val="18"/>
-                <w:u w:val="none"/>
-              </w:rPr>
-              <w:t>Show sub total for one outlet. Settings: Go to Platform: System Management &gt; System Configuration &gt; Report &gt; Format Configuration: Rounding, Default Rounding: Round Off; Decimal Places, Default Decimal Places: 2; Currency Sign, Default Currency Sign: $; Thousand Separator, Default Thousand Separator: Empty; Decimal Separator, Default Decimal Separator: .</w:t>
-            </w:r>
-          </w:p>
-        </w:tc>
-        <w:tc>
-          <w:tcPr>
-            <w:tcW w:type="dxa" w:w="2880"/>
-          </w:tcPr>
-          <w:p>
-            <w:pPr>
-              <w:spacing w:before="0" w:after="20"/>
-            </w:pPr>
-            <w:r/>
-            <w:r>
-              <w:rPr>
-                <w:rFonts w:ascii="Arial" w:hAnsi="Arial" w:eastAsia="Arial" w:cs="Arial"/>
-                <w:b w:val="0"/>
-                <w:color w:val="000000"/>
-                <w:sz w:val="18"/>
-                <w:u w:val="none"/>
-              </w:rPr>
-              <w:t>Sum of per-check totals within outlet</w:t>
-            </w:r>
-          </w:p>
-        </w:tc>
-      </w:tr>
-      <w:tr>
-        <w:tc>
-          <w:tcPr>
-            <w:tcW w:type="dxa" w:w="2880"/>
-          </w:tcPr>
-          <w:p>
-            <w:pPr>
-              <w:spacing w:before="0" w:after="20"/>
-            </w:pPr>
-            <w:r/>
-            <w:r>
-              <w:rPr>
-                <w:rFonts w:ascii="Arial" w:hAnsi="Arial" w:eastAsia="Arial" w:cs="Arial"/>
-                <w:b w:val="0"/>
-                <w:color w:val="000000"/>
-                <w:sz w:val="18"/>
-                <w:u w:val="none"/>
-              </w:rPr>
-              <w:t>Grand Total</w:t>
-            </w:r>
-          </w:p>
-        </w:tc>
-        <w:tc>
-          <w:tcPr>
-            <w:tcW w:type="dxa" w:w="2880"/>
-          </w:tcPr>
-          <w:p>
-            <w:pPr>
-              <w:spacing w:before="0" w:after="20"/>
-            </w:pPr>
-            <w:r/>
-            <w:r>
-              <w:rPr>
-                <w:rFonts w:ascii="Arial" w:hAnsi="Arial" w:eastAsia="Arial" w:cs="Arial"/>
-                <w:b w:val="0"/>
-                <w:color w:val="000000"/>
-                <w:sz w:val="18"/>
-                <w:u w:val="none"/>
-              </w:rPr>
-              <w:t>Show grand total. Settings: Go to Platform: System Management &gt; System Configuration &gt; Report &gt; Format Configuration: Rounding, Default Rounding: Round Off; Decimal Places, Default Decimal Places: 2; Currency Sign, Default Currency Sign: $; Thousand Separator, Default Thousand Separator: Empty; Decimal Separator, Default Decimal Separator: .</w:t>
-            </w:r>
-          </w:p>
-        </w:tc>
-        <w:tc>
-          <w:tcPr>
-            <w:tcW w:type="dxa" w:w="2880"/>
-          </w:tcPr>
-          <w:p>
-            <w:pPr>
-              <w:spacing w:before="0" w:after="20"/>
-            </w:pPr>
-            <w:r/>
-            <w:r>
-              <w:rPr>
-                <w:rFonts w:ascii="Arial" w:hAnsi="Arial" w:eastAsia="Arial" w:cs="Arial"/>
-                <w:b w:val="0"/>
-                <w:color w:val="000000"/>
-                <w:sz w:val="18"/>
-                <w:u w:val="none"/>
-              </w:rPr>
-              <w:t>Sum of outlet totals</w:t>
-            </w:r>
-          </w:p>
-        </w:tc>
-      </w:tr>
-      <w:tr>
-        <w:tc>
-          <w:tcPr>
-            <w:tcW w:type="dxa" w:w="2880"/>
-          </w:tcPr>
-          <w:p>
-            <w:pPr>
-              <w:spacing w:before="0" w:after="20"/>
-            </w:pPr>
-            <w:r/>
-            <w:r>
-              <w:rPr>
-                <w:rFonts w:ascii="Arial" w:hAnsi="Arial" w:eastAsia="Arial" w:cs="Arial"/>
-                <w:b w:val="0"/>
-                <w:color w:val="000000"/>
-                <w:sz w:val="18"/>
-                <w:u w:val="none"/>
-              </w:rPr>
-              <w:t>Report Code</w:t>
-            </w:r>
-          </w:p>
-        </w:tc>
-        <w:tc>
-          <w:tcPr>
-            <w:tcW w:type="dxa" w:w="2880"/>
-          </w:tcPr>
-          <w:p>
-            <w:pPr>
-              <w:spacing w:before="0" w:after="20"/>
-            </w:pPr>
-            <w:r/>
-            <w:r>
-              <w:rPr>
-                <w:rFonts w:ascii="Arial" w:hAnsi="Arial" w:eastAsia="Arial" w:cs="Arial"/>
-                <w:b w:val="0"/>
-                <w:color w:val="000000"/>
-                <w:sz w:val="18"/>
-                <w:u w:val="none"/>
-              </w:rPr>
-              <w:t>Show report code POS018 (controlled by Show Footer Report Code: Yes = show, No = hide)</w:t>
+              <w:t>Show the page number</w:t>
             </w:r>
           </w:p>
         </w:tc>
@@ -4943,7 +2558,7 @@
           <w:sz w:val="26"/>
           <w:u w:val="single"/>
         </w:rPr>
-        <w:t>Test Verification</w:t>
+        <w:t>Report Functional Verification</w:t>
       </w:r>
     </w:p>
     <w:p>
@@ -4958,7 +2573,7 @@
           <w:sz w:val="24"/>
           <w:u w:val="none"/>
         </w:rPr>
-        <w:t>1. Loading Performance Verification</w:t>
+        <w:t>1. Reproduce Slow Or Failing Report Generation</w:t>
       </w:r>
     </w:p>
     <w:p>
@@ -4973,7 +2588,7 @@
           <w:sz w:val="22"/>
           <w:u w:val="none"/>
         </w:rPr>
-        <w:t>1.1. All Default Parameters - Single Day, Single Outlet, No Reference/Reason</w:t>
+        <w:t>1.1. Generate the report with a specified multi-day range and discount reference enabled</w:t>
       </w:r>
     </w:p>
     <w:p>
@@ -4994,7 +2609,7 @@
     <w:p>
       <w:pPr>
         <w:spacing w:before="0" w:after="40"/>
-        <w:ind w:left="720" w:hanging="240"/>
+        <w:ind w:left="360" w:hanging="240"/>
       </w:pPr>
       <w:r>
         <w:rPr>
@@ -5004,13 +2619,13 @@
           <w:sz w:val="20"/>
           <w:u w:val="none"/>
         </w:rPr>
-        <w:t>1. A build with the HERO-68180 fix is deployed.</w:t>
+        <w:t>1. An ACCOR-style multi-outlet environment (or one busy outlet) with discount items across about 7 business days exists.</w:t>
       </w:r>
     </w:p>
     <w:p>
       <w:pPr>
         <w:spacing w:before="0" w:after="40"/>
-        <w:ind w:left="720" w:hanging="240"/>
+        <w:ind w:left="360" w:hanging="240"/>
       </w:pPr>
       <w:r>
         <w:rPr>
@@ -5020,79 +2635,7 @@
           <w:sz w:val="20"/>
           <w:u w:val="none"/>
         </w:rPr>
-        <w:t>2. A test environment with a representative data volume for one outlet on the current business day.</w:t>
-      </w:r>
-    </w:p>
-    <w:p>
-      <w:pPr>
-        <w:spacing w:before="0" w:after="40"/>
-        <w:ind w:left="720" w:hanging="240"/>
-      </w:pPr>
-      <w:r>
-        <w:rPr>
-          <w:rFonts w:ascii="Arial" w:hAnsi="Arial" w:eastAsia="Arial" w:cs="Arial"/>
-          <w:b w:val="0"/>
-          <w:color w:val="000000"/>
-          <w:sz w:val="20"/>
-          <w:u w:val="none"/>
-        </w:rPr>
-        <w:t>3. Note the baseline load time observed before the fix for the same scope.</w:t>
-      </w:r>
-    </w:p>
-    <w:p>
-      <w:pPr>
-        <w:spacing w:before="0" w:after="40"/>
-        <w:ind w:left="720" w:hanging="240"/>
-      </w:pPr>
-      <w:r>
-        <w:rPr>
-          <w:rFonts w:ascii="Arial" w:hAnsi="Arial" w:eastAsia="Arial" w:cs="Arial"/>
-          <w:b w:val="0"/>
-          <w:color w:val="000000"/>
-          <w:sz w:val="20"/>
-          <w:u w:val="none"/>
-        </w:rPr>
-        <w:t xml:space="preserve">4. Capture the EXPLAIN plan of the </w:t>
-      </w:r>
-      <w:r>
-        <w:rPr>
-          <w:rFonts w:ascii="Consolas" w:hAnsi="Consolas" w:eastAsia="Arial" w:cs="Arial"/>
-          <w:b w:val="0"/>
-          <w:color w:val="000000"/>
-          <w:sz w:val="20"/>
-          <w:u w:val="none"/>
-        </w:rPr>
-        <w:t>CheckDiscountsItems</w:t>
-      </w:r>
-      <w:r>
-        <w:rPr>
-          <w:rFonts w:ascii="Arial" w:hAnsi="Arial" w:eastAsia="Arial" w:cs="Arial"/>
-          <w:b w:val="0"/>
-          <w:color w:val="000000"/>
-          <w:sz w:val="20"/>
-          <w:u w:val="none"/>
-        </w:rPr>
-        <w:t xml:space="preserve"> dataset before the fix (correlated </w:t>
-      </w:r>
-      <w:r>
-        <w:rPr>
-          <w:rFonts w:ascii="Consolas" w:hAnsi="Consolas" w:eastAsia="Arial" w:cs="Arial"/>
-          <w:b w:val="0"/>
-          <w:color w:val="000000"/>
-          <w:sz w:val="20"/>
-          <w:u w:val="none"/>
-        </w:rPr>
-        <w:t>incl_sc</w:t>
-      </w:r>
-      <w:r>
-        <w:rPr>
-          <w:rFonts w:ascii="Arial" w:hAnsi="Arial" w:eastAsia="Arial" w:cs="Arial"/>
-          <w:b w:val="0"/>
-          <w:color w:val="000000"/>
-          <w:sz w:val="20"/>
-          <w:u w:val="none"/>
-        </w:rPr>
-        <w:t xml:space="preserve"> subquery present).</w:t>
+        <w:t>2. The previous (unfixed) build is available for reproducing the defect, and database EXPLAIN access is available.</w:t>
       </w:r>
     </w:p>
     <w:p>
@@ -5113,7 +2656,290 @@
     <w:p>
       <w:pPr>
         <w:spacing w:before="0" w:after="40"/>
-        <w:ind w:left="720" w:hanging="240"/>
+        <w:ind w:left="360" w:hanging="240"/>
+      </w:pPr>
+      <w:r>
+        <w:rPr>
+          <w:rFonts w:ascii="Arial" w:hAnsi="Arial" w:eastAsia="Arial" w:cs="Arial"/>
+          <w:b w:val="0"/>
+          <w:color w:val="000000"/>
+          <w:sz w:val="20"/>
+          <w:u w:val="none"/>
+        </w:rPr>
+        <w:t>1. Open POS018 Discount Report on MySQL.</w:t>
+      </w:r>
+    </w:p>
+    <w:p>
+      <w:pPr>
+        <w:spacing w:before="0" w:after="40"/>
+        <w:ind w:left="360" w:hanging="240"/>
+      </w:pPr>
+      <w:r>
+        <w:rPr>
+          <w:rFonts w:ascii="Arial" w:hAnsi="Arial" w:eastAsia="Arial" w:cs="Arial"/>
+          <w:b w:val="0"/>
+          <w:color w:val="000000"/>
+          <w:sz w:val="20"/>
+          <w:u w:val="none"/>
+        </w:rPr>
+        <w:t>2. Select 'Specified As Below' from Date Type and specify a range of about 7 days.</w:t>
+      </w:r>
+    </w:p>
+    <w:p>
+      <w:pPr>
+        <w:spacing w:before="0" w:after="40"/>
+        <w:ind w:left="360" w:hanging="240"/>
+      </w:pPr>
+      <w:r>
+        <w:rPr>
+          <w:rFonts w:ascii="Arial" w:hAnsi="Arial" w:eastAsia="Arial" w:cs="Arial"/>
+          <w:b w:val="0"/>
+          <w:color w:val="000000"/>
+          <w:sz w:val="20"/>
+          <w:u w:val="none"/>
+        </w:rPr>
+        <w:t>3. Select the multi-outlet (or busy single outlet) scope.</w:t>
+      </w:r>
+    </w:p>
+    <w:p>
+      <w:pPr>
+        <w:spacing w:before="0" w:after="40"/>
+        <w:ind w:left="360" w:hanging="240"/>
+      </w:pPr>
+      <w:r>
+        <w:rPr>
+          <w:rFonts w:ascii="Arial" w:hAnsi="Arial" w:eastAsia="Arial" w:cs="Arial"/>
+          <w:b w:val="0"/>
+          <w:color w:val="000000"/>
+          <w:sz w:val="20"/>
+          <w:u w:val="none"/>
+        </w:rPr>
+        <w:t>4. Set Discount Reference to 'Show' and run the report.</w:t>
+      </w:r>
+    </w:p>
+    <w:p>
+      <w:pPr>
+        <w:spacing w:before="0" w:after="40"/>
+        <w:ind w:left="360" w:hanging="240"/>
+      </w:pPr>
+      <w:r>
+        <w:rPr>
+          <w:rFonts w:ascii="Arial" w:hAnsi="Arial" w:eastAsia="Arial" w:cs="Arial"/>
+          <w:b w:val="0"/>
+          <w:color w:val="000000"/>
+          <w:sz w:val="20"/>
+          <w:u w:val="none"/>
+        </w:rPr>
+        <w:t>5. Capture the CheckDiscountsItems SQL from beforeOpen and run EXPLAIN / EXPLAIN ANALYZE.</w:t>
+      </w:r>
+    </w:p>
+    <w:p>
+      <w:pPr>
+        <w:spacing w:before="0" w:after="80"/>
+      </w:pPr>
+      <w:r>
+        <w:rPr>
+          <w:rFonts w:ascii="Arial" w:hAnsi="Arial" w:eastAsia="Arial" w:cs="Arial"/>
+          <w:b/>
+          <w:color w:val="000000"/>
+          <w:sz w:val="20"/>
+          <w:u w:val="none"/>
+        </w:rPr>
+        <w:t>Reproduction Result(s):</w:t>
+      </w:r>
+    </w:p>
+    <w:p>
+      <w:pPr>
+        <w:spacing w:before="0" w:after="40"/>
+        <w:ind w:left="360" w:hanging="240"/>
+      </w:pPr>
+      <w:r>
+        <w:rPr>
+          <w:rFonts w:ascii="Arial" w:hAnsi="Arial" w:eastAsia="Arial" w:cs="Arial"/>
+          <w:b w:val="0"/>
+          <w:color w:val="000000"/>
+          <w:sz w:val="20"/>
+          <w:u w:val="none"/>
+        </w:rPr>
+        <w:t>1. Before the fix, EXPLAIN shows a DEPENDENT SUBQUERY on pos_check_tax_sc_refs executed once per discount-item row.</w:t>
+      </w:r>
+    </w:p>
+    <w:p>
+      <w:pPr>
+        <w:spacing w:before="0" w:after="40"/>
+        <w:ind w:left="360" w:hanging="240"/>
+      </w:pPr>
+      <w:r>
+        <w:rPr>
+          <w:rFonts w:ascii="Arial" w:hAnsi="Arial" w:eastAsia="Arial" w:cs="Arial"/>
+          <w:b w:val="0"/>
+          <w:color w:val="000000"/>
+          <w:sz w:val="20"/>
+          <w:u w:val="none"/>
+        </w:rPr>
+        <w:t>2. The reference derived table materializes pos_check_extra_infos joined through pos_checks/pos_business_days for the same filter window, duplicating the outer query work.</w:t>
+      </w:r>
+    </w:p>
+    <w:p>
+      <w:pPr>
+        <w:spacing w:before="0" w:after="40"/>
+        <w:ind w:left="360" w:hanging="240"/>
+      </w:pPr>
+      <w:r>
+        <w:rPr>
+          <w:rFonts w:ascii="Arial" w:hAnsi="Arial" w:eastAsia="Arial" w:cs="Arial"/>
+          <w:b w:val="0"/>
+          <w:color w:val="000000"/>
+          <w:sz w:val="20"/>
+          <w:u w:val="none"/>
+        </w:rPr>
+        <w:t>3. The report takes a long time to generate and may time out under the support-ticket data volume.</w:t>
+      </w:r>
+    </w:p>
+    <w:p>
+      <w:pPr>
+        <w:spacing w:before="0" w:after="80"/>
+      </w:pPr>
+      <w:r>
+        <w:rPr>
+          <w:rFonts w:ascii="Arial" w:hAnsi="Arial" w:eastAsia="Arial" w:cs="Arial"/>
+          <w:b/>
+          <w:color w:val="000000"/>
+          <w:sz w:val="20"/>
+          <w:u w:val="none"/>
+        </w:rPr>
+        <w:t>Fix Result(s):</w:t>
+      </w:r>
+    </w:p>
+    <w:p>
+      <w:pPr>
+        <w:spacing w:before="0" w:after="40"/>
+        <w:ind w:left="360" w:hanging="240"/>
+      </w:pPr>
+      <w:r>
+        <w:rPr>
+          <w:rFonts w:ascii="Arial" w:hAnsi="Arial" w:eastAsia="Arial" w:cs="Arial"/>
+          <w:b w:val="0"/>
+          <w:color w:val="000000"/>
+          <w:sz w:val="20"/>
+          <w:u w:val="none"/>
+        </w:rPr>
+        <w:t>1. After the fix, the incl_sc value comes from a LEFT JOIN pre-aggregate keyed by citm_id and no per-row DEPENDENT SUBQUERY appears in EXPLAIN.</w:t>
+      </w:r>
+    </w:p>
+    <w:p>
+      <w:pPr>
+        <w:spacing w:before="0" w:after="40"/>
+        <w:ind w:left="360" w:hanging="240"/>
+      </w:pPr>
+      <w:r>
+        <w:rPr>
+          <w:rFonts w:ascii="Arial" w:hAnsi="Arial" w:eastAsia="Arial" w:cs="Arial"/>
+          <w:b w:val="0"/>
+          <w:color w:val="000000"/>
+          <w:sz w:val="20"/>
+          <w:u w:val="none"/>
+        </w:rPr>
+        <w:t>2. The discount reference is resolved with a single join on ckei_cdis_id without re-scanning all checks in the range.</w:t>
+      </w:r>
+    </w:p>
+    <w:p>
+      <w:pPr>
+        <w:spacing w:before="0" w:after="40"/>
+        <w:ind w:left="360" w:hanging="240"/>
+      </w:pPr>
+      <w:r>
+        <w:rPr>
+          <w:rFonts w:ascii="Arial" w:hAnsi="Arial" w:eastAsia="Arial" w:cs="Arial"/>
+          <w:b w:val="0"/>
+          <w:color w:val="000000"/>
+          <w:sz w:val="20"/>
+          <w:u w:val="none"/>
+        </w:rPr>
+        <w:t>3. The report completes within an acceptable time and displays the correct data.</w:t>
+      </w:r>
+    </w:p>
+    <w:p>
+      <w:pPr>
+        <w:spacing w:before="0" w:after="40"/>
+        <w:ind w:left="360" w:hanging="240"/>
+      </w:pPr>
+      <w:r>
+        <w:rPr>
+          <w:rFonts w:ascii="Arial" w:hAnsi="Arial" w:eastAsia="Arial" w:cs="Arial"/>
+          <w:b w:val="0"/>
+          <w:color w:val="000000"/>
+          <w:sz w:val="20"/>
+          <w:u w:val="none"/>
+        </w:rPr>
+        <w:t>4. No errors displayed.</w:t>
+      </w:r>
+    </w:p>
+    <w:p>
+      <w:pPr>
+        <w:spacing w:before="120" w:after="60"/>
+      </w:pPr>
+      <w:r>
+        <w:rPr>
+          <w:rFonts w:ascii="Arial" w:hAnsi="Arial" w:eastAsia="Arial" w:cs="Arial"/>
+          <w:b/>
+          <w:color w:val="001EFF"/>
+          <w:sz w:val="22"/>
+          <w:u w:val="none"/>
+        </w:rPr>
+        <w:t>1.2. Generate the report with Date Type = Last Month</w:t>
+      </w:r>
+    </w:p>
+    <w:p>
+      <w:pPr>
+        <w:spacing w:before="0" w:after="80"/>
+      </w:pPr>
+      <w:r>
+        <w:rPr>
+          <w:rFonts w:ascii="Arial" w:hAnsi="Arial" w:eastAsia="Arial" w:cs="Arial"/>
+          <w:b/>
+          <w:color w:val="000000"/>
+          <w:sz w:val="20"/>
+          <w:u w:val="none"/>
+        </w:rPr>
+        <w:t>Prerequisite(s):</w:t>
+      </w:r>
+    </w:p>
+    <w:p>
+      <w:pPr>
+        <w:spacing w:before="0" w:after="40"/>
+        <w:ind w:left="360" w:hanging="240"/>
+      </w:pPr>
+      <w:r>
+        <w:rPr>
+          <w:rFonts w:ascii="Arial" w:hAnsi="Arial" w:eastAsia="Arial" w:cs="Arial"/>
+          <w:b w:val="0"/>
+          <w:color w:val="000000"/>
+          <w:sz w:val="20"/>
+          <w:u w:val="none"/>
+        </w:rPr>
+        <w:t>1. The selected outlet/shop has a complete last month of discount data (same data volume as the ticket analysis, about 26k result rows).</w:t>
+      </w:r>
+    </w:p>
+    <w:p>
+      <w:pPr>
+        <w:spacing w:before="0" w:after="80"/>
+      </w:pPr>
+      <w:r>
+        <w:rPr>
+          <w:rFonts w:ascii="Arial" w:hAnsi="Arial" w:eastAsia="Arial" w:cs="Arial"/>
+          <w:b/>
+          <w:color w:val="000000"/>
+          <w:sz w:val="20"/>
+          <w:u w:val="none"/>
+        </w:rPr>
+        <w:t>Step(s):</w:t>
+      </w:r>
+    </w:p>
+    <w:p>
+      <w:pPr>
+        <w:spacing w:before="0" w:after="40"/>
+        <w:ind w:left="360" w:hanging="240"/>
       </w:pPr>
       <w:r>
         <w:rPr>
@@ -5129,7 +2955,7 @@
     <w:p>
       <w:pPr>
         <w:spacing w:before="0" w:after="40"/>
-        <w:ind w:left="720" w:hanging="240"/>
+        <w:ind w:left="360" w:hanging="240"/>
       </w:pPr>
       <w:r>
         <w:rPr>
@@ -5139,12 +2965,13 @@
           <w:sz w:val="20"/>
           <w:u w:val="none"/>
         </w:rPr>
-        <w:t>2. Select "default" from all parameters</w:t>
+        <w:t>2. Select 'Last Month' from Date Type and select the outlet scope from the ticket scenario.</w:t>
       </w:r>
     </w:p>
     <w:p>
       <w:pPr>
-        <w:spacing w:before="0" w:after="80"/>
+        <w:spacing w:before="0" w:after="40"/>
+        <w:ind w:left="360" w:hanging="240"/>
       </w:pPr>
       <w:r>
         <w:rPr>
@@ -5154,12 +2981,13 @@
           <w:sz w:val="20"/>
           <w:u w:val="none"/>
         </w:rPr>
-        <w:t>2.1. Select "Current Business Day" from Date Type</w:t>
+        <w:t>3. Run the report and time the generation.</w:t>
       </w:r>
     </w:p>
     <w:p>
       <w:pPr>
-        <w:spacing w:before="0" w:after="80"/>
+        <w:spacing w:before="0" w:after="40"/>
+        <w:ind w:left="360" w:hanging="240"/>
       </w:pPr>
       <w:r>
         <w:rPr>
@@ -5169,200 +2997,7 @@
           <w:sz w:val="20"/>
           <w:u w:val="none"/>
         </w:rPr>
-        <w:t>2.2. Select "All" from Shops</w:t>
-      </w:r>
-    </w:p>
-    <w:p>
-      <w:pPr>
-        <w:spacing w:before="0" w:after="80"/>
-      </w:pPr>
-      <w:r>
-        <w:rPr>
-          <w:rFonts w:ascii="Arial" w:hAnsi="Arial" w:eastAsia="Arial" w:cs="Arial"/>
-          <w:b w:val="0"/>
-          <w:color w:val="000000"/>
-          <w:sz w:val="20"/>
-          <w:u w:val="none"/>
-        </w:rPr>
-        <w:t>2.3. Select "All" from Outlets</w:t>
-      </w:r>
-    </w:p>
-    <w:p>
-      <w:pPr>
-        <w:spacing w:before="0" w:after="80"/>
-      </w:pPr>
-      <w:r>
-        <w:rPr>
-          <w:rFonts w:ascii="Arial" w:hAnsi="Arial" w:eastAsia="Arial" w:cs="Arial"/>
-          <w:b w:val="0"/>
-          <w:color w:val="000000"/>
-          <w:sz w:val="20"/>
-          <w:u w:val="none"/>
-        </w:rPr>
-        <w:t>2.4. Select "Item Discount + Check Discount" from Discount</w:t>
-      </w:r>
-    </w:p>
-    <w:p>
-      <w:pPr>
-        <w:spacing w:before="0" w:after="80"/>
-      </w:pPr>
-      <w:r>
-        <w:rPr>
-          <w:rFonts w:ascii="Arial" w:hAnsi="Arial" w:eastAsia="Arial" w:cs="Arial"/>
-          <w:b w:val="0"/>
-          <w:color w:val="000000"/>
-          <w:sz w:val="20"/>
-          <w:u w:val="none"/>
-        </w:rPr>
-        <w:t>2.5. Select "All" from Discount Types</w:t>
-      </w:r>
-    </w:p>
-    <w:p>
-      <w:pPr>
-        <w:spacing w:before="0" w:after="80"/>
-      </w:pPr>
-      <w:r>
-        <w:rPr>
-          <w:rFonts w:ascii="Arial" w:hAnsi="Arial" w:eastAsia="Arial" w:cs="Arial"/>
-          <w:b w:val="0"/>
-          <w:color w:val="000000"/>
-          <w:sz w:val="20"/>
-          <w:u w:val="none"/>
-        </w:rPr>
-        <w:t>2.6. Select "All" from Revenue/Non-Revenue</w:t>
-      </w:r>
-    </w:p>
-    <w:p>
-      <w:pPr>
-        <w:spacing w:before="0" w:after="80"/>
-      </w:pPr>
-      <w:r>
-        <w:rPr>
-          <w:rFonts w:ascii="Arial" w:hAnsi="Arial" w:eastAsia="Arial" w:cs="Arial"/>
-          <w:b w:val="0"/>
-          <w:color w:val="000000"/>
-          <w:sz w:val="20"/>
-          <w:u w:val="none"/>
-        </w:rPr>
-        <w:t>2.7. Select "No" from Show Discount Reference</w:t>
-      </w:r>
-    </w:p>
-    <w:p>
-      <w:pPr>
-        <w:spacing w:before="0" w:after="80"/>
-      </w:pPr>
-      <w:r>
-        <w:rPr>
-          <w:rFonts w:ascii="Arial" w:hAnsi="Arial" w:eastAsia="Arial" w:cs="Arial"/>
-          <w:b w:val="0"/>
-          <w:color w:val="000000"/>
-          <w:sz w:val="20"/>
-          <w:u w:val="none"/>
-        </w:rPr>
-        <w:t>2.8. Select "No" from Show Discount Reason</w:t>
-      </w:r>
-    </w:p>
-    <w:p>
-      <w:pPr>
-        <w:spacing w:before="0" w:after="80"/>
-      </w:pPr>
-      <w:r>
-        <w:rPr>
-          <w:rFonts w:ascii="Arial" w:hAnsi="Arial" w:eastAsia="Arial" w:cs="Arial"/>
-          <w:b w:val="0"/>
-          <w:color w:val="000000"/>
-          <w:sz w:val="20"/>
-          <w:u w:val="none"/>
-        </w:rPr>
-        <w:t>2.9. Select "Summary" from Detail/Summary</w:t>
-      </w:r>
-    </w:p>
-    <w:p>
-      <w:pPr>
-        <w:spacing w:before="0" w:after="40"/>
-        <w:ind w:left="720" w:hanging="240"/>
-      </w:pPr>
-      <w:r>
-        <w:rPr>
-          <w:rFonts w:ascii="Arial" w:hAnsi="Arial" w:eastAsia="Arial" w:cs="Arial"/>
-          <w:b w:val="0"/>
-          <w:color w:val="000000"/>
-          <w:sz w:val="20"/>
-          <w:u w:val="none"/>
-        </w:rPr>
-        <w:t>3. Click "Run" button</w:t>
-      </w:r>
-    </w:p>
-    <w:p>
-      <w:pPr>
-        <w:spacing w:before="0" w:after="40"/>
-        <w:ind w:left="720" w:hanging="240"/>
-      </w:pPr>
-      <w:r>
-        <w:rPr>
-          <w:rFonts w:ascii="Arial" w:hAnsi="Arial" w:eastAsia="Arial" w:cs="Arial"/>
-          <w:b w:val="0"/>
-          <w:color w:val="000000"/>
-          <w:sz w:val="20"/>
-          <w:u w:val="none"/>
-        </w:rPr>
-        <w:t>4. Measure the time taken from clicking Run until the report fully renders</w:t>
-      </w:r>
-    </w:p>
-    <w:p>
-      <w:pPr>
-        <w:spacing w:before="0" w:after="40"/>
-        <w:ind w:left="720" w:hanging="240"/>
-      </w:pPr>
-      <w:r>
-        <w:rPr>
-          <w:rFonts w:ascii="Arial" w:hAnsi="Arial" w:eastAsia="Arial" w:cs="Arial"/>
-          <w:b w:val="0"/>
-          <w:color w:val="000000"/>
-          <w:sz w:val="20"/>
-          <w:u w:val="none"/>
-        </w:rPr>
-        <w:t xml:space="preserve">5. Capture the EXPLAIN plan of </w:t>
-      </w:r>
-      <w:r>
-        <w:rPr>
-          <w:rFonts w:ascii="Consolas" w:hAnsi="Consolas" w:eastAsia="Arial" w:cs="Arial"/>
-          <w:b w:val="0"/>
-          <w:color w:val="000000"/>
-          <w:sz w:val="20"/>
-          <w:u w:val="none"/>
-        </w:rPr>
-        <w:t>CheckDiscountsItems</w:t>
-      </w:r>
-      <w:r>
-        <w:rPr>
-          <w:rFonts w:ascii="Arial" w:hAnsi="Arial" w:eastAsia="Arial" w:cs="Arial"/>
-          <w:b w:val="0"/>
-          <w:color w:val="000000"/>
-          <w:sz w:val="20"/>
-          <w:u w:val="none"/>
-        </w:rPr>
-        <w:t xml:space="preserve"> after the fix (no correlated </w:t>
-      </w:r>
-      <w:r>
-        <w:rPr>
-          <w:rFonts w:ascii="Consolas" w:hAnsi="Consolas" w:eastAsia="Arial" w:cs="Arial"/>
-          <w:b w:val="0"/>
-          <w:color w:val="000000"/>
-          <w:sz w:val="20"/>
-          <w:u w:val="none"/>
-        </w:rPr>
-        <w:t>incl_sc</w:t>
-      </w:r>
-      <w:r>
-        <w:rPr>
-          <w:rFonts w:ascii="Arial" w:hAnsi="Arial" w:eastAsia="Arial" w:cs="Arial"/>
-          <w:b w:val="0"/>
-          <w:color w:val="000000"/>
-          <w:sz w:val="20"/>
-          <w:u w:val="none"/>
-        </w:rPr>
-        <w:t xml:space="preserve"> subquery)</w:t>
+        <w:t>4. Capture the CheckDiscountsItems, CheckNumber and sBizDays SQL and run EXPLAIN / EXPLAIN ANALYZE.</w:t>
       </w:r>
     </w:p>
     <w:p>
@@ -5383,7 +3018,7 @@
     <w:p>
       <w:pPr>
         <w:spacing w:before="0" w:after="40"/>
-        <w:ind w:left="720" w:hanging="240"/>
+        <w:ind w:left="360" w:hanging="240"/>
       </w:pPr>
       <w:r>
         <w:rPr>
@@ -5393,18 +3028,14 @@
           <w:sz w:val="20"/>
           <w:u w:val="none"/>
         </w:rPr>
-        <w:t xml:space="preserve">1. Even for a single day / single outlet, the correlated </w:t>
+        <w:t>1. Before the fix, the last_month filter uses YEAR(bday_date) / MONTH(bday_date); the same outlet/month takes about 135 seconds versus about 2.9 seconds with a date range (about 46 times slower).</w:t>
       </w:r>
-      <w:r>
-        <w:rPr>
-          <w:rFonts w:ascii="Consolas" w:hAnsi="Consolas" w:eastAsia="Arial" w:cs="Arial"/>
-          <w:b w:val="0"/>
-          <w:color w:val="000000"/>
-          <w:sz w:val="20"/>
-          <w:u w:val="none"/>
-        </w:rPr>
-        <w:t>incl_sc</w:t>
-      </w:r>
+    </w:p>
+    <w:p>
+      <w:pPr>
+        <w:spacing w:before="0" w:after="40"/>
+        <w:ind w:left="360" w:hanging="240"/>
+      </w:pPr>
       <w:r>
         <w:rPr>
           <w:rFonts w:ascii="Arial" w:hAnsi="Arial" w:eastAsia="Arial" w:cs="Arial"/>
@@ -5413,83 +3044,7 @@
           <w:sz w:val="20"/>
           <w:u w:val="none"/>
         </w:rPr>
-        <w:t xml:space="preserve"> subquery runs once per discount-item row.</w:t>
-      </w:r>
-    </w:p>
-    <w:p>
-      <w:pPr>
-        <w:spacing w:before="0" w:after="40"/>
-        <w:ind w:left="720" w:hanging="240"/>
-      </w:pPr>
-      <w:r>
-        <w:rPr>
-          <w:rFonts w:ascii="Arial" w:hAnsi="Arial" w:eastAsia="Arial" w:cs="Arial"/>
-          <w:b w:val="0"/>
-          <w:color w:val="000000"/>
-          <w:sz w:val="20"/>
-          <w:u w:val="none"/>
-        </w:rPr>
-        <w:t xml:space="preserve">2. EXPLAIN shows </w:t>
-      </w:r>
-      <w:r>
-        <w:rPr>
-          <w:rFonts w:ascii="Consolas" w:hAnsi="Consolas" w:eastAsia="Arial" w:cs="Arial"/>
-          <w:b w:val="0"/>
-          <w:color w:val="000000"/>
-          <w:sz w:val="20"/>
-          <w:u w:val="none"/>
-        </w:rPr>
-        <w:t>DEPENDENT SUBQUERY</w:t>
-      </w:r>
-      <w:r>
-        <w:rPr>
-          <w:rFonts w:ascii="Arial" w:hAnsi="Arial" w:eastAsia="Arial" w:cs="Arial"/>
-          <w:b w:val="0"/>
-          <w:color w:val="000000"/>
-          <w:sz w:val="20"/>
-          <w:u w:val="none"/>
-        </w:rPr>
-        <w:t xml:space="preserve"> on </w:t>
-      </w:r>
-      <w:r>
-        <w:rPr>
-          <w:rFonts w:ascii="Consolas" w:hAnsi="Consolas" w:eastAsia="Arial" w:cs="Arial"/>
-          <w:b w:val="0"/>
-          <w:color w:val="000000"/>
-          <w:sz w:val="20"/>
-          <w:u w:val="none"/>
-        </w:rPr>
-        <w:t>pos_check_tax_sc_refs</w:t>
-      </w:r>
-      <w:r>
-        <w:rPr>
-          <w:rFonts w:ascii="Arial" w:hAnsi="Arial" w:eastAsia="Arial" w:cs="Arial"/>
-          <w:b w:val="0"/>
-          <w:color w:val="000000"/>
-          <w:sz w:val="20"/>
-          <w:u w:val="none"/>
-        </w:rPr>
-        <w:t xml:space="preserve"> filtered by </w:t>
-      </w:r>
-      <w:r>
-        <w:rPr>
-          <w:rFonts w:ascii="Consolas" w:hAnsi="Consolas" w:eastAsia="Arial" w:cs="Arial"/>
-          <w:b w:val="0"/>
-          <w:color w:val="000000"/>
-          <w:sz w:val="20"/>
-          <w:u w:val="none"/>
-        </w:rPr>
-        <w:t>ctsr_variable LIKE 'incl_sc_ref%'</w:t>
-      </w:r>
-      <w:r>
-        <w:rPr>
-          <w:rFonts w:ascii="Arial" w:hAnsi="Arial" w:eastAsia="Arial" w:cs="Arial"/>
-          <w:b w:val="0"/>
-          <w:color w:val="000000"/>
-          <w:sz w:val="20"/>
-          <w:u w:val="none"/>
-        </w:rPr>
-        <w:t>.</w:t>
+        <w:t>2. The execution plan drives from pos_discount_types / type index over discounts instead of the outlet_date range on pos_business_days.</w:t>
       </w:r>
     </w:p>
     <w:p>
@@ -5510,7 +3065,7 @@
     <w:p>
       <w:pPr>
         <w:spacing w:before="0" w:after="40"/>
-        <w:ind w:left="720" w:hanging="240"/>
+        <w:ind w:left="360" w:hanging="240"/>
       </w:pPr>
       <w:r>
         <w:rPr>
@@ -5520,13 +3075,13 @@
           <w:sz w:val="20"/>
           <w:u w:val="none"/>
         </w:rPr>
-        <w:t>1. The report loads within an acceptable timeframe for a single day / single outlet.</w:t>
+        <w:t>1. After the fix, last_month uses a SARGable range (bday_date &gt;= first day AND bday_date &lt;= last day) with the same shape as the specified-range path in CheckDiscountsItems, CheckNumber and sBizDays.</w:t>
       </w:r>
     </w:p>
     <w:p>
       <w:pPr>
         <w:spacing w:before="0" w:after="40"/>
-        <w:ind w:left="720" w:hanging="240"/>
+        <w:ind w:left="360" w:hanging="240"/>
       </w:pPr>
       <w:r>
         <w:rPr>
@@ -5536,18 +3091,14 @@
           <w:sz w:val="20"/>
           <w:u w:val="none"/>
         </w:rPr>
-        <w:t xml:space="preserve">2. EXPLAIN no longer shows </w:t>
+        <w:t>2. The plan is driven by the date/outlet range (business days &gt; checks &gt; discounts &gt; discount items &gt; items) and generation time is close to the specified-range level.</w:t>
       </w:r>
-      <w:r>
-        <w:rPr>
-          <w:rFonts w:ascii="Consolas" w:hAnsi="Consolas" w:eastAsia="Arial" w:cs="Arial"/>
-          <w:b w:val="0"/>
-          <w:color w:val="000000"/>
-          <w:sz w:val="20"/>
-          <w:u w:val="none"/>
-        </w:rPr>
-        <w:t>DEPENDENT SUBQUERY</w:t>
-      </w:r>
+    </w:p>
+    <w:p>
+      <w:pPr>
+        <w:spacing w:before="0" w:after="40"/>
+        <w:ind w:left="360" w:hanging="240"/>
+      </w:pPr>
       <w:r>
         <w:rPr>
           <w:rFonts w:ascii="Arial" w:hAnsi="Arial" w:eastAsia="Arial" w:cs="Arial"/>
@@ -5556,18 +3107,14 @@
           <w:sz w:val="20"/>
           <w:u w:val="none"/>
         </w:rPr>
-        <w:t xml:space="preserve"> for </w:t>
+        <w:t>3. The report shows all and only last month discount records.</w:t>
       </w:r>
-      <w:r>
-        <w:rPr>
-          <w:rFonts w:ascii="Consolas" w:hAnsi="Consolas" w:eastAsia="Arial" w:cs="Arial"/>
-          <w:b w:val="0"/>
-          <w:color w:val="000000"/>
-          <w:sz w:val="20"/>
-          <w:u w:val="none"/>
-        </w:rPr>
-        <w:t>incl_sc</w:t>
-      </w:r>
+    </w:p>
+    <w:p>
+      <w:pPr>
+        <w:spacing w:before="0" w:after="40"/>
+        <w:ind w:left="360" w:hanging="240"/>
+      </w:pPr>
       <w:r>
         <w:rPr>
           <w:rFonts w:ascii="Arial" w:hAnsi="Arial" w:eastAsia="Arial" w:cs="Arial"/>
@@ -5576,18 +3123,44 @@
           <w:sz w:val="20"/>
           <w:u w:val="none"/>
         </w:rPr>
-        <w:t xml:space="preserve">; the </w:t>
+        <w:t>4. No errors displayed.</w:t>
       </w:r>
+    </w:p>
+    <w:p>
+      <w:pPr>
+        <w:spacing w:before="120" w:after="60"/>
+      </w:pPr>
       <w:r>
         <w:rPr>
-          <w:rFonts w:ascii="Consolas" w:hAnsi="Consolas" w:eastAsia="Arial" w:cs="Arial"/>
-          <w:b w:val="0"/>
+          <w:rFonts w:ascii="Arial" w:hAnsi="Arial" w:eastAsia="Arial" w:cs="Arial"/>
+          <w:b/>
+          <w:color w:val="001EFF"/>
+          <w:sz w:val="22"/>
+          <w:u w:val="none"/>
+        </w:rPr>
+        <w:t>1.3. Generate detail output with Show Discount Reason enabled</w:t>
+      </w:r>
+    </w:p>
+    <w:p>
+      <w:pPr>
+        <w:spacing w:before="0" w:after="80"/>
+      </w:pPr>
+      <w:r>
+        <w:rPr>
+          <w:rFonts w:ascii="Arial" w:hAnsi="Arial" w:eastAsia="Arial" w:cs="Arial"/>
+          <w:b/>
           <w:color w:val="000000"/>
           <w:sz w:val="20"/>
           <w:u w:val="none"/>
         </w:rPr>
-        <w:t>LEFT JOIN</w:t>
+        <w:t>Prerequisite(s):</w:t>
       </w:r>
+    </w:p>
+    <w:p>
+      <w:pPr>
+        <w:spacing w:before="0" w:after="40"/>
+        <w:ind w:left="360" w:hanging="240"/>
+      </w:pPr>
       <w:r>
         <w:rPr>
           <w:rFonts w:ascii="Arial" w:hAnsi="Arial" w:eastAsia="Arial" w:cs="Arial"/>
@@ -5596,13 +3169,170 @@
           <w:sz w:val="20"/>
           <w:u w:val="none"/>
         </w:rPr>
-        <w:t xml:space="preserve"> pre-aggregate is used instead.</w:t>
+        <w:t>1. Discounts configured with discount reasons exist in the selected range.</w:t>
       </w:r>
     </w:p>
     <w:p>
       <w:pPr>
+        <w:spacing w:before="0" w:after="80"/>
+      </w:pPr>
+      <w:r>
+        <w:rPr>
+          <w:rFonts w:ascii="Arial" w:hAnsi="Arial" w:eastAsia="Arial" w:cs="Arial"/>
+          <w:b/>
+          <w:color w:val="000000"/>
+          <w:sz w:val="20"/>
+          <w:u w:val="none"/>
+        </w:rPr>
+        <w:t>Step(s):</w:t>
+      </w:r>
+    </w:p>
+    <w:p>
+      <w:pPr>
         <w:spacing w:before="0" w:after="40"/>
-        <w:ind w:left="720" w:hanging="240"/>
+        <w:ind w:left="360" w:hanging="240"/>
+      </w:pPr>
+      <w:r>
+        <w:rPr>
+          <w:rFonts w:ascii="Arial" w:hAnsi="Arial" w:eastAsia="Arial" w:cs="Arial"/>
+          <w:b w:val="0"/>
+          <w:color w:val="000000"/>
+          <w:sz w:val="20"/>
+          <w:u w:val="none"/>
+        </w:rPr>
+        <w:t>1. Open POS018 Discount Report.</w:t>
+      </w:r>
+    </w:p>
+    <w:p>
+      <w:pPr>
+        <w:spacing w:before="0" w:after="40"/>
+        <w:ind w:left="360" w:hanging="240"/>
+      </w:pPr>
+      <w:r>
+        <w:rPr>
+          <w:rFonts w:ascii="Arial" w:hAnsi="Arial" w:eastAsia="Arial" w:cs="Arial"/>
+          <w:b w:val="0"/>
+          <w:color w:val="000000"/>
+          <w:sz w:val="20"/>
+          <w:u w:val="none"/>
+        </w:rPr>
+        <w:t>2. Select 'Specified As Below' with a multi-day range and set Discount Reference to 'Show'.</w:t>
+      </w:r>
+    </w:p>
+    <w:p>
+      <w:pPr>
+        <w:spacing w:before="0" w:after="40"/>
+        <w:ind w:left="360" w:hanging="240"/>
+      </w:pPr>
+      <w:r>
+        <w:rPr>
+          <w:rFonts w:ascii="Arial" w:hAnsi="Arial" w:eastAsia="Arial" w:cs="Arial"/>
+          <w:b w:val="0"/>
+          <w:color w:val="000000"/>
+          <w:sz w:val="20"/>
+          <w:u w:val="none"/>
+        </w:rPr>
+        <w:t>3. Set Show Discount Reason to 'Show' and run the detail report.</w:t>
+      </w:r>
+    </w:p>
+    <w:p>
+      <w:pPr>
+        <w:spacing w:before="0" w:after="40"/>
+        <w:ind w:left="360" w:hanging="240"/>
+      </w:pPr>
+      <w:r>
+        <w:rPr>
+          <w:rFonts w:ascii="Arial" w:hAnsi="Arial" w:eastAsia="Arial" w:cs="Arial"/>
+          <w:b w:val="0"/>
+          <w:color w:val="000000"/>
+          <w:sz w:val="20"/>
+          <w:u w:val="none"/>
+        </w:rPr>
+        <w:t>4. Capture the SQL and check the reason lookup path.</w:t>
+      </w:r>
+    </w:p>
+    <w:p>
+      <w:pPr>
+        <w:spacing w:before="0" w:after="80"/>
+      </w:pPr>
+      <w:r>
+        <w:rPr>
+          <w:rFonts w:ascii="Arial" w:hAnsi="Arial" w:eastAsia="Arial" w:cs="Arial"/>
+          <w:b/>
+          <w:color w:val="000000"/>
+          <w:sz w:val="20"/>
+          <w:u w:val="none"/>
+        </w:rPr>
+        <w:t>Reproduction Result(s):</w:t>
+      </w:r>
+    </w:p>
+    <w:p>
+      <w:pPr>
+        <w:spacing w:before="0" w:after="40"/>
+        <w:ind w:left="360" w:hanging="240"/>
+      </w:pPr>
+      <w:r>
+        <w:rPr>
+          <w:rFonts w:ascii="Arial" w:hAnsi="Arial" w:eastAsia="Arial" w:cs="Arial"/>
+          <w:b w:val="0"/>
+          <w:color w:val="000000"/>
+          <w:sz w:val="20"/>
+          <w:u w:val="none"/>
+        </w:rPr>
+        <w:t>1. Before the fix, an additional reason derived table is materialized and the reason name is resolved by a nested scalar subquery against pos_discount_reasons per row, adding significant load time.</w:t>
+      </w:r>
+    </w:p>
+    <w:p>
+      <w:pPr>
+        <w:spacing w:before="0" w:after="80"/>
+      </w:pPr>
+      <w:r>
+        <w:rPr>
+          <w:rFonts w:ascii="Arial" w:hAnsi="Arial" w:eastAsia="Arial" w:cs="Arial"/>
+          <w:b/>
+          <w:color w:val="000000"/>
+          <w:sz w:val="20"/>
+          <w:u w:val="none"/>
+        </w:rPr>
+        <w:t>Fix Result(s):</w:t>
+      </w:r>
+    </w:p>
+    <w:p>
+      <w:pPr>
+        <w:spacing w:before="0" w:after="40"/>
+        <w:ind w:left="360" w:hanging="240"/>
+      </w:pPr>
+      <w:r>
+        <w:rPr>
+          <w:rFonts w:ascii="Arial" w:hAnsi="Arial" w:eastAsia="Arial" w:cs="Arial"/>
+          <w:b w:val="0"/>
+          <w:color w:val="000000"/>
+          <w:sz w:val="20"/>
+          <w:u w:val="none"/>
+        </w:rPr>
+        <w:t>1. After the fix, pos_discount_reasons is joined directly (dirs_id = ckei_value) and every discount reason name is displayed correctly.</w:t>
+      </w:r>
+    </w:p>
+    <w:p>
+      <w:pPr>
+        <w:spacing w:before="0" w:after="40"/>
+        <w:ind w:left="360" w:hanging="240"/>
+      </w:pPr>
+      <w:r>
+        <w:rPr>
+          <w:rFonts w:ascii="Arial" w:hAnsi="Arial" w:eastAsia="Arial" w:cs="Arial"/>
+          <w:b w:val="0"/>
+          <w:color w:val="000000"/>
+          <w:sz w:val="20"/>
+          <w:u w:val="none"/>
+        </w:rPr>
+        <w:t>2. The detail report completes within an acceptable time.</w:t>
+      </w:r>
+    </w:p>
+    <w:p>
+      <w:pPr>
+        <w:spacing w:before="0" w:after="40"/>
+        <w:ind w:left="360" w:hanging="240"/>
       </w:pPr>
       <w:r>
         <w:rPr>
@@ -5617,6 +3347,21 @@
     </w:p>
     <w:p>
       <w:pPr>
+        <w:spacing w:before="160" w:after="80"/>
+      </w:pPr>
+      <w:r>
+        <w:rPr>
+          <w:rFonts w:ascii="Arial" w:hAnsi="Arial" w:eastAsia="Arial" w:cs="Arial"/>
+          <w:b/>
+          <w:color w:val="001EFF"/>
+          <w:sz w:val="24"/>
+          <w:u w:val="none"/>
+        </w:rPr>
+        <w:t>2. Data Accuracy After SQL Optimization</w:t>
+      </w:r>
+    </w:p>
+    <w:p>
+      <w:pPr>
         <w:spacing w:before="120" w:after="60"/>
       </w:pPr>
       <w:r>
@@ -5627,7 +3372,7 @@
           <w:sz w:val="22"/>
           <w:u w:val="none"/>
         </w:rPr>
-        <w:t>1.2. [A Single Outlet, Specified As Below (~7 days), All Discount Types, All Revenue, Show Discount Reference=Yes, Detail] - Multi-Day With Reference</w:t>
+        <w:t>2.1. Verify Incl Sc values are identical to the previous correlated subquery result</w:t>
       </w:r>
     </w:p>
     <w:p>
@@ -5648,7 +3393,7 @@
     <w:p>
       <w:pPr>
         <w:spacing w:before="0" w:after="40"/>
-        <w:ind w:left="720" w:hanging="240"/>
+        <w:ind w:left="360" w:hanging="240"/>
       </w:pPr>
       <w:r>
         <w:rPr>
@@ -5658,95 +3403,7 @@
           <w:sz w:val="20"/>
           <w:u w:val="none"/>
         </w:rPr>
-        <w:t>1. A build with the HERO-68180 fix is deployed.</w:t>
-      </w:r>
-    </w:p>
-    <w:p>
-      <w:pPr>
-        <w:spacing w:before="0" w:after="40"/>
-        <w:ind w:left="720" w:hanging="240"/>
-      </w:pPr>
-      <w:r>
-        <w:rPr>
-          <w:rFonts w:ascii="Arial" w:hAnsi="Arial" w:eastAsia="Arial" w:cs="Arial"/>
-          <w:b w:val="0"/>
-          <w:color w:val="000000"/>
-          <w:sz w:val="20"/>
-          <w:u w:val="none"/>
-        </w:rPr>
-        <w:t>2. A test environment with a representative data volume for one outlet over ~7 days (e.g. Accor / multi-outlet or one busy outlet).</w:t>
-      </w:r>
-    </w:p>
-    <w:p>
-      <w:pPr>
-        <w:spacing w:before="0" w:after="40"/>
-        <w:ind w:left="720" w:hanging="240"/>
-      </w:pPr>
-      <w:r>
-        <w:rPr>
-          <w:rFonts w:ascii="Arial" w:hAnsi="Arial" w:eastAsia="Arial" w:cs="Arial"/>
-          <w:b w:val="0"/>
-          <w:color w:val="000000"/>
-          <w:sz w:val="20"/>
-          <w:u w:val="none"/>
-        </w:rPr>
-        <w:t>3. Note the baseline load time observed before the fix for the same scope with Show Discount Reference=Yes and Detail enabled.</w:t>
-      </w:r>
-    </w:p>
-    <w:p>
-      <w:pPr>
-        <w:spacing w:before="0" w:after="40"/>
-        <w:ind w:left="720" w:hanging="240"/>
-      </w:pPr>
-      <w:r>
-        <w:rPr>
-          <w:rFonts w:ascii="Arial" w:hAnsi="Arial" w:eastAsia="Arial" w:cs="Arial"/>
-          <w:b w:val="0"/>
-          <w:color w:val="000000"/>
-          <w:sz w:val="20"/>
-          <w:u w:val="none"/>
-        </w:rPr>
-        <w:t xml:space="preserve">4. Capture the EXPLAIN plan of </w:t>
-      </w:r>
-      <w:r>
-        <w:rPr>
-          <w:rFonts w:ascii="Consolas" w:hAnsi="Consolas" w:eastAsia="Arial" w:cs="Arial"/>
-          <w:b w:val="0"/>
-          <w:color w:val="000000"/>
-          <w:sz w:val="20"/>
-          <w:u w:val="none"/>
-        </w:rPr>
-        <w:t>CheckDiscountsItems</w:t>
-      </w:r>
-      <w:r>
-        <w:rPr>
-          <w:rFonts w:ascii="Arial" w:hAnsi="Arial" w:eastAsia="Arial" w:cs="Arial"/>
-          <w:b w:val="0"/>
-          <w:color w:val="000000"/>
-          <w:sz w:val="20"/>
-          <w:u w:val="none"/>
-        </w:rPr>
-        <w:t xml:space="preserve"> before the fix (derived table materializes </w:t>
-      </w:r>
-      <w:r>
-        <w:rPr>
-          <w:rFonts w:ascii="Consolas" w:hAnsi="Consolas" w:eastAsia="Arial" w:cs="Arial"/>
-          <w:b w:val="0"/>
-          <w:color w:val="000000"/>
-          <w:sz w:val="20"/>
-          <w:u w:val="none"/>
-        </w:rPr>
-        <w:t>pos_check_extra_infos</w:t>
-      </w:r>
-      <w:r>
-        <w:rPr>
-          <w:rFonts w:ascii="Arial" w:hAnsi="Arial" w:eastAsia="Arial" w:cs="Arial"/>
-          <w:b w:val="0"/>
-          <w:color w:val="000000"/>
-          <w:sz w:val="20"/>
-          <w:u w:val="none"/>
-        </w:rPr>
-        <w:t xml:space="preserve"> joined through checks/bdays).</w:t>
+        <w:t>1. Discount items with inclusive service charge references (pos_check_tax_sc_refs rows with ctsr_variable LIKE 'incl_sc_ref%', ctsr_by = 'item') exist in the range; baseline results from the unfixed build are captured.</w:t>
       </w:r>
     </w:p>
     <w:p>
@@ -5767,7 +3424,771 @@
     <w:p>
       <w:pPr>
         <w:spacing w:before="0" w:after="40"/>
-        <w:ind w:left="720" w:hanging="240"/>
+        <w:ind w:left="360" w:hanging="240"/>
+      </w:pPr>
+      <w:r>
+        <w:rPr>
+          <w:rFonts w:ascii="Arial" w:hAnsi="Arial" w:eastAsia="Arial" w:cs="Arial"/>
+          <w:b w:val="0"/>
+          <w:color w:val="000000"/>
+          <w:sz w:val="20"/>
+          <w:u w:val="none"/>
+        </w:rPr>
+        <w:t>1. Run POS018 Discount Report on the unfixed build for a fixed parameter set and capture every Incl Sc value.</w:t>
+      </w:r>
+    </w:p>
+    <w:p>
+      <w:pPr>
+        <w:spacing w:before="0" w:after="40"/>
+        <w:ind w:left="360" w:hanging="240"/>
+      </w:pPr>
+      <w:r>
+        <w:rPr>
+          <w:rFonts w:ascii="Arial" w:hAnsi="Arial" w:eastAsia="Arial" w:cs="Arial"/>
+          <w:b w:val="0"/>
+          <w:color w:val="000000"/>
+          <w:sz w:val="20"/>
+          <w:u w:val="none"/>
+        </w:rPr>
+        <w:t>2. Apply the fix and run the same parameter set again.</w:t>
+      </w:r>
+    </w:p>
+    <w:p>
+      <w:pPr>
+        <w:spacing w:before="0" w:after="40"/>
+        <w:ind w:left="360" w:hanging="240"/>
+      </w:pPr>
+      <w:r>
+        <w:rPr>
+          <w:rFonts w:ascii="Arial" w:hAnsi="Arial" w:eastAsia="Arial" w:cs="Arial"/>
+          <w:b w:val="0"/>
+          <w:color w:val="000000"/>
+          <w:sz w:val="20"/>
+          <w:u w:val="none"/>
+        </w:rPr>
+        <w:t>3. Compare the Incl Sc column row by row, including items without a reference (expected 0).</w:t>
+      </w:r>
+    </w:p>
+    <w:p>
+      <w:pPr>
+        <w:spacing w:before="0" w:after="80"/>
+      </w:pPr>
+      <w:r>
+        <w:rPr>
+          <w:rFonts w:ascii="Arial" w:hAnsi="Arial" w:eastAsia="Arial" w:cs="Arial"/>
+          <w:b/>
+          <w:color w:val="000000"/>
+          <w:sz w:val="20"/>
+          <w:u w:val="none"/>
+        </w:rPr>
+        <w:t>Reproduction Result(s):</w:t>
+      </w:r>
+    </w:p>
+    <w:p>
+      <w:pPr>
+        <w:spacing w:before="0" w:after="40"/>
+        <w:ind w:left="360" w:hanging="240"/>
+      </w:pPr>
+      <w:r>
+        <w:rPr>
+          <w:rFonts w:ascii="Arial" w:hAnsi="Arial" w:eastAsia="Arial" w:cs="Arial"/>
+          <w:b w:val="0"/>
+          <w:color w:val="000000"/>
+          <w:sz w:val="20"/>
+          <w:u w:val="none"/>
+        </w:rPr>
+        <w:t>1. Before the fix, values are correct but produced per row by the correlated scalar subquery.</w:t>
+      </w:r>
+    </w:p>
+    <w:p>
+      <w:pPr>
+        <w:spacing w:before="0" w:after="80"/>
+      </w:pPr>
+      <w:r>
+        <w:rPr>
+          <w:rFonts w:ascii="Arial" w:hAnsi="Arial" w:eastAsia="Arial" w:cs="Arial"/>
+          <w:b/>
+          <w:color w:val="000000"/>
+          <w:sz w:val="20"/>
+          <w:u w:val="none"/>
+        </w:rPr>
+        <w:t>Fix Result(s):</w:t>
+      </w:r>
+    </w:p>
+    <w:p>
+      <w:pPr>
+        <w:spacing w:before="0" w:after="40"/>
+        <w:ind w:left="360" w:hanging="240"/>
+      </w:pPr>
+      <w:r>
+        <w:rPr>
+          <w:rFonts w:ascii="Arial" w:hAnsi="Arial" w:eastAsia="Arial" w:cs="Arial"/>
+          <w:b w:val="0"/>
+          <w:color w:val="000000"/>
+          <w:sz w:val="20"/>
+          <w:u w:val="none"/>
+        </w:rPr>
+        <w:t>1. After the fix, the pre-aggregate join returns exactly the same Incl Sc values, with IFNULL 0 for items without a reference.</w:t>
+      </w:r>
+    </w:p>
+    <w:p>
+      <w:pPr>
+        <w:spacing w:before="0" w:after="40"/>
+        <w:ind w:left="360" w:hanging="240"/>
+      </w:pPr>
+      <w:r>
+        <w:rPr>
+          <w:rFonts w:ascii="Arial" w:hAnsi="Arial" w:eastAsia="Arial" w:cs="Arial"/>
+          <w:b w:val="0"/>
+          <w:color w:val="000000"/>
+          <w:sz w:val="20"/>
+          <w:u w:val="none"/>
+        </w:rPr>
+        <w:t>2. No value changes are introduced by the rewrite.</w:t>
+      </w:r>
+    </w:p>
+    <w:p>
+      <w:pPr>
+        <w:spacing w:before="0" w:after="40"/>
+        <w:ind w:left="360" w:hanging="240"/>
+      </w:pPr>
+      <w:r>
+        <w:rPr>
+          <w:rFonts w:ascii="Arial" w:hAnsi="Arial" w:eastAsia="Arial" w:cs="Arial"/>
+          <w:b w:val="0"/>
+          <w:color w:val="000000"/>
+          <w:sz w:val="20"/>
+          <w:u w:val="none"/>
+        </w:rPr>
+        <w:t>3. No errors displayed.</w:t>
+      </w:r>
+    </w:p>
+    <w:p>
+      <w:pPr>
+        <w:spacing w:before="120" w:after="60"/>
+      </w:pPr>
+      <w:r>
+        <w:rPr>
+          <w:rFonts w:ascii="Arial" w:hAnsi="Arial" w:eastAsia="Arial" w:cs="Arial"/>
+          <w:b/>
+          <w:color w:val="001EFF"/>
+          <w:sz w:val="22"/>
+          <w:u w:val="none"/>
+        </w:rPr>
+        <w:t>2.2. Verify Discount Reference values are correct, including multiple references</w:t>
+      </w:r>
+    </w:p>
+    <w:p>
+      <w:pPr>
+        <w:spacing w:before="0" w:after="80"/>
+      </w:pPr>
+      <w:r>
+        <w:rPr>
+          <w:rFonts w:ascii="Arial" w:hAnsi="Arial" w:eastAsia="Arial" w:cs="Arial"/>
+          <w:b/>
+          <w:color w:val="000000"/>
+          <w:sz w:val="20"/>
+          <w:u w:val="none"/>
+        </w:rPr>
+        <w:t>Prerequisite(s):</w:t>
+      </w:r>
+    </w:p>
+    <w:p>
+      <w:pPr>
+        <w:spacing w:before="0" w:after="40"/>
+        <w:ind w:left="360" w:hanging="240"/>
+      </w:pPr>
+      <w:r>
+        <w:rPr>
+          <w:rFonts w:ascii="Arial" w:hAnsi="Arial" w:eastAsia="Arial" w:cs="Arial"/>
+          <w:b w:val="0"/>
+          <w:color w:val="000000"/>
+          <w:sz w:val="20"/>
+          <w:u w:val="none"/>
+        </w:rPr>
+        <w:t>1. Checks with one reference and checks with multiple references for the same discount type exist (multiple references were previously comma-separated).</w:t>
+      </w:r>
+    </w:p>
+    <w:p>
+      <w:pPr>
+        <w:spacing w:before="0" w:after="80"/>
+      </w:pPr>
+      <w:r>
+        <w:rPr>
+          <w:rFonts w:ascii="Arial" w:hAnsi="Arial" w:eastAsia="Arial" w:cs="Arial"/>
+          <w:b/>
+          <w:color w:val="000000"/>
+          <w:sz w:val="20"/>
+          <w:u w:val="none"/>
+        </w:rPr>
+        <w:t>Step(s):</w:t>
+      </w:r>
+    </w:p>
+    <w:p>
+      <w:pPr>
+        <w:spacing w:before="0" w:after="40"/>
+        <w:ind w:left="360" w:hanging="240"/>
+      </w:pPr>
+      <w:r>
+        <w:rPr>
+          <w:rFonts w:ascii="Arial" w:hAnsi="Arial" w:eastAsia="Arial" w:cs="Arial"/>
+          <w:b w:val="0"/>
+          <w:color w:val="000000"/>
+          <w:sz w:val="20"/>
+          <w:u w:val="none"/>
+        </w:rPr>
+        <w:t>1. Run POS018 Discount Report with Discount Reference = 'Show' for the prepared range.</w:t>
+      </w:r>
+    </w:p>
+    <w:p>
+      <w:pPr>
+        <w:spacing w:before="0" w:after="40"/>
+        <w:ind w:left="360" w:hanging="240"/>
+      </w:pPr>
+      <w:r>
+        <w:rPr>
+          <w:rFonts w:ascii="Arial" w:hAnsi="Arial" w:eastAsia="Arial" w:cs="Arial"/>
+          <w:b w:val="0"/>
+          <w:color w:val="000000"/>
+          <w:sz w:val="20"/>
+          <w:u w:val="none"/>
+        </w:rPr>
+        <w:t>2. Check the reference column for single-reference and multi-reference discounts.</w:t>
+      </w:r>
+    </w:p>
+    <w:p>
+      <w:pPr>
+        <w:spacing w:before="0" w:after="80"/>
+      </w:pPr>
+      <w:r>
+        <w:rPr>
+          <w:rFonts w:ascii="Arial" w:hAnsi="Arial" w:eastAsia="Arial" w:cs="Arial"/>
+          <w:b/>
+          <w:color w:val="000000"/>
+          <w:sz w:val="20"/>
+          <w:u w:val="none"/>
+        </w:rPr>
+        <w:t>Reproduction Result(s):</w:t>
+      </w:r>
+    </w:p>
+    <w:p>
+      <w:pPr>
+        <w:spacing w:before="0" w:after="40"/>
+        <w:ind w:left="360" w:hanging="240"/>
+      </w:pPr>
+      <w:r>
+        <w:rPr>
+          <w:rFonts w:ascii="Arial" w:hAnsi="Arial" w:eastAsia="Arial" w:cs="Arial"/>
+          <w:b w:val="0"/>
+          <w:color w:val="000000"/>
+          <w:sz w:val="20"/>
+          <w:u w:val="none"/>
+        </w:rPr>
+        <w:t>1. Before the fix, references are returned from the heavy derived table; multiple references rely on GROUP BY behavior while selecting a non-aggregated value.</w:t>
+      </w:r>
+    </w:p>
+    <w:p>
+      <w:pPr>
+        <w:spacing w:before="0" w:after="80"/>
+      </w:pPr>
+      <w:r>
+        <w:rPr>
+          <w:rFonts w:ascii="Arial" w:hAnsi="Arial" w:eastAsia="Arial" w:cs="Arial"/>
+          <w:b/>
+          <w:color w:val="000000"/>
+          <w:sz w:val="20"/>
+          <w:u w:val="none"/>
+        </w:rPr>
+        <w:t>Fix Result(s):</w:t>
+      </w:r>
+    </w:p>
+    <w:p>
+      <w:pPr>
+        <w:spacing w:before="0" w:after="40"/>
+        <w:ind w:left="360" w:hanging="240"/>
+      </w:pPr>
+      <w:r>
+        <w:rPr>
+          <w:rFonts w:ascii="Arial" w:hAnsi="Arial" w:eastAsia="Arial" w:cs="Arial"/>
+          <w:b w:val="0"/>
+          <w:color w:val="000000"/>
+          <w:sz w:val="20"/>
+          <w:u w:val="none"/>
+        </w:rPr>
+        <w:t>1. After the fix, the single join on ckei_cdis_id returns the correct reference(s); multiple references are concatenated (GROUP_CONCAT) and not lost or duplicated.</w:t>
+      </w:r>
+    </w:p>
+    <w:p>
+      <w:pPr>
+        <w:spacing w:before="0" w:after="40"/>
+        <w:ind w:left="360" w:hanging="240"/>
+      </w:pPr>
+      <w:r>
+        <w:rPr>
+          <w:rFonts w:ascii="Arial" w:hAnsi="Arial" w:eastAsia="Arial" w:cs="Arial"/>
+          <w:b w:val="0"/>
+          <w:color w:val="000000"/>
+          <w:sz w:val="20"/>
+          <w:u w:val="none"/>
+        </w:rPr>
+        <w:t>2. Discounts without a reference display as before.</w:t>
+      </w:r>
+    </w:p>
+    <w:p>
+      <w:pPr>
+        <w:spacing w:before="0" w:after="40"/>
+        <w:ind w:left="360" w:hanging="240"/>
+      </w:pPr>
+      <w:r>
+        <w:rPr>
+          <w:rFonts w:ascii="Arial" w:hAnsi="Arial" w:eastAsia="Arial" w:cs="Arial"/>
+          <w:b w:val="0"/>
+          <w:color w:val="000000"/>
+          <w:sz w:val="20"/>
+          <w:u w:val="none"/>
+        </w:rPr>
+        <w:t>3. No errors displayed.</w:t>
+      </w:r>
+    </w:p>
+    <w:p>
+      <w:pPr>
+        <w:spacing w:before="120" w:after="60"/>
+      </w:pPr>
+      <w:r>
+        <w:rPr>
+          <w:rFonts w:ascii="Arial" w:hAnsi="Arial" w:eastAsia="Arial" w:cs="Arial"/>
+          <w:b/>
+          <w:color w:val="001EFF"/>
+          <w:sz w:val="22"/>
+          <w:u w:val="none"/>
+        </w:rPr>
+        <w:t>2.3. Verify Discount Reason id-to-name resolution</w:t>
+      </w:r>
+    </w:p>
+    <w:p>
+      <w:pPr>
+        <w:spacing w:before="0" w:after="80"/>
+      </w:pPr>
+      <w:r>
+        <w:rPr>
+          <w:rFonts w:ascii="Arial" w:hAnsi="Arial" w:eastAsia="Arial" w:cs="Arial"/>
+          <w:b/>
+          <w:color w:val="000000"/>
+          <w:sz w:val="20"/>
+          <w:u w:val="none"/>
+        </w:rPr>
+        <w:t>Prerequisite(s):</w:t>
+      </w:r>
+    </w:p>
+    <w:p>
+      <w:pPr>
+        <w:spacing w:before="0" w:after="40"/>
+        <w:ind w:left="360" w:hanging="240"/>
+      </w:pPr>
+      <w:r>
+        <w:rPr>
+          <w:rFonts w:ascii="Arial" w:hAnsi="Arial" w:eastAsia="Arial" w:cs="Arial"/>
+          <w:b w:val="0"/>
+          <w:color w:val="000000"/>
+          <w:sz w:val="20"/>
+          <w:u w:val="none"/>
+        </w:rPr>
+        <w:t>1. Discounts with and without configured discount reasons exist in the range.</w:t>
+      </w:r>
+    </w:p>
+    <w:p>
+      <w:pPr>
+        <w:spacing w:before="0" w:after="80"/>
+      </w:pPr>
+      <w:r>
+        <w:rPr>
+          <w:rFonts w:ascii="Arial" w:hAnsi="Arial" w:eastAsia="Arial" w:cs="Arial"/>
+          <w:b/>
+          <w:color w:val="000000"/>
+          <w:sz w:val="20"/>
+          <w:u w:val="none"/>
+        </w:rPr>
+        <w:t>Step(s):</w:t>
+      </w:r>
+    </w:p>
+    <w:p>
+      <w:pPr>
+        <w:spacing w:before="0" w:after="40"/>
+        <w:ind w:left="360" w:hanging="240"/>
+      </w:pPr>
+      <w:r>
+        <w:rPr>
+          <w:rFonts w:ascii="Arial" w:hAnsi="Arial" w:eastAsia="Arial" w:cs="Arial"/>
+          <w:b w:val="0"/>
+          <w:color w:val="000000"/>
+          <w:sz w:val="20"/>
+          <w:u w:val="none"/>
+        </w:rPr>
+        <w:t>1. Run POS018 Discount Report with Show Discount Reason = 'Show'.</w:t>
+      </w:r>
+    </w:p>
+    <w:p>
+      <w:pPr>
+        <w:spacing w:before="0" w:after="40"/>
+        <w:ind w:left="360" w:hanging="240"/>
+      </w:pPr>
+      <w:r>
+        <w:rPr>
+          <w:rFonts w:ascii="Arial" w:hAnsi="Arial" w:eastAsia="Arial" w:cs="Arial"/>
+          <w:b w:val="0"/>
+          <w:color w:val="000000"/>
+          <w:sz w:val="20"/>
+          <w:u w:val="none"/>
+        </w:rPr>
+        <w:t>2. Compare each displayed reason with the dirs_name value in pos_discount_reasons for dirs_id = ckei_value.</w:t>
+      </w:r>
+    </w:p>
+    <w:p>
+      <w:pPr>
+        <w:spacing w:before="0" w:after="80"/>
+      </w:pPr>
+      <w:r>
+        <w:rPr>
+          <w:rFonts w:ascii="Arial" w:hAnsi="Arial" w:eastAsia="Arial" w:cs="Arial"/>
+          <w:b/>
+          <w:color w:val="000000"/>
+          <w:sz w:val="20"/>
+          <w:u w:val="none"/>
+        </w:rPr>
+        <w:t>Reproduction Result(s):</w:t>
+      </w:r>
+    </w:p>
+    <w:p>
+      <w:pPr>
+        <w:spacing w:before="0" w:after="40"/>
+        <w:ind w:left="360" w:hanging="240"/>
+      </w:pPr>
+      <w:r>
+        <w:rPr>
+          <w:rFonts w:ascii="Arial" w:hAnsi="Arial" w:eastAsia="Arial" w:cs="Arial"/>
+          <w:b w:val="0"/>
+          <w:color w:val="000000"/>
+          <w:sz w:val="20"/>
+          <w:u w:val="none"/>
+        </w:rPr>
+        <w:t>1. Before the fix, reason names are resolved correctly but through the nested scalar lookup.</w:t>
+      </w:r>
+    </w:p>
+    <w:p>
+      <w:pPr>
+        <w:spacing w:before="0" w:after="80"/>
+      </w:pPr>
+      <w:r>
+        <w:rPr>
+          <w:rFonts w:ascii="Arial" w:hAnsi="Arial" w:eastAsia="Arial" w:cs="Arial"/>
+          <w:b/>
+          <w:color w:val="000000"/>
+          <w:sz w:val="20"/>
+          <w:u w:val="none"/>
+        </w:rPr>
+        <w:t>Fix Result(s):</w:t>
+      </w:r>
+    </w:p>
+    <w:p>
+      <w:pPr>
+        <w:spacing w:before="0" w:after="40"/>
+        <w:ind w:left="360" w:hanging="240"/>
+      </w:pPr>
+      <w:r>
+        <w:rPr>
+          <w:rFonts w:ascii="Arial" w:hAnsi="Arial" w:eastAsia="Arial" w:cs="Arial"/>
+          <w:b w:val="0"/>
+          <w:color w:val="000000"/>
+          <w:sz w:val="20"/>
+          <w:u w:val="none"/>
+        </w:rPr>
+        <w:t>1. After the fix, the direct join displays the correct reason name for every discount and leaves the reason empty when none is configured.</w:t>
+      </w:r>
+    </w:p>
+    <w:p>
+      <w:pPr>
+        <w:spacing w:before="0" w:after="40"/>
+        <w:ind w:left="360" w:hanging="240"/>
+      </w:pPr>
+      <w:r>
+        <w:rPr>
+          <w:rFonts w:ascii="Arial" w:hAnsi="Arial" w:eastAsia="Arial" w:cs="Arial"/>
+          <w:b w:val="0"/>
+          <w:color w:val="000000"/>
+          <w:sz w:val="20"/>
+          <w:u w:val="none"/>
+        </w:rPr>
+        <w:t>2. No reason is mismatched or missing.</w:t>
+      </w:r>
+    </w:p>
+    <w:p>
+      <w:pPr>
+        <w:spacing w:before="0" w:after="40"/>
+        <w:ind w:left="360" w:hanging="240"/>
+      </w:pPr>
+      <w:r>
+        <w:rPr>
+          <w:rFonts w:ascii="Arial" w:hAnsi="Arial" w:eastAsia="Arial" w:cs="Arial"/>
+          <w:b w:val="0"/>
+          <w:color w:val="000000"/>
+          <w:sz w:val="20"/>
+          <w:u w:val="none"/>
+        </w:rPr>
+        <w:t>3. No errors displayed.</w:t>
+      </w:r>
+    </w:p>
+    <w:p>
+      <w:pPr>
+        <w:spacing w:before="120" w:after="60"/>
+      </w:pPr>
+      <w:r>
+        <w:rPr>
+          <w:rFonts w:ascii="Arial" w:hAnsi="Arial" w:eastAsia="Arial" w:cs="Arial"/>
+          <w:b/>
+          <w:color w:val="001EFF"/>
+          <w:sz w:val="22"/>
+          <w:u w:val="none"/>
+        </w:rPr>
+        <w:t>2.4. Verify no missing or duplicated discount rows after the rewrite</w:t>
+      </w:r>
+    </w:p>
+    <w:p>
+      <w:pPr>
+        <w:spacing w:before="0" w:after="80"/>
+      </w:pPr>
+      <w:r>
+        <w:rPr>
+          <w:rFonts w:ascii="Arial" w:hAnsi="Arial" w:eastAsia="Arial" w:cs="Arial"/>
+          <w:b/>
+          <w:color w:val="000000"/>
+          <w:sz w:val="20"/>
+          <w:u w:val="none"/>
+        </w:rPr>
+        <w:t>Prerequisite(s):</w:t>
+      </w:r>
+    </w:p>
+    <w:p>
+      <w:pPr>
+        <w:spacing w:before="0" w:after="40"/>
+        <w:ind w:left="360" w:hanging="240"/>
+      </w:pPr>
+      <w:r>
+        <w:rPr>
+          <w:rFonts w:ascii="Arial" w:hAnsi="Arial" w:eastAsia="Arial" w:cs="Arial"/>
+          <w:b w:val="0"/>
+          <w:color w:val="000000"/>
+          <w:sz w:val="20"/>
+          <w:u w:val="none"/>
+        </w:rPr>
+        <w:t>1. A fixed parameter set with a known baseline result (about 26k rows in the ticket analysis) is available on the unfixed build.</w:t>
+      </w:r>
+    </w:p>
+    <w:p>
+      <w:pPr>
+        <w:spacing w:before="0" w:after="80"/>
+      </w:pPr>
+      <w:r>
+        <w:rPr>
+          <w:rFonts w:ascii="Arial" w:hAnsi="Arial" w:eastAsia="Arial" w:cs="Arial"/>
+          <w:b/>
+          <w:color w:val="000000"/>
+          <w:sz w:val="20"/>
+          <w:u w:val="none"/>
+        </w:rPr>
+        <w:t>Step(s):</w:t>
+      </w:r>
+    </w:p>
+    <w:p>
+      <w:pPr>
+        <w:spacing w:before="0" w:after="40"/>
+        <w:ind w:left="360" w:hanging="240"/>
+      </w:pPr>
+      <w:r>
+        <w:rPr>
+          <w:rFonts w:ascii="Arial" w:hAnsi="Arial" w:eastAsia="Arial" w:cs="Arial"/>
+          <w:b w:val="0"/>
+          <w:color w:val="000000"/>
+          <w:sz w:val="20"/>
+          <w:u w:val="none"/>
+        </w:rPr>
+        <w:t>1. Run the report on the unfixed build and capture the row count, per-discount amounts and the outlet/shop totals.</w:t>
+      </w:r>
+    </w:p>
+    <w:p>
+      <w:pPr>
+        <w:spacing w:before="0" w:after="40"/>
+        <w:ind w:left="360" w:hanging="240"/>
+      </w:pPr>
+      <w:r>
+        <w:rPr>
+          <w:rFonts w:ascii="Arial" w:hAnsi="Arial" w:eastAsia="Arial" w:cs="Arial"/>
+          <w:b w:val="0"/>
+          <w:color w:val="000000"/>
+          <w:sz w:val="20"/>
+          <w:u w:val="none"/>
+        </w:rPr>
+        <w:t>2. Apply the fix and run the same parameter set.</w:t>
+      </w:r>
+    </w:p>
+    <w:p>
+      <w:pPr>
+        <w:spacing w:before="0" w:after="40"/>
+        <w:ind w:left="360" w:hanging="240"/>
+      </w:pPr>
+      <w:r>
+        <w:rPr>
+          <w:rFonts w:ascii="Arial" w:hAnsi="Arial" w:eastAsia="Arial" w:cs="Arial"/>
+          <w:b w:val="0"/>
+          <w:color w:val="000000"/>
+          <w:sz w:val="20"/>
+          <w:u w:val="none"/>
+        </w:rPr>
+        <w:t>3. Compare row counts, detail rows and totals.</w:t>
+      </w:r>
+    </w:p>
+    <w:p>
+      <w:pPr>
+        <w:spacing w:before="0" w:after="80"/>
+      </w:pPr>
+      <w:r>
+        <w:rPr>
+          <w:rFonts w:ascii="Arial" w:hAnsi="Arial" w:eastAsia="Arial" w:cs="Arial"/>
+          <w:b/>
+          <w:color w:val="000000"/>
+          <w:sz w:val="20"/>
+          <w:u w:val="none"/>
+        </w:rPr>
+        <w:t>Reproduction Result(s):</w:t>
+      </w:r>
+    </w:p>
+    <w:p>
+      <w:pPr>
+        <w:spacing w:before="0" w:after="40"/>
+        <w:ind w:left="360" w:hanging="240"/>
+      </w:pPr>
+      <w:r>
+        <w:rPr>
+          <w:rFonts w:ascii="Arial" w:hAnsi="Arial" w:eastAsia="Arial" w:cs="Arial"/>
+          <w:b w:val="0"/>
+          <w:color w:val="000000"/>
+          <w:sz w:val="20"/>
+          <w:u w:val="none"/>
+        </w:rPr>
+        <w:t>1. Before the fix, the report eventually returns the correct result set when it does not time out.</w:t>
+      </w:r>
+    </w:p>
+    <w:p>
+      <w:pPr>
+        <w:spacing w:before="0" w:after="80"/>
+      </w:pPr>
+      <w:r>
+        <w:rPr>
+          <w:rFonts w:ascii="Arial" w:hAnsi="Arial" w:eastAsia="Arial" w:cs="Arial"/>
+          <w:b/>
+          <w:color w:val="000000"/>
+          <w:sz w:val="20"/>
+          <w:u w:val="none"/>
+        </w:rPr>
+        <w:t>Fix Result(s):</w:t>
+      </w:r>
+    </w:p>
+    <w:p>
+      <w:pPr>
+        <w:spacing w:before="0" w:after="40"/>
+        <w:ind w:left="360" w:hanging="240"/>
+      </w:pPr>
+      <w:r>
+        <w:rPr>
+          <w:rFonts w:ascii="Arial" w:hAnsi="Arial" w:eastAsia="Arial" w:cs="Arial"/>
+          <w:b w:val="0"/>
+          <w:color w:val="000000"/>
+          <w:sz w:val="20"/>
+          <w:u w:val="none"/>
+        </w:rPr>
+        <w:t>1. After the fix, the result set has the same row count and the same detail rows as the baseline.</w:t>
+      </w:r>
+    </w:p>
+    <w:p>
+      <w:pPr>
+        <w:spacing w:before="0" w:after="40"/>
+        <w:ind w:left="360" w:hanging="240"/>
+      </w:pPr>
+      <w:r>
+        <w:rPr>
+          <w:rFonts w:ascii="Arial" w:hAnsi="Arial" w:eastAsia="Arial" w:cs="Arial"/>
+          <w:b w:val="0"/>
+          <w:color w:val="000000"/>
+          <w:sz w:val="20"/>
+          <w:u w:val="none"/>
+        </w:rPr>
+        <w:t>2. Per-discount, outlet and shop totals are identical to the baseline with no missing or duplicated rows.</w:t>
+      </w:r>
+    </w:p>
+    <w:p>
+      <w:pPr>
+        <w:spacing w:before="0" w:after="40"/>
+        <w:ind w:left="360" w:hanging="240"/>
+      </w:pPr>
+      <w:r>
+        <w:rPr>
+          <w:rFonts w:ascii="Arial" w:hAnsi="Arial" w:eastAsia="Arial" w:cs="Arial"/>
+          <w:b w:val="0"/>
+          <w:color w:val="000000"/>
+          <w:sz w:val="20"/>
+          <w:u w:val="none"/>
+        </w:rPr>
+        <w:t>3. No errors displayed.</w:t>
+      </w:r>
+    </w:p>
+    <w:p>
+      <w:pPr>
+        <w:spacing w:before="160" w:after="80"/>
+      </w:pPr>
+      <w:r>
+        <w:rPr>
+          <w:rFonts w:ascii="Arial" w:hAnsi="Arial" w:eastAsia="Arial" w:cs="Arial"/>
+          <w:b/>
+          <w:color w:val="001EFF"/>
+          <w:sz w:val="24"/>
+          <w:u w:val="none"/>
+        </w:rPr>
+        <w:t>3. Parameter Combination Functional Verification</w:t>
+      </w:r>
+    </w:p>
+    <w:p>
+      <w:pPr>
+        <w:spacing w:before="120" w:after="60"/>
+      </w:pPr>
+      <w:r>
+        <w:rPr>
+          <w:rFonts w:ascii="Arial" w:hAnsi="Arial" w:eastAsia="Arial" w:cs="Arial"/>
+          <w:b/>
+          <w:color w:val="001EFF"/>
+          <w:sz w:val="22"/>
+          <w:u w:val="none"/>
+        </w:rPr>
+        <w:t>3.1. All Default Parameters [Current Business Day, All Shops, All Outlets, Item Discount + Check Discount, All Discount Types, All Revenue Types, Discount Reference Hide, Show Discount Reason Hide]</w:t>
+      </w:r>
+    </w:p>
+    <w:p>
+      <w:pPr>
+        <w:spacing w:before="0" w:after="80"/>
+      </w:pPr>
+      <w:r>
+        <w:rPr>
+          <w:rFonts w:ascii="Arial" w:hAnsi="Arial" w:eastAsia="Arial" w:cs="Arial"/>
+          <w:b/>
+          <w:color w:val="000000"/>
+          <w:sz w:val="20"/>
+          <w:u w:val="none"/>
+        </w:rPr>
+        <w:t>Step(s):</w:t>
+      </w:r>
+    </w:p>
+    <w:p>
+      <w:pPr>
+        <w:spacing w:before="0" w:after="40"/>
+        <w:ind w:left="360" w:hanging="240"/>
       </w:pPr>
       <w:r>
         <w:rPr>
@@ -5783,7 +4204,7 @@
     <w:p>
       <w:pPr>
         <w:spacing w:before="0" w:after="40"/>
-        <w:ind w:left="720" w:hanging="240"/>
+        <w:ind w:left="360" w:hanging="240"/>
       </w:pPr>
       <w:r>
         <w:rPr>
@@ -5793,12 +4214,13 @@
           <w:sz w:val="20"/>
           <w:u w:val="none"/>
         </w:rPr>
-        <w:t>2. Select parameters</w:t>
+        <w:t>2. Keep all parameters at their default values.</w:t>
       </w:r>
     </w:p>
     <w:p>
       <w:pPr>
-        <w:spacing w:before="0" w:after="80"/>
+        <w:spacing w:before="0" w:after="40"/>
+        <w:ind w:left="360" w:hanging="240"/>
       </w:pPr>
       <w:r>
         <w:rPr>
@@ -5808,12 +4230,13 @@
           <w:sz w:val="20"/>
           <w:u w:val="none"/>
         </w:rPr>
-        <w:t>2.1. Select "Specified As Below" from Date Type</w:t>
+        <w:t>3. Click "Run" button.</w:t>
       </w:r>
     </w:p>
     <w:p>
       <w:pPr>
-        <w:spacing w:before="0" w:after="80"/>
+        <w:spacing w:before="0" w:after="40"/>
+        <w:ind w:left="360" w:hanging="240"/>
       </w:pPr>
       <w:r>
         <w:rPr>
@@ -5823,215 +4246,7 @@
           <w:sz w:val="20"/>
           <w:u w:val="none"/>
         </w:rPr>
-        <w:t>2.2. Set Begin Date and End Date to cover ~7 days</w:t>
-      </w:r>
-    </w:p>
-    <w:p>
-      <w:pPr>
-        <w:spacing w:before="0" w:after="80"/>
-      </w:pPr>
-      <w:r>
-        <w:rPr>
-          <w:rFonts w:ascii="Arial" w:hAnsi="Arial" w:eastAsia="Arial" w:cs="Arial"/>
-          <w:b w:val="0"/>
-          <w:color w:val="000000"/>
-          <w:sz w:val="20"/>
-          <w:u w:val="none"/>
-        </w:rPr>
-        <w:t>2.3. Select "Single" from Shops and pick the test shop</w:t>
-      </w:r>
-    </w:p>
-    <w:p>
-      <w:pPr>
-        <w:spacing w:before="0" w:after="80"/>
-      </w:pPr>
-      <w:r>
-        <w:rPr>
-          <w:rFonts w:ascii="Arial" w:hAnsi="Arial" w:eastAsia="Arial" w:cs="Arial"/>
-          <w:b w:val="0"/>
-          <w:color w:val="000000"/>
-          <w:sz w:val="20"/>
-          <w:u w:val="none"/>
-        </w:rPr>
-        <w:t>2.4. Select "Single" from Outlets and pick the test outlet</w:t>
-      </w:r>
-    </w:p>
-    <w:p>
-      <w:pPr>
-        <w:spacing w:before="0" w:after="80"/>
-      </w:pPr>
-      <w:r>
-        <w:rPr>
-          <w:rFonts w:ascii="Arial" w:hAnsi="Arial" w:eastAsia="Arial" w:cs="Arial"/>
-          <w:b w:val="0"/>
-          <w:color w:val="000000"/>
-          <w:sz w:val="20"/>
-          <w:u w:val="none"/>
-        </w:rPr>
-        <w:t>2.5. Select "Item Discount + Check Discount" from Discount</w:t>
-      </w:r>
-    </w:p>
-    <w:p>
-      <w:pPr>
-        <w:spacing w:before="0" w:after="80"/>
-      </w:pPr>
-      <w:r>
-        <w:rPr>
-          <w:rFonts w:ascii="Arial" w:hAnsi="Arial" w:eastAsia="Arial" w:cs="Arial"/>
-          <w:b w:val="0"/>
-          <w:color w:val="000000"/>
-          <w:sz w:val="20"/>
-          <w:u w:val="none"/>
-        </w:rPr>
-        <w:t>2.6. Select "All" from Discount Types</w:t>
-      </w:r>
-    </w:p>
-    <w:p>
-      <w:pPr>
-        <w:spacing w:before="0" w:after="80"/>
-      </w:pPr>
-      <w:r>
-        <w:rPr>
-          <w:rFonts w:ascii="Arial" w:hAnsi="Arial" w:eastAsia="Arial" w:cs="Arial"/>
-          <w:b w:val="0"/>
-          <w:color w:val="000000"/>
-          <w:sz w:val="20"/>
-          <w:u w:val="none"/>
-        </w:rPr>
-        <w:t>2.7. Select "All" from Revenue/Non-Revenue</w:t>
-      </w:r>
-    </w:p>
-    <w:p>
-      <w:pPr>
-        <w:spacing w:before="0" w:after="80"/>
-      </w:pPr>
-      <w:r>
-        <w:rPr>
-          <w:rFonts w:ascii="Arial" w:hAnsi="Arial" w:eastAsia="Arial" w:cs="Arial"/>
-          <w:b w:val="0"/>
-          <w:color w:val="000000"/>
-          <w:sz w:val="20"/>
-          <w:u w:val="none"/>
-        </w:rPr>
-        <w:t>2.8. Select "Yes" from Show Discount Reference</w:t>
-      </w:r>
-    </w:p>
-    <w:p>
-      <w:pPr>
-        <w:spacing w:before="0" w:after="80"/>
-      </w:pPr>
-      <w:r>
-        <w:rPr>
-          <w:rFonts w:ascii="Arial" w:hAnsi="Arial" w:eastAsia="Arial" w:cs="Arial"/>
-          <w:b w:val="0"/>
-          <w:color w:val="000000"/>
-          <w:sz w:val="20"/>
-          <w:u w:val="none"/>
-        </w:rPr>
-        <w:t>2.9. Select "No" from Show Discount Reason</w:t>
-      </w:r>
-    </w:p>
-    <w:p>
-      <w:pPr>
-        <w:spacing w:before="0" w:after="80"/>
-      </w:pPr>
-      <w:r>
-        <w:rPr>
-          <w:rFonts w:ascii="Arial" w:hAnsi="Arial" w:eastAsia="Arial" w:cs="Arial"/>
-          <w:b w:val="0"/>
-          <w:color w:val="000000"/>
-          <w:sz w:val="20"/>
-          <w:u w:val="none"/>
-        </w:rPr>
-        <w:t>2.10. Select "Detail" from Detail/Summary</w:t>
-      </w:r>
-    </w:p>
-    <w:p>
-      <w:pPr>
-        <w:spacing w:before="0" w:after="40"/>
-        <w:ind w:left="720" w:hanging="240"/>
-      </w:pPr>
-      <w:r>
-        <w:rPr>
-          <w:rFonts w:ascii="Arial" w:hAnsi="Arial" w:eastAsia="Arial" w:cs="Arial"/>
-          <w:b w:val="0"/>
-          <w:color w:val="000000"/>
-          <w:sz w:val="20"/>
-          <w:u w:val="none"/>
-        </w:rPr>
-        <w:t>3. Click "Run" button</w:t>
-      </w:r>
-    </w:p>
-    <w:p>
-      <w:pPr>
-        <w:spacing w:before="0" w:after="40"/>
-        <w:ind w:left="720" w:hanging="240"/>
-      </w:pPr>
-      <w:r>
-        <w:rPr>
-          <w:rFonts w:ascii="Arial" w:hAnsi="Arial" w:eastAsia="Arial" w:cs="Arial"/>
-          <w:b w:val="0"/>
-          <w:color w:val="000000"/>
-          <w:sz w:val="20"/>
-          <w:u w:val="none"/>
-        </w:rPr>
-        <w:t>4. Measure the time taken from clicking Run until the report fully renders</w:t>
-      </w:r>
-    </w:p>
-    <w:p>
-      <w:pPr>
-        <w:spacing w:before="0" w:after="40"/>
-        <w:ind w:left="720" w:hanging="240"/>
-      </w:pPr>
-      <w:r>
-        <w:rPr>
-          <w:rFonts w:ascii="Arial" w:hAnsi="Arial" w:eastAsia="Arial" w:cs="Arial"/>
-          <w:b w:val="0"/>
-          <w:color w:val="000000"/>
-          <w:sz w:val="20"/>
-          <w:u w:val="none"/>
-        </w:rPr>
-        <w:t xml:space="preserve">5. Capture the EXPLAIN plan of </w:t>
-      </w:r>
-      <w:r>
-        <w:rPr>
-          <w:rFonts w:ascii="Consolas" w:hAnsi="Consolas" w:eastAsia="Arial" w:cs="Arial"/>
-          <w:b w:val="0"/>
-          <w:color w:val="000000"/>
-          <w:sz w:val="20"/>
-          <w:u w:val="none"/>
-        </w:rPr>
-        <w:t>CheckDiscountsItems</w:t>
-      </w:r>
-      <w:r>
-        <w:rPr>
-          <w:rFonts w:ascii="Arial" w:hAnsi="Arial" w:eastAsia="Arial" w:cs="Arial"/>
-          <w:b w:val="0"/>
-          <w:color w:val="000000"/>
-          <w:sz w:val="20"/>
-          <w:u w:val="none"/>
-        </w:rPr>
-        <w:t xml:space="preserve"> after the fix (single scoped </w:t>
-      </w:r>
-      <w:r>
-        <w:rPr>
-          <w:rFonts w:ascii="Consolas" w:hAnsi="Consolas" w:eastAsia="Arial" w:cs="Arial"/>
-          <w:b w:val="0"/>
-          <w:color w:val="000000"/>
-          <w:sz w:val="20"/>
-          <w:u w:val="none"/>
-        </w:rPr>
-        <w:t>LEFT JOIN pos_check_extra_infos</w:t>
-      </w:r>
-      <w:r>
-        <w:rPr>
-          <w:rFonts w:ascii="Arial" w:hAnsi="Arial" w:eastAsia="Arial" w:cs="Arial"/>
-          <w:b w:val="0"/>
-          <w:color w:val="000000"/>
-          <w:sz w:val="20"/>
-          <w:u w:val="none"/>
-        </w:rPr>
-        <w:t xml:space="preserve"> instead of derived table re-joining all checks/bdays)</w:t>
+        <w:t>4. Verify the report displays current business day discount data.</w:t>
       </w:r>
     </w:p>
     <w:p>
@@ -6052,7 +4267,7 @@
     <w:p>
       <w:pPr>
         <w:spacing w:before="0" w:after="40"/>
-        <w:ind w:left="720" w:hanging="240"/>
+        <w:ind w:left="360" w:hanging="240"/>
       </w:pPr>
       <w:r>
         <w:rPr>
@@ -6062,99 +4277,7 @@
           <w:sz w:val="20"/>
           <w:u w:val="none"/>
         </w:rPr>
-        <w:t>1. Multi-day run with Show Discount Reference=Yes and Detail is very slow or fails to generate.</w:t>
-      </w:r>
-    </w:p>
-    <w:p>
-      <w:pPr>
-        <w:spacing w:before="0" w:after="40"/>
-        <w:ind w:left="720" w:hanging="240"/>
-      </w:pPr>
-      <w:r>
-        <w:rPr>
-          <w:rFonts w:ascii="Arial" w:hAnsi="Arial" w:eastAsia="Arial" w:cs="Arial"/>
-          <w:b w:val="0"/>
-          <w:color w:val="000000"/>
-          <w:sz w:val="20"/>
-          <w:u w:val="none"/>
-        </w:rPr>
-        <w:t xml:space="preserve">2. EXPLAIN shows the reference derived table materializes </w:t>
-      </w:r>
-      <w:r>
-        <w:rPr>
-          <w:rFonts w:ascii="Consolas" w:hAnsi="Consolas" w:eastAsia="Arial" w:cs="Arial"/>
-          <w:b w:val="0"/>
-          <w:color w:val="000000"/>
-          <w:sz w:val="20"/>
-          <w:u w:val="none"/>
-        </w:rPr>
-        <w:t>pos_check_extra_infos</w:t>
-      </w:r>
-      <w:r>
-        <w:rPr>
-          <w:rFonts w:ascii="Arial" w:hAnsi="Arial" w:eastAsia="Arial" w:cs="Arial"/>
-          <w:b w:val="0"/>
-          <w:color w:val="000000"/>
-          <w:sz w:val="20"/>
-          <w:u w:val="none"/>
-        </w:rPr>
-        <w:t xml:space="preserve"> joined through </w:t>
-      </w:r>
-      <w:r>
-        <w:rPr>
-          <w:rFonts w:ascii="Consolas" w:hAnsi="Consolas" w:eastAsia="Arial" w:cs="Arial"/>
-          <w:b w:val="0"/>
-          <w:color w:val="000000"/>
-          <w:sz w:val="20"/>
-          <w:u w:val="none"/>
-        </w:rPr>
-        <w:t>pos_checks</w:t>
-      </w:r>
-      <w:r>
-        <w:rPr>
-          <w:rFonts w:ascii="Arial" w:hAnsi="Arial" w:eastAsia="Arial" w:cs="Arial"/>
-          <w:b w:val="0"/>
-          <w:color w:val="000000"/>
-          <w:sz w:val="20"/>
-          <w:u w:val="none"/>
-        </w:rPr>
-        <w:t xml:space="preserve"> + </w:t>
-      </w:r>
-      <w:r>
-        <w:rPr>
-          <w:rFonts w:ascii="Consolas" w:hAnsi="Consolas" w:eastAsia="Arial" w:cs="Arial"/>
-          <w:b w:val="0"/>
-          <w:color w:val="000000"/>
-          <w:sz w:val="20"/>
-          <w:u w:val="none"/>
-        </w:rPr>
-        <w:t>pos_business_days</w:t>
-      </w:r>
-      <w:r>
-        <w:rPr>
-          <w:rFonts w:ascii="Arial" w:hAnsi="Arial" w:eastAsia="Arial" w:cs="Arial"/>
-          <w:b w:val="0"/>
-          <w:color w:val="000000"/>
-          <w:sz w:val="20"/>
-          <w:u w:val="none"/>
-        </w:rPr>
-        <w:t xml:space="preserve"> for the same filter window (duplicate work vs outer join).</w:t>
-      </w:r>
-    </w:p>
-    <w:p>
-      <w:pPr>
-        <w:spacing w:before="0" w:after="40"/>
-        <w:ind w:left="720" w:hanging="240"/>
-      </w:pPr>
-      <w:r>
-        <w:rPr>
-          <w:rFonts w:ascii="Arial" w:hAnsi="Arial" w:eastAsia="Arial" w:cs="Arial"/>
-          <w:b w:val="0"/>
-          <w:color w:val="000000"/>
-          <w:sz w:val="20"/>
-          <w:u w:val="none"/>
-        </w:rPr>
-        <w:t>3. The report may time out before returning results.</w:t>
+        <w:t>1. Before the fix, the default run works but uses the correlated incl_sc subquery.</w:t>
       </w:r>
     </w:p>
     <w:p>
@@ -6175,7 +4298,7 @@
     <w:p>
       <w:pPr>
         <w:spacing w:before="0" w:after="40"/>
-        <w:ind w:left="720" w:hanging="240"/>
+        <w:ind w:left="360" w:hanging="240"/>
       </w:pPr>
       <w:r>
         <w:rPr>
@@ -6185,13 +4308,13 @@
           <w:sz w:val="20"/>
           <w:u w:val="none"/>
         </w:rPr>
-        <w:t>1. The report loads within an acceptable timeframe for the ~7-day range with Show Discount Reference=Yes and Detail.</w:t>
+        <w:t>1. After the fix, the report loads successfully with correct current business day data.</w:t>
       </w:r>
     </w:p>
     <w:p>
       <w:pPr>
         <w:spacing w:before="0" w:after="40"/>
-        <w:ind w:left="720" w:hanging="240"/>
+        <w:ind w:left="360" w:hanging="240"/>
       </w:pPr>
       <w:r>
         <w:rPr>
@@ -6201,43 +4324,7 @@
           <w:sz w:val="20"/>
           <w:u w:val="none"/>
         </w:rPr>
-        <w:t xml:space="preserve">2. EXPLAIN shows a single scoped </w:t>
-      </w:r>
-      <w:r>
-        <w:rPr>
-          <w:rFonts w:ascii="Consolas" w:hAnsi="Consolas" w:eastAsia="Arial" w:cs="Arial"/>
-          <w:b w:val="0"/>
-          <w:color w:val="000000"/>
-          <w:sz w:val="20"/>
-          <w:u w:val="none"/>
-        </w:rPr>
-        <w:t>LEFT JOIN pos_check_extra_infos ON ckei_cdis_id = cdis_id AND ckei_section/variable ...</w:t>
-      </w:r>
-      <w:r>
-        <w:rPr>
-          <w:rFonts w:ascii="Arial" w:hAnsi="Arial" w:eastAsia="Arial" w:cs="Arial"/>
-          <w:b w:val="0"/>
-          <w:color w:val="000000"/>
-          <w:sz w:val="20"/>
-          <w:u w:val="none"/>
-        </w:rPr>
-        <w:t xml:space="preserve"> (or one scoped derived table) instead of re-joining all checks/bdays.</w:t>
-      </w:r>
-    </w:p>
-    <w:p>
-      <w:pPr>
-        <w:spacing w:before="0" w:after="40"/>
-        <w:ind w:left="720" w:hanging="240"/>
-      </w:pPr>
-      <w:r>
-        <w:rPr>
-          <w:rFonts w:ascii="Arial" w:hAnsi="Arial" w:eastAsia="Arial" w:cs="Arial"/>
-          <w:b w:val="0"/>
-          <w:color w:val="000000"/>
-          <w:sz w:val="20"/>
-          <w:u w:val="none"/>
-        </w:rPr>
-        <w:t>3. No errors displayed.</w:t>
+        <w:t>2. No errors displayed.</w:t>
       </w:r>
     </w:p>
     <w:p>
@@ -6252,7 +4339,7 @@
           <w:sz w:val="22"/>
           <w:u w:val="none"/>
         </w:rPr>
-        <w:t>1.3. [All Outlets, Last Month, All Discount Types, All Revenue, Show Discount Reference=Yes, Show Discount Reason=Yes, Detail] - Last Month Non-SARGable Rewrite</w:t>
+        <w:t>3.2. Verify Item Discount only and Check Discount only scopes</w:t>
       </w:r>
     </w:p>
     <w:p>
@@ -6273,7 +4360,7 @@
     <w:p>
       <w:pPr>
         <w:spacing w:before="0" w:after="40"/>
-        <w:ind w:left="720" w:hanging="240"/>
+        <w:ind w:left="360" w:hanging="240"/>
       </w:pPr>
       <w:r>
         <w:rPr>
@@ -6283,175 +4370,7 @@
           <w:sz w:val="20"/>
           <w:u w:val="none"/>
         </w:rPr>
-        <w:t>1. A build with the HERO-68180 fix is deployed.</w:t>
-      </w:r>
-    </w:p>
-    <w:p>
-      <w:pPr>
-        <w:spacing w:before="0" w:after="40"/>
-        <w:ind w:left="720" w:hanging="240"/>
-      </w:pPr>
-      <w:r>
-        <w:rPr>
-          <w:rFonts w:ascii="Arial" w:hAnsi="Arial" w:eastAsia="Arial" w:cs="Arial"/>
-          <w:b w:val="0"/>
-          <w:color w:val="000000"/>
-          <w:sz w:val="20"/>
-          <w:u w:val="none"/>
-        </w:rPr>
-        <w:t>2. A test environment with a representative data volume for one outlet over the last month.</w:t>
-      </w:r>
-    </w:p>
-    <w:p>
-      <w:pPr>
-        <w:spacing w:before="0" w:after="40"/>
-        <w:ind w:left="720" w:hanging="240"/>
-      </w:pPr>
-      <w:r>
-        <w:rPr>
-          <w:rFonts w:ascii="Arial" w:hAnsi="Arial" w:eastAsia="Arial" w:cs="Arial"/>
-          <w:b w:val="0"/>
-          <w:color w:val="000000"/>
-          <w:sz w:val="20"/>
-          <w:u w:val="none"/>
-        </w:rPr>
-        <w:t xml:space="preserve">3. Note the baseline load time observed before the fix for </w:t>
-      </w:r>
-      <w:r>
-        <w:rPr>
-          <w:rFonts w:ascii="Consolas" w:hAnsi="Consolas" w:eastAsia="Arial" w:cs="Arial"/>
-          <w:b w:val="0"/>
-          <w:color w:val="000000"/>
-          <w:sz w:val="20"/>
-          <w:u w:val="none"/>
-        </w:rPr>
-        <w:t>last_month</w:t>
-      </w:r>
-      <w:r>
-        <w:rPr>
-          <w:rFonts w:ascii="Arial" w:hAnsi="Arial" w:eastAsia="Arial" w:cs="Arial"/>
-          <w:b w:val="0"/>
-          <w:color w:val="000000"/>
-          <w:sz w:val="20"/>
-          <w:u w:val="none"/>
-        </w:rPr>
-        <w:t xml:space="preserve"> (~135s for 26k result rows vs ~2.9s for the equivalent date-range rewrite).</w:t>
-      </w:r>
-    </w:p>
-    <w:p>
-      <w:pPr>
-        <w:spacing w:before="0" w:after="40"/>
-        <w:ind w:left="720" w:hanging="240"/>
-      </w:pPr>
-      <w:r>
-        <w:rPr>
-          <w:rFonts w:ascii="Arial" w:hAnsi="Arial" w:eastAsia="Arial" w:cs="Arial"/>
-          <w:b w:val="0"/>
-          <w:color w:val="000000"/>
-          <w:sz w:val="20"/>
-          <w:u w:val="none"/>
-        </w:rPr>
-        <w:t xml:space="preserve">4. Capture the EXPLAIN plan of </w:t>
-      </w:r>
-      <w:r>
-        <w:rPr>
-          <w:rFonts w:ascii="Consolas" w:hAnsi="Consolas" w:eastAsia="Arial" w:cs="Arial"/>
-          <w:b w:val="0"/>
-          <w:color w:val="000000"/>
-          <w:sz w:val="20"/>
-          <w:u w:val="none"/>
-        </w:rPr>
-        <w:t>CheckDiscountsItems</w:t>
-      </w:r>
-      <w:r>
-        <w:rPr>
-          <w:rFonts w:ascii="Arial" w:hAnsi="Arial" w:eastAsia="Arial" w:cs="Arial"/>
-          <w:b w:val="0"/>
-          <w:color w:val="000000"/>
-          <w:sz w:val="20"/>
-          <w:u w:val="none"/>
-        </w:rPr>
-        <w:t xml:space="preserve"> / </w:t>
-      </w:r>
-      <w:r>
-        <w:rPr>
-          <w:rFonts w:ascii="Consolas" w:hAnsi="Consolas" w:eastAsia="Arial" w:cs="Arial"/>
-          <w:b w:val="0"/>
-          <w:color w:val="000000"/>
-          <w:sz w:val="20"/>
-          <w:u w:val="none"/>
-        </w:rPr>
-        <w:t>CheckNumber</w:t>
-      </w:r>
-      <w:r>
-        <w:rPr>
-          <w:rFonts w:ascii="Arial" w:hAnsi="Arial" w:eastAsia="Arial" w:cs="Arial"/>
-          <w:b w:val="0"/>
-          <w:color w:val="000000"/>
-          <w:sz w:val="20"/>
-          <w:u w:val="none"/>
-        </w:rPr>
-        <w:t xml:space="preserve"> / </w:t>
-      </w:r>
-      <w:r>
-        <w:rPr>
-          <w:rFonts w:ascii="Consolas" w:hAnsi="Consolas" w:eastAsia="Arial" w:cs="Arial"/>
-          <w:b w:val="0"/>
-          <w:color w:val="000000"/>
-          <w:sz w:val="20"/>
-          <w:u w:val="none"/>
-        </w:rPr>
-        <w:t>sBizDays</w:t>
-      </w:r>
-      <w:r>
-        <w:rPr>
-          <w:rFonts w:ascii="Arial" w:hAnsi="Arial" w:eastAsia="Arial" w:cs="Arial"/>
-          <w:b w:val="0"/>
-          <w:color w:val="000000"/>
-          <w:sz w:val="20"/>
-          <w:u w:val="none"/>
-        </w:rPr>
-        <w:t xml:space="preserve"> before the fix (</w:t>
-      </w:r>
-      <w:r>
-        <w:rPr>
-          <w:rFonts w:ascii="Consolas" w:hAnsi="Consolas" w:eastAsia="Arial" w:cs="Arial"/>
-          <w:b w:val="0"/>
-          <w:color w:val="000000"/>
-          <w:sz w:val="20"/>
-          <w:u w:val="none"/>
-        </w:rPr>
-        <w:t>YEAR(bday_date) = &lt;y&gt; AND MONTH(bday_date) = &lt;m&gt;</w:t>
-      </w:r>
-      <w:r>
-        <w:rPr>
-          <w:rFonts w:ascii="Arial" w:hAnsi="Arial" w:eastAsia="Arial" w:cs="Arial"/>
-          <w:b w:val="0"/>
-          <w:color w:val="000000"/>
-          <w:sz w:val="20"/>
-          <w:u w:val="none"/>
-        </w:rPr>
-        <w:t xml:space="preserve"> non-SARGable; drives from </w:t>
-      </w:r>
-      <w:r>
-        <w:rPr>
-          <w:rFonts w:ascii="Consolas" w:hAnsi="Consolas" w:eastAsia="Arial" w:cs="Arial"/>
-          <w:b w:val="0"/>
-          <w:color w:val="000000"/>
-          <w:sz w:val="20"/>
-          <w:u w:val="none"/>
-        </w:rPr>
-        <w:t>pos_discount_types</w:t>
-      </w:r>
-      <w:r>
-        <w:rPr>
-          <w:rFonts w:ascii="Arial" w:hAnsi="Arial" w:eastAsia="Arial" w:cs="Arial"/>
-          <w:b w:val="0"/>
-          <w:color w:val="000000"/>
-          <w:sz w:val="20"/>
-          <w:u w:val="none"/>
-        </w:rPr>
-        <w:t xml:space="preserve"> / type index over discounts).</w:t>
+        <w:t>1. Both item discounts and check discounts exist in the selected range.</w:t>
       </w:r>
     </w:p>
     <w:p>
@@ -6472,7 +4391,7 @@
     <w:p>
       <w:pPr>
         <w:spacing w:before="0" w:after="40"/>
-        <w:ind w:left="720" w:hanging="240"/>
+        <w:ind w:left="360" w:hanging="240"/>
       </w:pPr>
       <w:r>
         <w:rPr>
@@ -6482,13 +4401,13 @@
           <w:sz w:val="20"/>
           <w:u w:val="none"/>
         </w:rPr>
-        <w:t>1. Open POS018 Discount Report.</w:t>
+        <w:t>1. Run POS018 Discount Report with Discount = 'Item Discount'.</w:t>
       </w:r>
     </w:p>
     <w:p>
       <w:pPr>
         <w:spacing w:before="0" w:after="40"/>
-        <w:ind w:left="720" w:hanging="240"/>
+        <w:ind w:left="360" w:hanging="240"/>
       </w:pPr>
       <w:r>
         <w:rPr>
@@ -6498,12 +4417,13 @@
           <w:sz w:val="20"/>
           <w:u w:val="none"/>
         </w:rPr>
-        <w:t>2. Select parameters</w:t>
+        <w:t>2. Run it again with Discount = 'Check Discount'.</w:t>
       </w:r>
     </w:p>
     <w:p>
       <w:pPr>
-        <w:spacing w:before="0" w:after="80"/>
+        <w:spacing w:before="0" w:after="40"/>
+        <w:ind w:left="360" w:hanging="240"/>
       </w:pPr>
       <w:r>
         <w:rPr>
@@ -6513,275 +4433,7 @@
           <w:sz w:val="20"/>
           <w:u w:val="none"/>
         </w:rPr>
-        <w:t>2.1. Select "Last Month" from Date Type</w:t>
-      </w:r>
-    </w:p>
-    <w:p>
-      <w:pPr>
-        <w:spacing w:before="0" w:after="80"/>
-      </w:pPr>
-      <w:r>
-        <w:rPr>
-          <w:rFonts w:ascii="Arial" w:hAnsi="Arial" w:eastAsia="Arial" w:cs="Arial"/>
-          <w:b w:val="0"/>
-          <w:color w:val="000000"/>
-          <w:sz w:val="20"/>
-          <w:u w:val="none"/>
-        </w:rPr>
-        <w:t>2.2. Select "All" from Shops</w:t>
-      </w:r>
-    </w:p>
-    <w:p>
-      <w:pPr>
-        <w:spacing w:before="0" w:after="80"/>
-      </w:pPr>
-      <w:r>
-        <w:rPr>
-          <w:rFonts w:ascii="Arial" w:hAnsi="Arial" w:eastAsia="Arial" w:cs="Arial"/>
-          <w:b w:val="0"/>
-          <w:color w:val="000000"/>
-          <w:sz w:val="20"/>
-          <w:u w:val="none"/>
-        </w:rPr>
-        <w:t>2.3. Select "All" from Outlets</w:t>
-      </w:r>
-    </w:p>
-    <w:p>
-      <w:pPr>
-        <w:spacing w:before="0" w:after="80"/>
-      </w:pPr>
-      <w:r>
-        <w:rPr>
-          <w:rFonts w:ascii="Arial" w:hAnsi="Arial" w:eastAsia="Arial" w:cs="Arial"/>
-          <w:b w:val="0"/>
-          <w:color w:val="000000"/>
-          <w:sz w:val="20"/>
-          <w:u w:val="none"/>
-        </w:rPr>
-        <w:t>2.4. Select "Item Discount + Check Discount" from Discount</w:t>
-      </w:r>
-    </w:p>
-    <w:p>
-      <w:pPr>
-        <w:spacing w:before="0" w:after="80"/>
-      </w:pPr>
-      <w:r>
-        <w:rPr>
-          <w:rFonts w:ascii="Arial" w:hAnsi="Arial" w:eastAsia="Arial" w:cs="Arial"/>
-          <w:b w:val="0"/>
-          <w:color w:val="000000"/>
-          <w:sz w:val="20"/>
-          <w:u w:val="none"/>
-        </w:rPr>
-        <w:t>2.5. Select "All" from Discount Types</w:t>
-      </w:r>
-    </w:p>
-    <w:p>
-      <w:pPr>
-        <w:spacing w:before="0" w:after="80"/>
-      </w:pPr>
-      <w:r>
-        <w:rPr>
-          <w:rFonts w:ascii="Arial" w:hAnsi="Arial" w:eastAsia="Arial" w:cs="Arial"/>
-          <w:b w:val="0"/>
-          <w:color w:val="000000"/>
-          <w:sz w:val="20"/>
-          <w:u w:val="none"/>
-        </w:rPr>
-        <w:t>2.6. Select "All" from Revenue/Non-Revenue</w:t>
-      </w:r>
-    </w:p>
-    <w:p>
-      <w:pPr>
-        <w:spacing w:before="0" w:after="80"/>
-      </w:pPr>
-      <w:r>
-        <w:rPr>
-          <w:rFonts w:ascii="Arial" w:hAnsi="Arial" w:eastAsia="Arial" w:cs="Arial"/>
-          <w:b w:val="0"/>
-          <w:color w:val="000000"/>
-          <w:sz w:val="20"/>
-          <w:u w:val="none"/>
-        </w:rPr>
-        <w:t>2.7. Select "Yes" from Show Discount Reference</w:t>
-      </w:r>
-    </w:p>
-    <w:p>
-      <w:pPr>
-        <w:spacing w:before="0" w:after="80"/>
-      </w:pPr>
-      <w:r>
-        <w:rPr>
-          <w:rFonts w:ascii="Arial" w:hAnsi="Arial" w:eastAsia="Arial" w:cs="Arial"/>
-          <w:b w:val="0"/>
-          <w:color w:val="000000"/>
-          <w:sz w:val="20"/>
-          <w:u w:val="none"/>
-        </w:rPr>
-        <w:t>2.8. Select "Yes" from Show Discount Reason</w:t>
-      </w:r>
-    </w:p>
-    <w:p>
-      <w:pPr>
-        <w:spacing w:before="0" w:after="80"/>
-      </w:pPr>
-      <w:r>
-        <w:rPr>
-          <w:rFonts w:ascii="Arial" w:hAnsi="Arial" w:eastAsia="Arial" w:cs="Arial"/>
-          <w:b w:val="0"/>
-          <w:color w:val="000000"/>
-          <w:sz w:val="20"/>
-          <w:u w:val="none"/>
-        </w:rPr>
-        <w:t>2.9. Select "Detail" from Detail/Summary</w:t>
-      </w:r>
-    </w:p>
-    <w:p>
-      <w:pPr>
-        <w:spacing w:before="0" w:after="40"/>
-        <w:ind w:left="720" w:hanging="240"/>
-      </w:pPr>
-      <w:r>
-        <w:rPr>
-          <w:rFonts w:ascii="Arial" w:hAnsi="Arial" w:eastAsia="Arial" w:cs="Arial"/>
-          <w:b w:val="0"/>
-          <w:color w:val="000000"/>
-          <w:sz w:val="20"/>
-          <w:u w:val="none"/>
-        </w:rPr>
-        <w:t>3. Click "Run" button</w:t>
-      </w:r>
-    </w:p>
-    <w:p>
-      <w:pPr>
-        <w:spacing w:before="0" w:after="40"/>
-        <w:ind w:left="720" w:hanging="240"/>
-      </w:pPr>
-      <w:r>
-        <w:rPr>
-          <w:rFonts w:ascii="Arial" w:hAnsi="Arial" w:eastAsia="Arial" w:cs="Arial"/>
-          <w:b w:val="0"/>
-          <w:color w:val="000000"/>
-          <w:sz w:val="20"/>
-          <w:u w:val="none"/>
-        </w:rPr>
-        <w:t>4. Measure the time taken from clicking Run until the report fully renders</w:t>
-      </w:r>
-    </w:p>
-    <w:p>
-      <w:pPr>
-        <w:spacing w:before="0" w:after="40"/>
-        <w:ind w:left="720" w:hanging="240"/>
-      </w:pPr>
-      <w:r>
-        <w:rPr>
-          <w:rFonts w:ascii="Arial" w:hAnsi="Arial" w:eastAsia="Arial" w:cs="Arial"/>
-          <w:b w:val="0"/>
-          <w:color w:val="000000"/>
-          <w:sz w:val="20"/>
-          <w:u w:val="none"/>
-        </w:rPr>
-        <w:t xml:space="preserve">5. Capture the EXPLAIN plan of </w:t>
-      </w:r>
-      <w:r>
-        <w:rPr>
-          <w:rFonts w:ascii="Consolas" w:hAnsi="Consolas" w:eastAsia="Arial" w:cs="Arial"/>
-          <w:b w:val="0"/>
-          <w:color w:val="000000"/>
-          <w:sz w:val="20"/>
-          <w:u w:val="none"/>
-        </w:rPr>
-        <w:t>CheckDiscountsItems</w:t>
-      </w:r>
-      <w:r>
-        <w:rPr>
-          <w:rFonts w:ascii="Arial" w:hAnsi="Arial" w:eastAsia="Arial" w:cs="Arial"/>
-          <w:b w:val="0"/>
-          <w:color w:val="000000"/>
-          <w:sz w:val="20"/>
-          <w:u w:val="none"/>
-        </w:rPr>
-        <w:t xml:space="preserve"> / </w:t>
-      </w:r>
-      <w:r>
-        <w:rPr>
-          <w:rFonts w:ascii="Consolas" w:hAnsi="Consolas" w:eastAsia="Arial" w:cs="Arial"/>
-          <w:b w:val="0"/>
-          <w:color w:val="000000"/>
-          <w:sz w:val="20"/>
-          <w:u w:val="none"/>
-        </w:rPr>
-        <w:t>CheckNumber</w:t>
-      </w:r>
-      <w:r>
-        <w:rPr>
-          <w:rFonts w:ascii="Arial" w:hAnsi="Arial" w:eastAsia="Arial" w:cs="Arial"/>
-          <w:b w:val="0"/>
-          <w:color w:val="000000"/>
-          <w:sz w:val="20"/>
-          <w:u w:val="none"/>
-        </w:rPr>
-        <w:t xml:space="preserve"> / </w:t>
-      </w:r>
-      <w:r>
-        <w:rPr>
-          <w:rFonts w:ascii="Consolas" w:hAnsi="Consolas" w:eastAsia="Arial" w:cs="Arial"/>
-          <w:b w:val="0"/>
-          <w:color w:val="000000"/>
-          <w:sz w:val="20"/>
-          <w:u w:val="none"/>
-        </w:rPr>
-        <w:t>sBizDays</w:t>
-      </w:r>
-      <w:r>
-        <w:rPr>
-          <w:rFonts w:ascii="Arial" w:hAnsi="Arial" w:eastAsia="Arial" w:cs="Arial"/>
-          <w:b w:val="0"/>
-          <w:color w:val="000000"/>
-          <w:sz w:val="20"/>
-          <w:u w:val="none"/>
-        </w:rPr>
-        <w:t xml:space="preserve"> after the fix (</w:t>
-      </w:r>
-      <w:r>
-        <w:rPr>
-          <w:rFonts w:ascii="Consolas" w:hAnsi="Consolas" w:eastAsia="Arial" w:cs="Arial"/>
-          <w:b w:val="0"/>
-          <w:color w:val="000000"/>
-          <w:sz w:val="20"/>
-          <w:u w:val="none"/>
-        </w:rPr>
-        <w:t>bday_date &gt;= '&lt;first_day&gt;' AND bday_date &lt;= '&lt;last_day&gt;'</w:t>
-      </w:r>
-      <w:r>
-        <w:rPr>
-          <w:rFonts w:ascii="Arial" w:hAnsi="Arial" w:eastAsia="Arial" w:cs="Arial"/>
-          <w:b w:val="0"/>
-          <w:color w:val="000000"/>
-          <w:sz w:val="20"/>
-          <w:u w:val="none"/>
-        </w:rPr>
-        <w:t xml:space="preserve"> SARGable; outer path drives from </w:t>
-      </w:r>
-      <w:r>
-        <w:rPr>
-          <w:rFonts w:ascii="Consolas" w:hAnsi="Consolas" w:eastAsia="Arial" w:cs="Arial"/>
-          <w:b w:val="0"/>
-          <w:color w:val="000000"/>
-          <w:sz w:val="20"/>
-          <w:u w:val="none"/>
-        </w:rPr>
-        <w:t>pos_business_days</w:t>
-      </w:r>
-      <w:r>
-        <w:rPr>
-          <w:rFonts w:ascii="Arial" w:hAnsi="Arial" w:eastAsia="Arial" w:cs="Arial"/>
-          <w:b w:val="0"/>
-          <w:color w:val="000000"/>
-          <w:sz w:val="20"/>
-          <w:u w:val="none"/>
-        </w:rPr>
-        <w:t xml:space="preserve"> outlet_date range).</w:t>
+        <w:t>3. Run it again with Discount = 'Item Discount + Check Discount' and compare.</w:t>
       </w:r>
     </w:p>
     <w:p>
@@ -6802,7 +4454,7 @@
     <w:p>
       <w:pPr>
         <w:spacing w:before="0" w:after="40"/>
-        <w:ind w:left="720" w:hanging="240"/>
+        <w:ind w:left="360" w:hanging="240"/>
       </w:pPr>
       <w:r>
         <w:rPr>
@@ -6812,139 +4464,7 @@
           <w:sz w:val="20"/>
           <w:u w:val="none"/>
         </w:rPr>
-        <w:t xml:space="preserve">1. </w:t>
-      </w:r>
-      <w:r>
-        <w:rPr>
-          <w:rFonts w:ascii="Consolas" w:hAnsi="Consolas" w:eastAsia="Arial" w:cs="Arial"/>
-          <w:b w:val="0"/>
-          <w:color w:val="000000"/>
-          <w:sz w:val="20"/>
-          <w:u w:val="none"/>
-        </w:rPr>
-        <w:t>last_month</w:t>
-      </w:r>
-      <w:r>
-        <w:rPr>
-          <w:rFonts w:ascii="Arial" w:hAnsi="Arial" w:eastAsia="Arial" w:cs="Arial"/>
-          <w:b w:val="0"/>
-          <w:color w:val="000000"/>
-          <w:sz w:val="20"/>
-          <w:u w:val="none"/>
-        </w:rPr>
-        <w:t xml:space="preserve"> with </w:t>
-      </w:r>
-      <w:r>
-        <w:rPr>
-          <w:rFonts w:ascii="Consolas" w:hAnsi="Consolas" w:eastAsia="Arial" w:cs="Arial"/>
-          <w:b w:val="0"/>
-          <w:color w:val="000000"/>
-          <w:sz w:val="20"/>
-          <w:u w:val="none"/>
-        </w:rPr>
-        <w:t>YEAR/MONTH</w:t>
-      </w:r>
-      <w:r>
-        <w:rPr>
-          <w:rFonts w:ascii="Arial" w:hAnsi="Arial" w:eastAsia="Arial" w:cs="Arial"/>
-          <w:b w:val="0"/>
-          <w:color w:val="000000"/>
-          <w:sz w:val="20"/>
-          <w:u w:val="none"/>
-        </w:rPr>
-        <w:t xml:space="preserve"> is ~135s for the same outlet/month and 26k result rows vs ~2.9s for the equivalent date-range rewrite (46x slower).</w:t>
-      </w:r>
-    </w:p>
-    <w:p>
-      <w:pPr>
-        <w:spacing w:before="0" w:after="40"/>
-        <w:ind w:left="720" w:hanging="240"/>
-      </w:pPr>
-      <w:r>
-        <w:rPr>
-          <w:rFonts w:ascii="Arial" w:hAnsi="Arial" w:eastAsia="Arial" w:cs="Arial"/>
-          <w:b w:val="0"/>
-          <w:color w:val="000000"/>
-          <w:sz w:val="20"/>
-          <w:u w:val="none"/>
-        </w:rPr>
-        <w:t xml:space="preserve">2. EXPLAIN drives from </w:t>
-      </w:r>
-      <w:r>
-        <w:rPr>
-          <w:rFonts w:ascii="Consolas" w:hAnsi="Consolas" w:eastAsia="Arial" w:cs="Arial"/>
-          <w:b w:val="0"/>
-          <w:color w:val="000000"/>
-          <w:sz w:val="20"/>
-          <w:u w:val="none"/>
-        </w:rPr>
-        <w:t>pos_discount_types</w:t>
-      </w:r>
-      <w:r>
-        <w:rPr>
-          <w:rFonts w:ascii="Arial" w:hAnsi="Arial" w:eastAsia="Arial" w:cs="Arial"/>
-          <w:b w:val="0"/>
-          <w:color w:val="000000"/>
-          <w:sz w:val="20"/>
-          <w:u w:val="none"/>
-        </w:rPr>
-        <w:t xml:space="preserve"> / type index over discounts instead of </w:t>
-      </w:r>
-      <w:r>
-        <w:rPr>
-          <w:rFonts w:ascii="Consolas" w:hAnsi="Consolas" w:eastAsia="Arial" w:cs="Arial"/>
-          <w:b w:val="0"/>
-          <w:color w:val="000000"/>
-          <w:sz w:val="20"/>
-          <w:u w:val="none"/>
-        </w:rPr>
-        <w:t>outlet_date</w:t>
-      </w:r>
-      <w:r>
-        <w:rPr>
-          <w:rFonts w:ascii="Arial" w:hAnsi="Arial" w:eastAsia="Arial" w:cs="Arial"/>
-          <w:b w:val="0"/>
-          <w:color w:val="000000"/>
-          <w:sz w:val="20"/>
-          <w:u w:val="none"/>
-        </w:rPr>
-        <w:t xml:space="preserve"> range on </w:t>
-      </w:r>
-      <w:r>
-        <w:rPr>
-          <w:rFonts w:ascii="Consolas" w:hAnsi="Consolas" w:eastAsia="Arial" w:cs="Arial"/>
-          <w:b w:val="0"/>
-          <w:color w:val="000000"/>
-          <w:sz w:val="20"/>
-          <w:u w:val="none"/>
-        </w:rPr>
-        <w:t>pos_business_days</w:t>
-      </w:r>
-      <w:r>
-        <w:rPr>
-          <w:rFonts w:ascii="Arial" w:hAnsi="Arial" w:eastAsia="Arial" w:cs="Arial"/>
-          <w:b w:val="0"/>
-          <w:color w:val="000000"/>
-          <w:sz w:val="20"/>
-          <w:u w:val="none"/>
-        </w:rPr>
-        <w:t>.</w:t>
-      </w:r>
-    </w:p>
-    <w:p>
-      <w:pPr>
-        <w:spacing w:before="0" w:after="40"/>
-        <w:ind w:left="720" w:hanging="240"/>
-      </w:pPr>
-      <w:r>
-        <w:rPr>
-          <w:rFonts w:ascii="Arial" w:hAnsi="Arial" w:eastAsia="Arial" w:cs="Arial"/>
-          <w:b w:val="0"/>
-          <w:color w:val="000000"/>
-          <w:sz w:val="20"/>
-          <w:u w:val="none"/>
-        </w:rPr>
-        <w:t>3. The report may time out before returning results (support ticket #1933236: report not able to generate).</w:t>
+        <w:t>1. Before the fix, each scope produces correct data but multi-day runs are slow.</w:t>
       </w:r>
     </w:p>
     <w:p>
@@ -6965,7 +4485,7 @@
     <w:p>
       <w:pPr>
         <w:spacing w:before="0" w:after="40"/>
-        <w:ind w:left="720" w:hanging="240"/>
+        <w:ind w:left="360" w:hanging="240"/>
       </w:pPr>
       <w:r>
         <w:rPr>
@@ -6975,18 +4495,14 @@
           <w:sz w:val="20"/>
           <w:u w:val="none"/>
         </w:rPr>
-        <w:t xml:space="preserve">1. </w:t>
+        <w:t>1. After the fix, each scope returns only its discount type and the combined scope equals the union of the two.</w:t>
       </w:r>
-      <w:r>
-        <w:rPr>
-          <w:rFonts w:ascii="Consolas" w:hAnsi="Consolas" w:eastAsia="Arial" w:cs="Arial"/>
-          <w:b w:val="0"/>
-          <w:color w:val="000000"/>
-          <w:sz w:val="20"/>
-          <w:u w:val="none"/>
-        </w:rPr>
-        <w:t>last_month</w:t>
-      </w:r>
+    </w:p>
+    <w:p>
+      <w:pPr>
+        <w:spacing w:before="0" w:after="40"/>
+        <w:ind w:left="360" w:hanging="240"/>
+      </w:pPr>
       <w:r>
         <w:rPr>
           <w:rFonts w:ascii="Arial" w:hAnsi="Arial" w:eastAsia="Arial" w:cs="Arial"/>
@@ -6995,275 +4511,7 @@
           <w:sz w:val="20"/>
           <w:u w:val="none"/>
         </w:rPr>
-        <w:t xml:space="preserve"> uses a SARGable range on </w:t>
-      </w:r>
-      <w:r>
-        <w:rPr>
-          <w:rFonts w:ascii="Consolas" w:hAnsi="Consolas" w:eastAsia="Arial" w:cs="Arial"/>
-          <w:b w:val="0"/>
-          <w:color w:val="000000"/>
-          <w:sz w:val="20"/>
-          <w:u w:val="none"/>
-        </w:rPr>
-        <w:t>bday_date</w:t>
-      </w:r>
-      <w:r>
-        <w:rPr>
-          <w:rFonts w:ascii="Arial" w:hAnsi="Arial" w:eastAsia="Arial" w:cs="Arial"/>
-          <w:b w:val="0"/>
-          <w:color w:val="000000"/>
-          <w:sz w:val="20"/>
-          <w:u w:val="none"/>
-        </w:rPr>
-        <w:t xml:space="preserve"> (same shape as </w:t>
-      </w:r>
-      <w:r>
-        <w:rPr>
-          <w:rFonts w:ascii="Consolas" w:hAnsi="Consolas" w:eastAsia="Arial" w:cs="Arial"/>
-          <w:b w:val="0"/>
-          <w:color w:val="000000"/>
-          <w:sz w:val="20"/>
-          <w:u w:val="none"/>
-        </w:rPr>
-        <w:t>specified</w:t>
-      </w:r>
-      <w:r>
-        <w:rPr>
-          <w:rFonts w:ascii="Arial" w:hAnsi="Arial" w:eastAsia="Arial" w:cs="Arial"/>
-          <w:b w:val="0"/>
-          <w:color w:val="000000"/>
-          <w:sz w:val="20"/>
-          <w:u w:val="none"/>
-        </w:rPr>
-        <w:t xml:space="preserve">): </w:t>
-      </w:r>
-      <w:r>
-        <w:rPr>
-          <w:rFonts w:ascii="Consolas" w:hAnsi="Consolas" w:eastAsia="Arial" w:cs="Arial"/>
-          <w:b w:val="0"/>
-          <w:color w:val="000000"/>
-          <w:sz w:val="20"/>
-          <w:u w:val="none"/>
-        </w:rPr>
-        <w:t>bday_date &gt;= '&lt;first_day&gt;' AND bday_date &lt;= '&lt;last_day&gt;'</w:t>
-      </w:r>
-      <w:r>
-        <w:rPr>
-          <w:rFonts w:ascii="Arial" w:hAnsi="Arial" w:eastAsia="Arial" w:cs="Arial"/>
-          <w:b w:val="0"/>
-          <w:color w:val="000000"/>
-          <w:sz w:val="20"/>
-          <w:u w:val="none"/>
-        </w:rPr>
-        <w:t xml:space="preserve"> in </w:t>
-      </w:r>
-      <w:r>
-        <w:rPr>
-          <w:rFonts w:ascii="Consolas" w:hAnsi="Consolas" w:eastAsia="Arial" w:cs="Arial"/>
-          <w:b w:val="0"/>
-          <w:color w:val="000000"/>
-          <w:sz w:val="20"/>
-          <w:u w:val="none"/>
-        </w:rPr>
-        <w:t>CheckDiscountsItems</w:t>
-      </w:r>
-      <w:r>
-        <w:rPr>
-          <w:rFonts w:ascii="Arial" w:hAnsi="Arial" w:eastAsia="Arial" w:cs="Arial"/>
-          <w:b w:val="0"/>
-          <w:color w:val="000000"/>
-          <w:sz w:val="20"/>
-          <w:u w:val="none"/>
-        </w:rPr>
-        <w:t xml:space="preserve">, </w:t>
-      </w:r>
-      <w:r>
-        <w:rPr>
-          <w:rFonts w:ascii="Consolas" w:hAnsi="Consolas" w:eastAsia="Arial" w:cs="Arial"/>
-          <w:b w:val="0"/>
-          <w:color w:val="000000"/>
-          <w:sz w:val="20"/>
-          <w:u w:val="none"/>
-        </w:rPr>
-        <w:t>CheckNumber</w:t>
-      </w:r>
-      <w:r>
-        <w:rPr>
-          <w:rFonts w:ascii="Arial" w:hAnsi="Arial" w:eastAsia="Arial" w:cs="Arial"/>
-          <w:b w:val="0"/>
-          <w:color w:val="000000"/>
-          <w:sz w:val="20"/>
-          <w:u w:val="none"/>
-        </w:rPr>
-        <w:t xml:space="preserve">, </w:t>
-      </w:r>
-      <w:r>
-        <w:rPr>
-          <w:rFonts w:ascii="Consolas" w:hAnsi="Consolas" w:eastAsia="Arial" w:cs="Arial"/>
-          <w:b w:val="0"/>
-          <w:color w:val="000000"/>
-          <w:sz w:val="20"/>
-          <w:u w:val="none"/>
-        </w:rPr>
-        <w:t>sBizDays</w:t>
-      </w:r>
-      <w:r>
-        <w:rPr>
-          <w:rFonts w:ascii="Arial" w:hAnsi="Arial" w:eastAsia="Arial" w:cs="Arial"/>
-          <w:b w:val="0"/>
-          <w:color w:val="000000"/>
-          <w:sz w:val="20"/>
-          <w:u w:val="none"/>
-        </w:rPr>
-        <w:t>.</w:t>
-      </w:r>
-    </w:p>
-    <w:p>
-      <w:pPr>
-        <w:spacing w:before="0" w:after="40"/>
-        <w:ind w:left="720" w:hanging="240"/>
-      </w:pPr>
-      <w:r>
-        <w:rPr>
-          <w:rFonts w:ascii="Arial" w:hAnsi="Arial" w:eastAsia="Arial" w:cs="Arial"/>
-          <w:b w:val="0"/>
-          <w:color w:val="000000"/>
-          <w:sz w:val="20"/>
-          <w:u w:val="none"/>
-        </w:rPr>
-        <w:t>2. The outer path stays date/outlet-driven (</w:t>
-      </w:r>
-      <w:r>
-        <w:rPr>
-          <w:rFonts w:ascii="Consolas" w:hAnsi="Consolas" w:eastAsia="Arial" w:cs="Arial"/>
-          <w:b w:val="0"/>
-          <w:color w:val="000000"/>
-          <w:sz w:val="20"/>
-          <w:u w:val="none"/>
-        </w:rPr>
-        <w:t>bday</w:t>
-      </w:r>
-      <w:r>
-        <w:rPr>
-          <w:rFonts w:ascii="Arial" w:hAnsi="Arial" w:eastAsia="Arial" w:cs="Arial"/>
-          <w:b w:val="0"/>
-          <w:color w:val="000000"/>
-          <w:sz w:val="20"/>
-          <w:u w:val="none"/>
-        </w:rPr>
-        <w:t xml:space="preserve"> -&gt; </w:t>
-      </w:r>
-      <w:r>
-        <w:rPr>
-          <w:rFonts w:ascii="Consolas" w:hAnsi="Consolas" w:eastAsia="Arial" w:cs="Arial"/>
-          <w:b w:val="0"/>
-          <w:color w:val="000000"/>
-          <w:sz w:val="20"/>
-          <w:u w:val="none"/>
-        </w:rPr>
-        <w:t>checks</w:t>
-      </w:r>
-      <w:r>
-        <w:rPr>
-          <w:rFonts w:ascii="Arial" w:hAnsi="Arial" w:eastAsia="Arial" w:cs="Arial"/>
-          <w:b w:val="0"/>
-          <w:color w:val="000000"/>
-          <w:sz w:val="20"/>
-          <w:u w:val="none"/>
-        </w:rPr>
-        <w:t xml:space="preserve"> -&gt; </w:t>
-      </w:r>
-      <w:r>
-        <w:rPr>
-          <w:rFonts w:ascii="Consolas" w:hAnsi="Consolas" w:eastAsia="Arial" w:cs="Arial"/>
-          <w:b w:val="0"/>
-          <w:color w:val="000000"/>
-          <w:sz w:val="20"/>
-          <w:u w:val="none"/>
-        </w:rPr>
-        <w:t>discounts</w:t>
-      </w:r>
-      <w:r>
-        <w:rPr>
-          <w:rFonts w:ascii="Arial" w:hAnsi="Arial" w:eastAsia="Arial" w:cs="Arial"/>
-          <w:b w:val="0"/>
-          <w:color w:val="000000"/>
-          <w:sz w:val="20"/>
-          <w:u w:val="none"/>
-        </w:rPr>
-        <w:t xml:space="preserve"> -&gt; </w:t>
-      </w:r>
-      <w:r>
-        <w:rPr>
-          <w:rFonts w:ascii="Consolas" w:hAnsi="Consolas" w:eastAsia="Arial" w:cs="Arial"/>
-          <w:b w:val="0"/>
-          <w:color w:val="000000"/>
-          <w:sz w:val="20"/>
-          <w:u w:val="none"/>
-        </w:rPr>
-        <w:t>discount items</w:t>
-      </w:r>
-      <w:r>
-        <w:rPr>
-          <w:rFonts w:ascii="Arial" w:hAnsi="Arial" w:eastAsia="Arial" w:cs="Arial"/>
-          <w:b w:val="0"/>
-          <w:color w:val="000000"/>
-          <w:sz w:val="20"/>
-          <w:u w:val="none"/>
-        </w:rPr>
-        <w:t xml:space="preserve"> -&gt; </w:t>
-      </w:r>
-      <w:r>
-        <w:rPr>
-          <w:rFonts w:ascii="Consolas" w:hAnsi="Consolas" w:eastAsia="Arial" w:cs="Arial"/>
-          <w:b w:val="0"/>
-          <w:color w:val="000000"/>
-          <w:sz w:val="20"/>
-          <w:u w:val="none"/>
-        </w:rPr>
-        <w:t>items</w:t>
-      </w:r>
-      <w:r>
-        <w:rPr>
-          <w:rFonts w:ascii="Arial" w:hAnsi="Arial" w:eastAsia="Arial" w:cs="Arial"/>
-          <w:b w:val="0"/>
-          <w:color w:val="000000"/>
-          <w:sz w:val="20"/>
-          <w:u w:val="none"/>
-        </w:rPr>
-        <w:t>).</w:t>
-      </w:r>
-    </w:p>
-    <w:p>
-      <w:pPr>
-        <w:spacing w:before="0" w:after="40"/>
-        <w:ind w:left="720" w:hanging="240"/>
-      </w:pPr>
-      <w:r>
-        <w:rPr>
-          <w:rFonts w:ascii="Arial" w:hAnsi="Arial" w:eastAsia="Arial" w:cs="Arial"/>
-          <w:b w:val="0"/>
-          <w:color w:val="000000"/>
-          <w:sz w:val="20"/>
-          <w:u w:val="none"/>
-        </w:rPr>
-        <w:t>3. The report loads within an acceptable timeframe for the last-month range (close to the equivalent date-range rewrite ~2.9s for the same scope).</w:t>
-      </w:r>
-    </w:p>
-    <w:p>
-      <w:pPr>
-        <w:spacing w:before="0" w:after="40"/>
-        <w:ind w:left="720" w:hanging="240"/>
-      </w:pPr>
-      <w:r>
-        <w:rPr>
-          <w:rFonts w:ascii="Arial" w:hAnsi="Arial" w:eastAsia="Arial" w:cs="Arial"/>
-          <w:b w:val="0"/>
-          <w:color w:val="000000"/>
-          <w:sz w:val="20"/>
-          <w:u w:val="none"/>
-        </w:rPr>
-        <w:t>4. No errors displayed.</w:t>
+        <w:t>2. All runs complete within an acceptable time with no errors displayed.</w:t>
       </w:r>
     </w:p>
     <w:p>
@@ -7278,7 +4526,7 @@
           <w:sz w:val="22"/>
           <w:u w:val="none"/>
         </w:rPr>
-        <w:t>1.4. [Multiple Outlets, Specified As Below (Large Range &gt; 7 days), All Discount Types, All Revenue, Show Discount Reference=No, Summary] - Large Range Without Reference/Reason</w:t>
+        <w:t>3.3. Verify Discount Types and Revenue/Non-Revenue filters</w:t>
       </w:r>
     </w:p>
     <w:p>
@@ -7299,7 +4547,7 @@
     <w:p>
       <w:pPr>
         <w:spacing w:before="0" w:after="40"/>
-        <w:ind w:left="720" w:hanging="240"/>
+        <w:ind w:left="360" w:hanging="240"/>
       </w:pPr>
       <w:r>
         <w:rPr>
@@ -7309,55 +4557,7 @@
           <w:sz w:val="20"/>
           <w:u w:val="none"/>
         </w:rPr>
-        <w:t>1. A build with the HERO-68180 fix is deployed.</w:t>
-      </w:r>
-    </w:p>
-    <w:p>
-      <w:pPr>
-        <w:spacing w:before="0" w:after="40"/>
-        <w:ind w:left="720" w:hanging="240"/>
-      </w:pPr>
-      <w:r>
-        <w:rPr>
-          <w:rFonts w:ascii="Arial" w:hAnsi="Arial" w:eastAsia="Arial" w:cs="Arial"/>
-          <w:b w:val="0"/>
-          <w:color w:val="000000"/>
-          <w:sz w:val="20"/>
-          <w:u w:val="none"/>
-        </w:rPr>
-        <w:t>2. A test environment with a large data volume across multiple outlets over an extended range (&gt; 7 days).</w:t>
-      </w:r>
-    </w:p>
-    <w:p>
-      <w:pPr>
-        <w:spacing w:before="0" w:after="40"/>
-        <w:ind w:left="720" w:hanging="240"/>
-      </w:pPr>
-      <w:r>
-        <w:rPr>
-          <w:rFonts w:ascii="Arial" w:hAnsi="Arial" w:eastAsia="Arial" w:cs="Arial"/>
-          <w:b w:val="0"/>
-          <w:color w:val="000000"/>
-          <w:sz w:val="20"/>
-          <w:u w:val="none"/>
-        </w:rPr>
-        <w:t>3. Note the baseline load time observed before the fix for the same scope.</w:t>
-      </w:r>
-    </w:p>
-    <w:p>
-      <w:pPr>
-        <w:spacing w:before="0" w:after="40"/>
-        <w:ind w:left="720" w:hanging="240"/>
-      </w:pPr>
-      <w:r>
-        <w:rPr>
-          <w:rFonts w:ascii="Arial" w:hAnsi="Arial" w:eastAsia="Arial" w:cs="Arial"/>
-          <w:b w:val="0"/>
-          <w:color w:val="000000"/>
-          <w:sz w:val="20"/>
-          <w:u w:val="none"/>
-        </w:rPr>
-        <w:t>4. Verify data is sourced correctly from TiDB when the date range exceeds 7 days.</w:t>
+        <w:t>1. Several discount types and Revenue, Non Revenue and Advance Order checks exist in the range.</w:t>
       </w:r>
     </w:p>
     <w:p>
@@ -7378,7 +4578,7 @@
     <w:p>
       <w:pPr>
         <w:spacing w:before="0" w:after="40"/>
-        <w:ind w:left="720" w:hanging="240"/>
+        <w:ind w:left="360" w:hanging="240"/>
       </w:pPr>
       <w:r>
         <w:rPr>
@@ -7388,13 +4588,13 @@
           <w:sz w:val="20"/>
           <w:u w:val="none"/>
         </w:rPr>
-        <w:t>1. Open POS018 Discount Report.</w:t>
+        <w:t>1. Run the report with a single discount type and with multiple discount types.</w:t>
       </w:r>
     </w:p>
     <w:p>
       <w:pPr>
         <w:spacing w:before="0" w:after="40"/>
-        <w:ind w:left="720" w:hanging="240"/>
+        <w:ind w:left="360" w:hanging="240"/>
       </w:pPr>
       <w:r>
         <w:rPr>
@@ -7404,12 +4604,13 @@
           <w:sz w:val="20"/>
           <w:u w:val="none"/>
         </w:rPr>
-        <w:t>2. Select parameters</w:t>
+        <w:t>2. Run the report with Revenue, then Non Revenue, then Advance Order in Revenue/Non-Revenue.</w:t>
       </w:r>
     </w:p>
     <w:p>
       <w:pPr>
-        <w:spacing w:before="0" w:after="80"/>
+        <w:spacing w:before="0" w:after="40"/>
+        <w:ind w:left="360" w:hanging="240"/>
       </w:pPr>
       <w:r>
         <w:rPr>
@@ -7419,190 +4620,7 @@
           <w:sz w:val="20"/>
           <w:u w:val="none"/>
         </w:rPr>
-        <w:t>2.1. Select "Specified As Below" from Date Type</w:t>
-      </w:r>
-    </w:p>
-    <w:p>
-      <w:pPr>
-        <w:spacing w:before="0" w:after="80"/>
-      </w:pPr>
-      <w:r>
-        <w:rPr>
-          <w:rFonts w:ascii="Arial" w:hAnsi="Arial" w:eastAsia="Arial" w:cs="Arial"/>
-          <w:b w:val="0"/>
-          <w:color w:val="000000"/>
-          <w:sz w:val="20"/>
-          <w:u w:val="none"/>
-        </w:rPr>
-        <w:t>2.2. Set Begin Date and End Date to cover &gt; 7 days</w:t>
-      </w:r>
-    </w:p>
-    <w:p>
-      <w:pPr>
-        <w:spacing w:before="0" w:after="80"/>
-      </w:pPr>
-      <w:r>
-        <w:rPr>
-          <w:rFonts w:ascii="Arial" w:hAnsi="Arial" w:eastAsia="Arial" w:cs="Arial"/>
-          <w:b w:val="0"/>
-          <w:color w:val="000000"/>
-          <w:sz w:val="20"/>
-          <w:u w:val="none"/>
-        </w:rPr>
-        <w:t>2.3. Select "Single" from Shops and pick the test shop</w:t>
-      </w:r>
-    </w:p>
-    <w:p>
-      <w:pPr>
-        <w:spacing w:before="0" w:after="80"/>
-      </w:pPr>
-      <w:r>
-        <w:rPr>
-          <w:rFonts w:ascii="Arial" w:hAnsi="Arial" w:eastAsia="Arial" w:cs="Arial"/>
-          <w:b w:val="0"/>
-          <w:color w:val="000000"/>
-          <w:sz w:val="20"/>
-          <w:u w:val="none"/>
-        </w:rPr>
-        <w:t>2.4. Select "Multiple" from Outlets and pick multiple test outlets</w:t>
-      </w:r>
-    </w:p>
-    <w:p>
-      <w:pPr>
-        <w:spacing w:before="0" w:after="80"/>
-      </w:pPr>
-      <w:r>
-        <w:rPr>
-          <w:rFonts w:ascii="Arial" w:hAnsi="Arial" w:eastAsia="Arial" w:cs="Arial"/>
-          <w:b w:val="0"/>
-          <w:color w:val="000000"/>
-          <w:sz w:val="20"/>
-          <w:u w:val="none"/>
-        </w:rPr>
-        <w:t>2.5. Select "Item Discount + Check Discount" from Discount</w:t>
-      </w:r>
-    </w:p>
-    <w:p>
-      <w:pPr>
-        <w:spacing w:before="0" w:after="80"/>
-      </w:pPr>
-      <w:r>
-        <w:rPr>
-          <w:rFonts w:ascii="Arial" w:hAnsi="Arial" w:eastAsia="Arial" w:cs="Arial"/>
-          <w:b w:val="0"/>
-          <w:color w:val="000000"/>
-          <w:sz w:val="20"/>
-          <w:u w:val="none"/>
-        </w:rPr>
-        <w:t>2.6. Select "All" from Discount Types</w:t>
-      </w:r>
-    </w:p>
-    <w:p>
-      <w:pPr>
-        <w:spacing w:before="0" w:after="80"/>
-      </w:pPr>
-      <w:r>
-        <w:rPr>
-          <w:rFonts w:ascii="Arial" w:hAnsi="Arial" w:eastAsia="Arial" w:cs="Arial"/>
-          <w:b w:val="0"/>
-          <w:color w:val="000000"/>
-          <w:sz w:val="20"/>
-          <w:u w:val="none"/>
-        </w:rPr>
-        <w:t>2.7. Select "All" from Revenue/Non-Revenue</w:t>
-      </w:r>
-    </w:p>
-    <w:p>
-      <w:pPr>
-        <w:spacing w:before="0" w:after="80"/>
-      </w:pPr>
-      <w:r>
-        <w:rPr>
-          <w:rFonts w:ascii="Arial" w:hAnsi="Arial" w:eastAsia="Arial" w:cs="Arial"/>
-          <w:b w:val="0"/>
-          <w:color w:val="000000"/>
-          <w:sz w:val="20"/>
-          <w:u w:val="none"/>
-        </w:rPr>
-        <w:t>2.8. Select "No" from Show Discount Reference</w:t>
-      </w:r>
-    </w:p>
-    <w:p>
-      <w:pPr>
-        <w:spacing w:before="0" w:after="80"/>
-      </w:pPr>
-      <w:r>
-        <w:rPr>
-          <w:rFonts w:ascii="Arial" w:hAnsi="Arial" w:eastAsia="Arial" w:cs="Arial"/>
-          <w:b w:val="0"/>
-          <w:color w:val="000000"/>
-          <w:sz w:val="20"/>
-          <w:u w:val="none"/>
-        </w:rPr>
-        <w:t>2.9. Select "No" from Show Discount Reason</w:t>
-      </w:r>
-    </w:p>
-    <w:p>
-      <w:pPr>
-        <w:spacing w:before="0" w:after="80"/>
-      </w:pPr>
-      <w:r>
-        <w:rPr>
-          <w:rFonts w:ascii="Arial" w:hAnsi="Arial" w:eastAsia="Arial" w:cs="Arial"/>
-          <w:b w:val="0"/>
-          <w:color w:val="000000"/>
-          <w:sz w:val="20"/>
-          <w:u w:val="none"/>
-        </w:rPr>
-        <w:t>2.10. Select "Summary" from Detail/Summary</w:t>
-      </w:r>
-    </w:p>
-    <w:p>
-      <w:pPr>
-        <w:spacing w:before="0" w:after="40"/>
-        <w:ind w:left="720" w:hanging="240"/>
-      </w:pPr>
-      <w:r>
-        <w:rPr>
-          <w:rFonts w:ascii="Arial" w:hAnsi="Arial" w:eastAsia="Arial" w:cs="Arial"/>
-          <w:b w:val="0"/>
-          <w:color w:val="000000"/>
-          <w:sz w:val="20"/>
-          <w:u w:val="none"/>
-        </w:rPr>
-        <w:t>3. Click "Run" button</w:t>
-      </w:r>
-    </w:p>
-    <w:p>
-      <w:pPr>
-        <w:spacing w:before="0" w:after="40"/>
-        <w:ind w:left="720" w:hanging="240"/>
-      </w:pPr>
-      <w:r>
-        <w:rPr>
-          <w:rFonts w:ascii="Arial" w:hAnsi="Arial" w:eastAsia="Arial" w:cs="Arial"/>
-          <w:b w:val="0"/>
-          <w:color w:val="000000"/>
-          <w:sz w:val="20"/>
-          <w:u w:val="none"/>
-        </w:rPr>
-        <w:t>4. Measure the time taken from clicking Run until the report fully renders</w:t>
-      </w:r>
-    </w:p>
-    <w:p>
-      <w:pPr>
-        <w:spacing w:before="0" w:after="40"/>
-        <w:ind w:left="720" w:hanging="240"/>
-      </w:pPr>
-      <w:r>
-        <w:rPr>
-          <w:rFonts w:ascii="Arial" w:hAnsi="Arial" w:eastAsia="Arial" w:cs="Arial"/>
-          <w:b w:val="0"/>
-          <w:color w:val="000000"/>
-          <w:sz w:val="20"/>
-          <w:u w:val="none"/>
-        </w:rPr>
-        <w:t>5. Verify data is sourced correctly from TiDB when the date range exceeds 7 days and from MySQL when it does not</w:t>
+        <w:t>3. Compare each result with the underlying check/discount data.</w:t>
       </w:r>
     </w:p>
     <w:p>
@@ -7623,7 +4641,7 @@
     <w:p>
       <w:pPr>
         <w:spacing w:before="0" w:after="40"/>
-        <w:ind w:left="720" w:hanging="240"/>
+        <w:ind w:left="360" w:hanging="240"/>
       </w:pPr>
       <w:r>
         <w:rPr>
@@ -7633,63 +4651,7 @@
           <w:sz w:val="20"/>
           <w:u w:val="none"/>
         </w:rPr>
-        <w:t xml:space="preserve">1. Large range runs are dominated by the correlated </w:t>
-      </w:r>
-      <w:r>
-        <w:rPr>
-          <w:rFonts w:ascii="Consolas" w:hAnsi="Consolas" w:eastAsia="Arial" w:cs="Arial"/>
-          <w:b w:val="0"/>
-          <w:color w:val="000000"/>
-          <w:sz w:val="20"/>
-          <w:u w:val="none"/>
-        </w:rPr>
-        <w:t>incl_sc</w:t>
-      </w:r>
-      <w:r>
-        <w:rPr>
-          <w:rFonts w:ascii="Arial" w:hAnsi="Arial" w:eastAsia="Arial" w:cs="Arial"/>
-          <w:b w:val="0"/>
-          <w:color w:val="000000"/>
-          <w:sz w:val="20"/>
-          <w:u w:val="none"/>
-        </w:rPr>
-        <w:t xml:space="preserve"> subquery and the </w:t>
-      </w:r>
-      <w:r>
-        <w:rPr>
-          <w:rFonts w:ascii="Consolas" w:hAnsi="Consolas" w:eastAsia="Arial" w:cs="Arial"/>
-          <w:b w:val="0"/>
-          <w:color w:val="000000"/>
-          <w:sz w:val="20"/>
-          <w:u w:val="none"/>
-        </w:rPr>
-        <w:t>pos_discount_types</w:t>
-      </w:r>
-      <w:r>
-        <w:rPr>
-          <w:rFonts w:ascii="Arial" w:hAnsi="Arial" w:eastAsia="Arial" w:cs="Arial"/>
-          <w:b w:val="0"/>
-          <w:color w:val="000000"/>
-          <w:sz w:val="20"/>
-          <w:u w:val="none"/>
-        </w:rPr>
-        <w:t>-driven path.</w:t>
-      </w:r>
-    </w:p>
-    <w:p>
-      <w:pPr>
-        <w:spacing w:before="0" w:after="40"/>
-        <w:ind w:left="720" w:hanging="240"/>
-      </w:pPr>
-      <w:r>
-        <w:rPr>
-          <w:rFonts w:ascii="Arial" w:hAnsi="Arial" w:eastAsia="Arial" w:cs="Arial"/>
-          <w:b w:val="0"/>
-          <w:color w:val="000000"/>
-          <w:sz w:val="20"/>
-          <w:u w:val="none"/>
-        </w:rPr>
-        <w:t>2. Performance degrades sharply as the number of outlets and the date range grow.</w:t>
+        <w:t>1. Before the fix, filtered results are correct but the slow plan is reused for every combination.</w:t>
       </w:r>
     </w:p>
     <w:p>
@@ -7710,7 +4672,7 @@
     <w:p>
       <w:pPr>
         <w:spacing w:before="0" w:after="40"/>
-        <w:ind w:left="720" w:hanging="240"/>
+        <w:ind w:left="360" w:hanging="240"/>
       </w:pPr>
       <w:r>
         <w:rPr>
@@ -7720,13 +4682,13 @@
           <w:sz w:val="20"/>
           <w:u w:val="none"/>
         </w:rPr>
-        <w:t>1. The report loads within an acceptable timeframe even for a large range without reference/reason.</w:t>
+        <w:t>1. After the fix, every combination filters correctly and uses the date/outlet-driven plan.</w:t>
       </w:r>
     </w:p>
     <w:p>
       <w:pPr>
         <w:spacing w:before="0" w:after="40"/>
-        <w:ind w:left="720" w:hanging="240"/>
+        <w:ind w:left="360" w:hanging="240"/>
       </w:pPr>
       <w:r>
         <w:rPr>
@@ -7736,94 +4698,7 @@
           <w:sz w:val="20"/>
           <w:u w:val="none"/>
         </w:rPr>
-        <w:t xml:space="preserve">2. The </w:t>
-      </w:r>
-      <w:r>
-        <w:rPr>
-          <w:rFonts w:ascii="Consolas" w:hAnsi="Consolas" w:eastAsia="Arial" w:cs="Arial"/>
-          <w:b w:val="0"/>
-          <w:color w:val="000000"/>
-          <w:sz w:val="20"/>
-          <w:u w:val="none"/>
-        </w:rPr>
-        <w:t>LEFT JOIN</w:t>
-      </w:r>
-      <w:r>
-        <w:rPr>
-          <w:rFonts w:ascii="Arial" w:hAnsi="Arial" w:eastAsia="Arial" w:cs="Arial"/>
-          <w:b w:val="0"/>
-          <w:color w:val="000000"/>
-          <w:sz w:val="20"/>
-          <w:u w:val="none"/>
-        </w:rPr>
-        <w:t xml:space="preserve"> pre-aggregate eliminates the correlated </w:t>
-      </w:r>
-      <w:r>
-        <w:rPr>
-          <w:rFonts w:ascii="Consolas" w:hAnsi="Consolas" w:eastAsia="Arial" w:cs="Arial"/>
-          <w:b w:val="0"/>
-          <w:color w:val="000000"/>
-          <w:sz w:val="20"/>
-          <w:u w:val="none"/>
-        </w:rPr>
-        <w:t>incl_sc</w:t>
-      </w:r>
-      <w:r>
-        <w:rPr>
-          <w:rFonts w:ascii="Arial" w:hAnsi="Arial" w:eastAsia="Arial" w:cs="Arial"/>
-          <w:b w:val="0"/>
-          <w:color w:val="000000"/>
-          <w:sz w:val="20"/>
-          <w:u w:val="none"/>
-        </w:rPr>
-        <w:t xml:space="preserve"> scans.</w:t>
-      </w:r>
-    </w:p>
-    <w:p>
-      <w:pPr>
-        <w:spacing w:before="0" w:after="40"/>
-        <w:ind w:left="720" w:hanging="240"/>
-      </w:pPr>
-      <w:r>
-        <w:rPr>
-          <w:rFonts w:ascii="Arial" w:hAnsi="Arial" w:eastAsia="Arial" w:cs="Arial"/>
-          <w:b w:val="0"/>
-          <w:color w:val="000000"/>
-          <w:sz w:val="20"/>
-          <w:u w:val="none"/>
-        </w:rPr>
-        <w:t>3. Data is sourced correctly from TiDB when the date range exceeds 7 days and from MySQL when it does not.</w:t>
-      </w:r>
-    </w:p>
-    <w:p>
-      <w:pPr>
-        <w:spacing w:before="0" w:after="40"/>
-        <w:ind w:left="720" w:hanging="240"/>
-      </w:pPr>
-      <w:r>
-        <w:rPr>
-          <w:rFonts w:ascii="Arial" w:hAnsi="Arial" w:eastAsia="Arial" w:cs="Arial"/>
-          <w:b w:val="0"/>
-          <w:color w:val="000000"/>
-          <w:sz w:val="20"/>
-          <w:u w:val="none"/>
-        </w:rPr>
-        <w:t>4. No errors displayed.</w:t>
-      </w:r>
-    </w:p>
-    <w:p>
-      <w:pPr>
-        <w:spacing w:before="160" w:after="80"/>
-      </w:pPr>
-      <w:r>
-        <w:rPr>
-          <w:rFonts w:ascii="Arial" w:hAnsi="Arial" w:eastAsia="Arial" w:cs="Arial"/>
-          <w:b/>
-          <w:color w:val="001EFF"/>
-          <w:sz w:val="24"/>
-          <w:u w:val="none"/>
-        </w:rPr>
-        <w:t>2. Data Accuracy Verification</w:t>
+        <w:t>2. No errors displayed.</w:t>
       </w:r>
     </w:p>
     <w:p>
@@ -7838,7 +4713,7 @@
           <w:sz w:val="22"/>
           <w:u w:val="none"/>
         </w:rPr>
-        <w:t>2.1. Incl SC Values Match Source After Pre-Aggregate Rewrite</w:t>
+        <w:t>3.4. Verify the sShowAllDiscountReference = 'yes' path</w:t>
       </w:r>
     </w:p>
     <w:p>
@@ -7859,7 +4734,7 @@
     <w:p>
       <w:pPr>
         <w:spacing w:before="0" w:after="40"/>
-        <w:ind w:left="720" w:hanging="240"/>
+        <w:ind w:left="360" w:hanging="240"/>
       </w:pPr>
       <w:r>
         <w:rPr>
@@ -7869,63 +4744,7 @@
           <w:sz w:val="20"/>
           <w:u w:val="none"/>
         </w:rPr>
-        <w:t>1. A build with the HERO-68180 fix is deployed.</w:t>
-      </w:r>
-    </w:p>
-    <w:p>
-      <w:pPr>
-        <w:spacing w:before="0" w:after="40"/>
-        <w:ind w:left="720" w:hanging="240"/>
-      </w:pPr>
-      <w:r>
-        <w:rPr>
-          <w:rFonts w:ascii="Arial" w:hAnsi="Arial" w:eastAsia="Arial" w:cs="Arial"/>
-          <w:b w:val="0"/>
-          <w:color w:val="000000"/>
-          <w:sz w:val="20"/>
-          <w:u w:val="none"/>
-        </w:rPr>
-        <w:t xml:space="preserve">2. Capture the expected Incl SC values per discount-item row from source </w:t>
-      </w:r>
-      <w:r>
-        <w:rPr>
-          <w:rFonts w:ascii="Consolas" w:hAnsi="Consolas" w:eastAsia="Arial" w:cs="Arial"/>
-          <w:b w:val="0"/>
-          <w:color w:val="000000"/>
-          <w:sz w:val="20"/>
-          <w:u w:val="none"/>
-        </w:rPr>
-        <w:t>pos_check_tax_sc_refs</w:t>
-      </w:r>
-      <w:r>
-        <w:rPr>
-          <w:rFonts w:ascii="Arial" w:hAnsi="Arial" w:eastAsia="Arial" w:cs="Arial"/>
-          <w:b w:val="0"/>
-          <w:color w:val="000000"/>
-          <w:sz w:val="20"/>
-          <w:u w:val="none"/>
-        </w:rPr>
-        <w:t xml:space="preserve"> (filter </w:t>
-      </w:r>
-      <w:r>
-        <w:rPr>
-          <w:rFonts w:ascii="Consolas" w:hAnsi="Consolas" w:eastAsia="Arial" w:cs="Arial"/>
-          <w:b w:val="0"/>
-          <w:color w:val="000000"/>
-          <w:sz w:val="20"/>
-          <w:u w:val="none"/>
-        </w:rPr>
-        <w:t>ctsr_variable LIKE 'incl_sc_ref%'</w:t>
-      </w:r>
-      <w:r>
-        <w:rPr>
-          <w:rFonts w:ascii="Arial" w:hAnsi="Arial" w:eastAsia="Arial" w:cs="Arial"/>
-          <w:b w:val="0"/>
-          <w:color w:val="000000"/>
-          <w:sz w:val="20"/>
-          <w:u w:val="none"/>
-        </w:rPr>
-        <w:t>) before the fix.</w:t>
+        <w:t>1. Checks with discount references exist in a multi-day, multi-outlet range.</w:t>
       </w:r>
     </w:p>
     <w:p>
@@ -7946,7 +4765,7 @@
     <w:p>
       <w:pPr>
         <w:spacing w:before="0" w:after="40"/>
-        <w:ind w:left="720" w:hanging="240"/>
+        <w:ind w:left="360" w:hanging="240"/>
       </w:pPr>
       <w:r>
         <w:rPr>
@@ -7956,13 +4775,13 @@
           <w:sz w:val="20"/>
           <w:u w:val="none"/>
         </w:rPr>
-        <w:t>1. Open POS018 Discount Report.</w:t>
+        <w:t>1. Run POS018 Discount Report with Discount Reference = 'Show' (sShowAllDiscountReference = 'yes' path).</w:t>
       </w:r>
     </w:p>
     <w:p>
       <w:pPr>
         <w:spacing w:before="0" w:after="40"/>
-        <w:ind w:left="720" w:hanging="240"/>
+        <w:ind w:left="360" w:hanging="240"/>
       </w:pPr>
       <w:r>
         <w:rPr>
@@ -7972,75 +4791,7 @@
           <w:sz w:val="20"/>
           <w:u w:val="none"/>
         </w:rPr>
-        <w:t>2. Select "Current Business Day" from Date Type and a single test outlet.</w:t>
-      </w:r>
-    </w:p>
-    <w:p>
-      <w:pPr>
-        <w:spacing w:before="0" w:after="40"/>
-        <w:ind w:left="720" w:hanging="240"/>
-      </w:pPr>
-      <w:r>
-        <w:rPr>
-          <w:rFonts w:ascii="Arial" w:hAnsi="Arial" w:eastAsia="Arial" w:cs="Arial"/>
-          <w:b w:val="0"/>
-          <w:color w:val="000000"/>
-          <w:sz w:val="20"/>
-          <w:u w:val="none"/>
-        </w:rPr>
-        <w:t>3. Click "Run" button.</w:t>
-      </w:r>
-    </w:p>
-    <w:p>
-      <w:pPr>
-        <w:spacing w:before="0" w:after="40"/>
-        <w:ind w:left="720" w:hanging="240"/>
-      </w:pPr>
-      <w:r>
-        <w:rPr>
-          <w:rFonts w:ascii="Arial" w:hAnsi="Arial" w:eastAsia="Arial" w:cs="Arial"/>
-          <w:b w:val="0"/>
-          <w:color w:val="000000"/>
-          <w:sz w:val="20"/>
-          <w:u w:val="none"/>
-        </w:rPr>
-        <w:t>4. Compare the displayed Incl SC values against the captured expected values from source data.</w:t>
-      </w:r>
-    </w:p>
-    <w:p>
-      <w:pPr>
-        <w:spacing w:before="0" w:after="40"/>
-        <w:ind w:left="720" w:hanging="240"/>
-      </w:pPr>
-      <w:r>
-        <w:rPr>
-          <w:rFonts w:ascii="Arial" w:hAnsi="Arial" w:eastAsia="Arial" w:cs="Arial"/>
-          <w:b w:val="0"/>
-          <w:color w:val="000000"/>
-          <w:sz w:val="20"/>
-          <w:u w:val="none"/>
-        </w:rPr>
-        <w:t xml:space="preserve">5. Verify no </w:t>
-      </w:r>
-      <w:r>
-        <w:rPr>
-          <w:rFonts w:ascii="Consolas" w:hAnsi="Consolas" w:eastAsia="Arial" w:cs="Arial"/>
-          <w:b w:val="0"/>
-          <w:color w:val="000000"/>
-          <w:sz w:val="20"/>
-          <w:u w:val="none"/>
-        </w:rPr>
-        <w:t>ctsr_value</w:t>
-      </w:r>
-      <w:r>
-        <w:rPr>
-          <w:rFonts w:ascii="Arial" w:hAnsi="Arial" w:eastAsia="Arial" w:cs="Arial"/>
-          <w:b w:val="0"/>
-          <w:color w:val="000000"/>
-          <w:sz w:val="20"/>
-          <w:u w:val="none"/>
-        </w:rPr>
-        <w:t xml:space="preserve"> rows are missing or duplicated after the pre-aggregate rewrite.</w:t>
+        <w:t>2. Check that references, discount items and totals are displayed for the full range.</w:t>
       </w:r>
     </w:p>
     <w:p>
@@ -8061,7 +4812,7 @@
     <w:p>
       <w:pPr>
         <w:spacing w:before="0" w:after="40"/>
-        <w:ind w:left="720" w:hanging="240"/>
+        <w:ind w:left="360" w:hanging="240"/>
       </w:pPr>
       <w:r>
         <w:rPr>
@@ -8071,7 +4822,7 @@
           <w:sz w:val="20"/>
           <w:u w:val="none"/>
         </w:rPr>
-        <w:t>1. Incl SC values were correct but slow because of the correlated subquery.</w:t>
+        <w:t>1. Before the fix, this branch joins discounts, discount items, checks and extra_infos again inside a derived table and is heavier than the default branch.</w:t>
       </w:r>
     </w:p>
     <w:p>
@@ -8092,7 +4843,7 @@
     <w:p>
       <w:pPr>
         <w:spacing w:before="0" w:after="40"/>
-        <w:ind w:left="720" w:hanging="240"/>
+        <w:ind w:left="360" w:hanging="240"/>
       </w:pPr>
       <w:r>
         <w:rPr>
@@ -8102,18 +4853,14 @@
           <w:sz w:val="20"/>
           <w:u w:val="none"/>
         </w:rPr>
-        <w:t xml:space="preserve">1. Incl SC values match the expected sum per </w:t>
+        <w:t>1. After the fix, the branch completes within an acceptable time and displays complete, correct reference data.</w:t>
       </w:r>
-      <w:r>
-        <w:rPr>
-          <w:rFonts w:ascii="Consolas" w:hAnsi="Consolas" w:eastAsia="Arial" w:cs="Arial"/>
-          <w:b w:val="0"/>
-          <w:color w:val="000000"/>
-          <w:sz w:val="20"/>
-          <w:u w:val="none"/>
-        </w:rPr>
-        <w:t>citm_id</w:t>
-      </w:r>
+    </w:p>
+    <w:p>
+      <w:pPr>
+        <w:spacing w:before="0" w:after="40"/>
+        <w:ind w:left="360" w:hanging="240"/>
+      </w:pPr>
       <w:r>
         <w:rPr>
           <w:rFonts w:ascii="Arial" w:hAnsi="Arial" w:eastAsia="Arial" w:cs="Arial"/>
@@ -8122,59 +4869,22 @@
           <w:sz w:val="20"/>
           <w:u w:val="none"/>
         </w:rPr>
-        <w:t xml:space="preserve"> from source data exactly.</w:t>
+        <w:t>2. No errors displayed.</w:t>
       </w:r>
     </w:p>
     <w:p>
       <w:pPr>
-        <w:spacing w:before="0" w:after="40"/>
-        <w:ind w:left="720" w:hanging="240"/>
+        <w:spacing w:before="160" w:after="80"/>
       </w:pPr>
       <w:r>
         <w:rPr>
           <w:rFonts w:ascii="Arial" w:hAnsi="Arial" w:eastAsia="Arial" w:cs="Arial"/>
-          <w:b w:val="0"/>
-          <w:color w:val="000000"/>
-          <w:sz w:val="20"/>
+          <w:b/>
+          <w:color w:val="001EFF"/>
+          <w:sz w:val="24"/>
           <w:u w:val="none"/>
         </w:rPr>
-        <w:t xml:space="preserve">2. No </w:t>
-      </w:r>
-      <w:r>
-        <w:rPr>
-          <w:rFonts w:ascii="Consolas" w:hAnsi="Consolas" w:eastAsia="Arial" w:cs="Arial"/>
-          <w:b w:val="0"/>
-          <w:color w:val="000000"/>
-          <w:sz w:val="20"/>
-          <w:u w:val="none"/>
-        </w:rPr>
-        <w:t>ctsr_value</w:t>
-      </w:r>
-      <w:r>
-        <w:rPr>
-          <w:rFonts w:ascii="Arial" w:hAnsi="Arial" w:eastAsia="Arial" w:cs="Arial"/>
-          <w:b w:val="0"/>
-          <w:color w:val="000000"/>
-          <w:sz w:val="20"/>
-          <w:u w:val="none"/>
-        </w:rPr>
-        <w:t xml:space="preserve"> rows are missing or duplicated after the pre-aggregate rewrite.</w:t>
-      </w:r>
-    </w:p>
-    <w:p>
-      <w:pPr>
-        <w:spacing w:before="0" w:after="40"/>
-        <w:ind w:left="720" w:hanging="240"/>
-      </w:pPr>
-      <w:r>
-        <w:rPr>
-          <w:rFonts w:ascii="Arial" w:hAnsi="Arial" w:eastAsia="Arial" w:cs="Arial"/>
-          <w:b w:val="0"/>
-          <w:color w:val="000000"/>
-          <w:sz w:val="20"/>
-          <w:u w:val="none"/>
-        </w:rPr>
-        <w:t>3. No errors displayed.</w:t>
+        <w:t>4. Boundary And Stability</w:t>
       </w:r>
     </w:p>
     <w:p>
@@ -8189,7 +4899,7 @@
           <w:sz w:val="22"/>
           <w:u w:val="none"/>
         </w:rPr>
-        <w:t>2.2. Discount Reference Values Match Source After Scoped Join Rewrite</w:t>
+        <w:t>4.1. Verify month-boundary date ranges for last_month</w:t>
       </w:r>
     </w:p>
     <w:p>
@@ -8210,7 +4920,7 @@
     <w:p>
       <w:pPr>
         <w:spacing w:before="0" w:after="40"/>
-        <w:ind w:left="720" w:hanging="240"/>
+        <w:ind w:left="360" w:hanging="240"/>
       </w:pPr>
       <w:r>
         <w:rPr>
@@ -8220,59 +4930,7 @@
           <w:sz w:val="20"/>
           <w:u w:val="none"/>
         </w:rPr>
-        <w:t>1. A build with the HERO-68180 fix is deployed.</w:t>
-      </w:r>
-    </w:p>
-    <w:p>
-      <w:pPr>
-        <w:spacing w:before="0" w:after="40"/>
-        <w:ind w:left="720" w:hanging="240"/>
-      </w:pPr>
-      <w:r>
-        <w:rPr>
-          <w:rFonts w:ascii="Arial" w:hAnsi="Arial" w:eastAsia="Arial" w:cs="Arial"/>
-          <w:b w:val="0"/>
-          <w:color w:val="000000"/>
-          <w:sz w:val="20"/>
-          <w:u w:val="none"/>
-        </w:rPr>
-        <w:t xml:space="preserve">2. Capture the expected discount reference values per check / discount type from source </w:t>
-      </w:r>
-      <w:r>
-        <w:rPr>
-          <w:rFonts w:ascii="Consolas" w:hAnsi="Consolas" w:eastAsia="Arial" w:cs="Arial"/>
-          <w:b w:val="0"/>
-          <w:color w:val="000000"/>
-          <w:sz w:val="20"/>
-          <w:u w:val="none"/>
-        </w:rPr>
-        <w:t>pos_check_extra_infos</w:t>
-      </w:r>
-      <w:r>
-        <w:rPr>
-          <w:rFonts w:ascii="Arial" w:hAnsi="Arial" w:eastAsia="Arial" w:cs="Arial"/>
-          <w:b w:val="0"/>
-          <w:color w:val="000000"/>
-          <w:sz w:val="20"/>
-          <w:u w:val="none"/>
-        </w:rPr>
-        <w:t xml:space="preserve"> (section='discount', variable='reference') before the fix.</w:t>
-      </w:r>
-    </w:p>
-    <w:p>
-      <w:pPr>
-        <w:spacing w:before="0" w:after="40"/>
-        <w:ind w:left="720" w:hanging="240"/>
-      </w:pPr>
-      <w:r>
-        <w:rPr>
-          <w:rFonts w:ascii="Arial" w:hAnsi="Arial" w:eastAsia="Arial" w:cs="Arial"/>
-          <w:b w:val="0"/>
-          <w:color w:val="000000"/>
-          <w:sz w:val="20"/>
-          <w:u w:val="none"/>
-        </w:rPr>
-        <w:t>3. Include checks with multiple references for the same discount type (separated by "," in the output).</w:t>
+        <w:t>1. Discount data exists on the first and last day of the previous month and on the adjacent days outside the month.</w:t>
       </w:r>
     </w:p>
     <w:p>
@@ -8293,7 +4951,7 @@
     <w:p>
       <w:pPr>
         <w:spacing w:before="0" w:after="40"/>
-        <w:ind w:left="720" w:hanging="240"/>
+        <w:ind w:left="360" w:hanging="240"/>
       </w:pPr>
       <w:r>
         <w:rPr>
@@ -8303,13 +4961,13 @@
           <w:sz w:val="20"/>
           <w:u w:val="none"/>
         </w:rPr>
-        <w:t>1. Open POS018 Discount Report.</w:t>
+        <w:t>1. Run POS018 Discount Report with Date Type = 'Last Month'.</w:t>
       </w:r>
     </w:p>
     <w:p>
       <w:pPr>
         <w:spacing w:before="0" w:after="40"/>
-        <w:ind w:left="720" w:hanging="240"/>
+        <w:ind w:left="360" w:hanging="240"/>
       </w:pPr>
       <w:r>
         <w:rPr>
@@ -8319,13 +4977,13 @@
           <w:sz w:val="20"/>
           <w:u w:val="none"/>
         </w:rPr>
-        <w:t>2. Select "Current Business Day" from Date Type and a single test outlet.</w:t>
+        <w:t>2. Check that data on the first and last day of the month is included and data outside the month is excluded.</w:t>
       </w:r>
     </w:p>
     <w:p>
       <w:pPr>
         <w:spacing w:before="0" w:after="40"/>
-        <w:ind w:left="720" w:hanging="240"/>
+        <w:ind w:left="360" w:hanging="240"/>
       </w:pPr>
       <w:r>
         <w:rPr>
@@ -8335,55 +4993,7 @@
           <w:sz w:val="20"/>
           <w:u w:val="none"/>
         </w:rPr>
-        <w:t>3. Select "Yes" from Show Discount Reference.</w:t>
-      </w:r>
-    </w:p>
-    <w:p>
-      <w:pPr>
-        <w:spacing w:before="0" w:after="40"/>
-        <w:ind w:left="720" w:hanging="240"/>
-      </w:pPr>
-      <w:r>
-        <w:rPr>
-          <w:rFonts w:ascii="Arial" w:hAnsi="Arial" w:eastAsia="Arial" w:cs="Arial"/>
-          <w:b w:val="0"/>
-          <w:color w:val="000000"/>
-          <w:sz w:val="20"/>
-          <w:u w:val="none"/>
-        </w:rPr>
-        <w:t>4. Click "Run" button.</w:t>
-      </w:r>
-    </w:p>
-    <w:p>
-      <w:pPr>
-        <w:spacing w:before="0" w:after="40"/>
-        <w:ind w:left="720" w:hanging="240"/>
-      </w:pPr>
-      <w:r>
-        <w:rPr>
-          <w:rFonts w:ascii="Arial" w:hAnsi="Arial" w:eastAsia="Arial" w:cs="Arial"/>
-          <w:b w:val="0"/>
-          <w:color w:val="000000"/>
-          <w:sz w:val="20"/>
-          <w:u w:val="none"/>
-        </w:rPr>
-        <w:t>5. Compare the displayed Discount Reference values against the captured expected values.</w:t>
-      </w:r>
-    </w:p>
-    <w:p>
-      <w:pPr>
-        <w:spacing w:before="0" w:after="40"/>
-        <w:ind w:left="720" w:hanging="240"/>
-      </w:pPr>
-      <w:r>
-        <w:rPr>
-          <w:rFonts w:ascii="Arial" w:hAnsi="Arial" w:eastAsia="Arial" w:cs="Arial"/>
-          <w:b w:val="0"/>
-          <w:color w:val="000000"/>
-          <w:sz w:val="20"/>
-          <w:u w:val="none"/>
-        </w:rPr>
-        <w:t>6. Verify multiple references for the same discount type on one check are separated by ",".</w:t>
+        <w:t>3. Repeat for a 'Specified As Below' range equal to the same month.</w:t>
       </w:r>
     </w:p>
     <w:p>
@@ -8404,7 +5014,7 @@
     <w:p>
       <w:pPr>
         <w:spacing w:before="0" w:after="40"/>
-        <w:ind w:left="720" w:hanging="240"/>
+        <w:ind w:left="360" w:hanging="240"/>
       </w:pPr>
       <w:r>
         <w:rPr>
@@ -8414,7 +5024,7 @@
           <w:sz w:val="20"/>
           <w:u w:val="none"/>
         </w:rPr>
-        <w:t>1. Discount Reference values were correct but slow because of the derived table materialization.</w:t>
+        <w:t>1. Before the fix, YEAR/MONTH filtering returns correct dates but with the slow non-SARGable plan.</w:t>
       </w:r>
     </w:p>
     <w:p>
@@ -8435,7 +5045,7 @@
     <w:p>
       <w:pPr>
         <w:spacing w:before="0" w:after="40"/>
-        <w:ind w:left="720" w:hanging="240"/>
+        <w:ind w:left="360" w:hanging="240"/>
       </w:pPr>
       <w:r>
         <w:rPr>
@@ -8445,13 +5055,13 @@
           <w:sz w:val="20"/>
           <w:u w:val="none"/>
         </w:rPr>
-        <w:t>1. Discount Reference values match the expected values from source data exactly.</w:t>
+        <w:t>1. After the fix, the rewritten range includes both boundary days and excludes out-of-month days, matching the specified-range result.</w:t>
       </w:r>
     </w:p>
     <w:p>
       <w:pPr>
         <w:spacing w:before="0" w:after="40"/>
-        <w:ind w:left="720" w:hanging="240"/>
+        <w:ind w:left="360" w:hanging="240"/>
       </w:pPr>
       <w:r>
         <w:rPr>
@@ -8461,39 +5071,7 @@
           <w:sz w:val="20"/>
           <w:u w:val="none"/>
         </w:rPr>
-        <w:t>2. Multiple references for the same discount type on one check are separated by ",".</w:t>
-      </w:r>
-    </w:p>
-    <w:p>
-      <w:pPr>
-        <w:spacing w:before="0" w:after="40"/>
-        <w:ind w:left="720" w:hanging="240"/>
-      </w:pPr>
-      <w:r>
-        <w:rPr>
-          <w:rFonts w:ascii="Arial" w:hAnsi="Arial" w:eastAsia="Arial" w:cs="Arial"/>
-          <w:b w:val="0"/>
-          <w:color w:val="000000"/>
-          <w:sz w:val="20"/>
-          <w:u w:val="none"/>
-        </w:rPr>
-        <w:t>3. No references are missing or duplicated after the scoped join rewrite.</w:t>
-      </w:r>
-    </w:p>
-    <w:p>
-      <w:pPr>
-        <w:spacing w:before="0" w:after="40"/>
-        <w:ind w:left="720" w:hanging="240"/>
-      </w:pPr>
-      <w:r>
-        <w:rPr>
-          <w:rFonts w:ascii="Arial" w:hAnsi="Arial" w:eastAsia="Arial" w:cs="Arial"/>
-          <w:b w:val="0"/>
-          <w:color w:val="000000"/>
-          <w:sz w:val="20"/>
-          <w:u w:val="none"/>
-        </w:rPr>
-        <w:t>4. No errors displayed.</w:t>
+        <w:t>2. No errors displayed.</w:t>
       </w:r>
     </w:p>
     <w:p>
@@ -8508,7 +5086,7 @@
           <w:sz w:val="22"/>
           <w:u w:val="none"/>
         </w:rPr>
-        <w:t>2.3. Discount Reason Values Match Source After Direct Join Rewrite</w:t>
+        <w:t>4.2. Verify deterministic grouping under ONLY_FULL_GROUP_BY</w:t>
       </w:r>
     </w:p>
     <w:p>
@@ -8529,7 +5107,7 @@
     <w:p>
       <w:pPr>
         <w:spacing w:before="0" w:after="40"/>
-        <w:ind w:left="720" w:hanging="240"/>
+        <w:ind w:left="360" w:hanging="240"/>
       </w:pPr>
       <w:r>
         <w:rPr>
@@ -8539,79 +5117,7 @@
           <w:sz w:val="20"/>
           <w:u w:val="none"/>
         </w:rPr>
-        <w:t>1. A build with the HERO-68180 fix is deployed.</w:t>
-      </w:r>
-    </w:p>
-    <w:p>
-      <w:pPr>
-        <w:spacing w:before="0" w:after="40"/>
-        <w:ind w:left="720" w:hanging="240"/>
-      </w:pPr>
-      <w:r>
-        <w:rPr>
-          <w:rFonts w:ascii="Arial" w:hAnsi="Arial" w:eastAsia="Arial" w:cs="Arial"/>
-          <w:b w:val="0"/>
-          <w:color w:val="000000"/>
-          <w:sz w:val="20"/>
-          <w:u w:val="none"/>
-        </w:rPr>
-        <w:t xml:space="preserve">2. Capture the expected discount reason names from </w:t>
-      </w:r>
-      <w:r>
-        <w:rPr>
-          <w:rFonts w:ascii="Consolas" w:hAnsi="Consolas" w:eastAsia="Arial" w:cs="Arial"/>
-          <w:b w:val="0"/>
-          <w:color w:val="000000"/>
-          <w:sz w:val="20"/>
-          <w:u w:val="none"/>
-        </w:rPr>
-        <w:t>pos_discount_reasons</w:t>
-      </w:r>
-      <w:r>
-        <w:rPr>
-          <w:rFonts w:ascii="Arial" w:hAnsi="Arial" w:eastAsia="Arial" w:cs="Arial"/>
-          <w:b w:val="0"/>
-          <w:color w:val="000000"/>
-          <w:sz w:val="20"/>
-          <w:u w:val="none"/>
-        </w:rPr>
-        <w:t xml:space="preserve"> joined via </w:t>
-      </w:r>
-      <w:r>
-        <w:rPr>
-          <w:rFonts w:ascii="Consolas" w:hAnsi="Consolas" w:eastAsia="Arial" w:cs="Arial"/>
-          <w:b w:val="0"/>
-          <w:color w:val="000000"/>
-          <w:sz w:val="20"/>
-          <w:u w:val="none"/>
-        </w:rPr>
-        <w:t>dirs_id = ckei_value</w:t>
-      </w:r>
-      <w:r>
-        <w:rPr>
-          <w:rFonts w:ascii="Arial" w:hAnsi="Arial" w:eastAsia="Arial" w:cs="Arial"/>
-          <w:b w:val="0"/>
-          <w:color w:val="000000"/>
-          <w:sz w:val="20"/>
-          <w:u w:val="none"/>
-        </w:rPr>
-        <w:t xml:space="preserve"> (section='discount', variable='reason') before the fix.</w:t>
-      </w:r>
-    </w:p>
-    <w:p>
-      <w:pPr>
-        <w:spacing w:before="0" w:after="40"/>
-        <w:ind w:left="720" w:hanging="240"/>
-      </w:pPr>
-      <w:r>
-        <w:rPr>
-          <w:rFonts w:ascii="Arial" w:hAnsi="Arial" w:eastAsia="Arial" w:cs="Arial"/>
-          <w:b w:val="0"/>
-          <w:color w:val="000000"/>
-          <w:sz w:val="20"/>
-          <w:u w:val="none"/>
-        </w:rPr>
-        <w:t>3. Include discounts with no reason (empty displayed).</w:t>
+        <w:t>1. The MySQL session runs with ONLY_FULL_GROUP_BY enabled; discounts with multiple extra-info rows exist.</w:t>
       </w:r>
     </w:p>
     <w:p>
@@ -8632,7 +5138,7 @@
     <w:p>
       <w:pPr>
         <w:spacing w:before="0" w:after="40"/>
-        <w:ind w:left="720" w:hanging="240"/>
+        <w:ind w:left="360" w:hanging="240"/>
       </w:pPr>
       <w:r>
         <w:rPr>
@@ -8642,13 +5148,13 @@
           <w:sz w:val="20"/>
           <w:u w:val="none"/>
         </w:rPr>
-        <w:t>1. Open POS018 Discount Report.</w:t>
+        <w:t>1. Run POS018 Discount Report with Discount Reference = 'Show' for the prepared range.</w:t>
       </w:r>
     </w:p>
     <w:p>
       <w:pPr>
         <w:spacing w:before="0" w:after="40"/>
-        <w:ind w:left="720" w:hanging="240"/>
+        <w:ind w:left="360" w:hanging="240"/>
       </w:pPr>
       <w:r>
         <w:rPr>
@@ -8658,87 +5164,7 @@
           <w:sz w:val="20"/>
           <w:u w:val="none"/>
         </w:rPr>
-        <w:t>2. Select "Current Business Day" from Date Type and a single test outlet.</w:t>
-      </w:r>
-    </w:p>
-    <w:p>
-      <w:pPr>
-        <w:spacing w:before="0" w:after="40"/>
-        <w:ind w:left="720" w:hanging="240"/>
-      </w:pPr>
-      <w:r>
-        <w:rPr>
-          <w:rFonts w:ascii="Arial" w:hAnsi="Arial" w:eastAsia="Arial" w:cs="Arial"/>
-          <w:b w:val="0"/>
-          <w:color w:val="000000"/>
-          <w:sz w:val="20"/>
-          <w:u w:val="none"/>
-        </w:rPr>
-        <w:t>3. Select "Yes" from Show Discount Reference.</w:t>
-      </w:r>
-    </w:p>
-    <w:p>
-      <w:pPr>
-        <w:spacing w:before="0" w:after="40"/>
-        <w:ind w:left="720" w:hanging="240"/>
-      </w:pPr>
-      <w:r>
-        <w:rPr>
-          <w:rFonts w:ascii="Arial" w:hAnsi="Arial" w:eastAsia="Arial" w:cs="Arial"/>
-          <w:b w:val="0"/>
-          <w:color w:val="000000"/>
-          <w:sz w:val="20"/>
-          <w:u w:val="none"/>
-        </w:rPr>
-        <w:t>4. Select "Yes" from Show Discount Reason.</w:t>
-      </w:r>
-    </w:p>
-    <w:p>
-      <w:pPr>
-        <w:spacing w:before="0" w:after="40"/>
-        <w:ind w:left="720" w:hanging="240"/>
-      </w:pPr>
-      <w:r>
-        <w:rPr>
-          <w:rFonts w:ascii="Arial" w:hAnsi="Arial" w:eastAsia="Arial" w:cs="Arial"/>
-          <w:b w:val="0"/>
-          <w:color w:val="000000"/>
-          <w:sz w:val="20"/>
-          <w:u w:val="none"/>
-        </w:rPr>
-        <w:t>5. Click "Run" button.</w:t>
-      </w:r>
-    </w:p>
-    <w:p>
-      <w:pPr>
-        <w:spacing w:before="0" w:after="40"/>
-        <w:ind w:left="720" w:hanging="240"/>
-      </w:pPr>
-      <w:r>
-        <w:rPr>
-          <w:rFonts w:ascii="Arial" w:hAnsi="Arial" w:eastAsia="Arial" w:cs="Arial"/>
-          <w:b w:val="0"/>
-          <w:color w:val="000000"/>
-          <w:sz w:val="20"/>
-          <w:u w:val="none"/>
-        </w:rPr>
-        <w:t>6. Compare the displayed Discount Reason values against the captured expected values.</w:t>
-      </w:r>
-    </w:p>
-    <w:p>
-      <w:pPr>
-        <w:spacing w:before="0" w:after="40"/>
-        <w:ind w:left="720" w:hanging="240"/>
-      </w:pPr>
-      <w:r>
-        <w:rPr>
-          <w:rFonts w:ascii="Arial" w:hAnsi="Arial" w:eastAsia="Arial" w:cs="Arial"/>
-          <w:b w:val="0"/>
-          <w:color w:val="000000"/>
-          <w:sz w:val="20"/>
-          <w:u w:val="none"/>
-        </w:rPr>
-        <w:t>7. Verify discounts with no reason display empty.</w:t>
+        <w:t>2. Check the SQL execution and report completion.</w:t>
       </w:r>
     </w:p>
     <w:p>
@@ -8759,7 +5185,7 @@
     <w:p>
       <w:pPr>
         <w:spacing w:before="0" w:after="40"/>
-        <w:ind w:left="720" w:hanging="240"/>
+        <w:ind w:left="360" w:hanging="240"/>
       </w:pPr>
       <w:r>
         <w:rPr>
@@ -8769,27 +5195,7 @@
           <w:sz w:val="20"/>
           <w:u w:val="none"/>
         </w:rPr>
-        <w:t xml:space="preserve">1. Discount Reason values were correct but slow because of the nested scalar subquery in </w:t>
-      </w:r>
-      <w:r>
-        <w:rPr>
-          <w:rFonts w:ascii="Consolas" w:hAnsi="Consolas" w:eastAsia="Arial" w:cs="Arial"/>
-          <w:b w:val="0"/>
-          <w:color w:val="000000"/>
-          <w:sz w:val="20"/>
-          <w:u w:val="none"/>
-        </w:rPr>
-        <w:t>CASE</w:t>
-      </w:r>
-      <w:r>
-        <w:rPr>
-          <w:rFonts w:ascii="Arial" w:hAnsi="Arial" w:eastAsia="Arial" w:cs="Arial"/>
-          <w:b w:val="0"/>
-          <w:color w:val="000000"/>
-          <w:sz w:val="20"/>
-          <w:u w:val="none"/>
-        </w:rPr>
-        <w:t>.</w:t>
+        <w:t>1. Before the fix, 'GROUP BY ckei_cdis_id, ckei_citm_id' while selecting a non-aggregated ckei_value is nondeterministic under ONLY_FULL_GROUP_BY.</w:t>
       </w:r>
     </w:p>
     <w:p>
@@ -8810,7 +5216,7 @@
     <w:p>
       <w:pPr>
         <w:spacing w:before="0" w:after="40"/>
-        <w:ind w:left="720" w:hanging="240"/>
+        <w:ind w:left="360" w:hanging="240"/>
       </w:pPr>
       <w:r>
         <w:rPr>
@@ -8820,18 +5226,14 @@
           <w:sz w:val="20"/>
           <w:u w:val="none"/>
         </w:rPr>
-        <w:t xml:space="preserve">1. Discount Reason values match the expected reason names from </w:t>
+        <w:t>1. After the fix, multiple reference values are aggregated explicitly (GROUP_CONCAT / MAX), so execution succeeds under ONLY_FULL_GROUP_BY without errors or nondeterministic values.</w:t>
       </w:r>
-      <w:r>
-        <w:rPr>
-          <w:rFonts w:ascii="Consolas" w:hAnsi="Consolas" w:eastAsia="Arial" w:cs="Arial"/>
-          <w:b w:val="0"/>
-          <w:color w:val="000000"/>
-          <w:sz w:val="20"/>
-          <w:u w:val="none"/>
-        </w:rPr>
-        <w:t>pos_discount_reasons</w:t>
-      </w:r>
+    </w:p>
+    <w:p>
+      <w:pPr>
+        <w:spacing w:before="0" w:after="40"/>
+        <w:ind w:left="360" w:hanging="240"/>
+      </w:pPr>
       <w:r>
         <w:rPr>
           <w:rFonts w:ascii="Arial" w:hAnsi="Arial" w:eastAsia="Arial" w:cs="Arial"/>
@@ -8840,39 +5242,7 @@
           <w:sz w:val="20"/>
           <w:u w:val="none"/>
         </w:rPr>
-        <w:t xml:space="preserve"> exactly.</w:t>
-      </w:r>
-    </w:p>
-    <w:p>
-      <w:pPr>
-        <w:spacing w:before="0" w:after="40"/>
-        <w:ind w:left="720" w:hanging="240"/>
-      </w:pPr>
-      <w:r>
-        <w:rPr>
-          <w:rFonts w:ascii="Arial" w:hAnsi="Arial" w:eastAsia="Arial" w:cs="Arial"/>
-          <w:b w:val="0"/>
-          <w:color w:val="000000"/>
-          <w:sz w:val="20"/>
-          <w:u w:val="none"/>
-        </w:rPr>
-        <w:t>2. Discounts with no reason display empty.</w:t>
-      </w:r>
-    </w:p>
-    <w:p>
-      <w:pPr>
-        <w:spacing w:before="0" w:after="40"/>
-        <w:ind w:left="720" w:hanging="240"/>
-      </w:pPr>
-      <w:r>
-        <w:rPr>
-          <w:rFonts w:ascii="Arial" w:hAnsi="Arial" w:eastAsia="Arial" w:cs="Arial"/>
-          <w:b w:val="0"/>
-          <w:color w:val="000000"/>
-          <w:sz w:val="20"/>
-          <w:u w:val="none"/>
-        </w:rPr>
-        <w:t>3. No errors displayed.</w:t>
+        <w:t>2. The report completes successfully.</w:t>
       </w:r>
     </w:p>
     <w:p>
@@ -8887,7 +5257,7 @@
           <w:sz w:val="22"/>
           <w:u w:val="none"/>
         </w:rPr>
-        <w:t>2.4. Net Amount = Gross Amount - Discount After Rewrite</w:t>
+        <w:t>4.3. Verify large-volume runs complete without timeout and outputs are produced</w:t>
       </w:r>
     </w:p>
     <w:p>
@@ -8908,7 +5278,7 @@
     <w:p>
       <w:pPr>
         <w:spacing w:before="0" w:after="40"/>
-        <w:ind w:left="720" w:hanging="240"/>
+        <w:ind w:left="360" w:hanging="240"/>
       </w:pPr>
       <w:r>
         <w:rPr>
@@ -8918,23 +5288,7 @@
           <w:sz w:val="20"/>
           <w:u w:val="none"/>
         </w:rPr>
-        <w:t>1. A build with the HERO-68180 fix is deployed.</w:t>
-      </w:r>
-    </w:p>
-    <w:p>
-      <w:pPr>
-        <w:spacing w:before="0" w:after="40"/>
-        <w:ind w:left="720" w:hanging="240"/>
-      </w:pPr>
-      <w:r>
-        <w:rPr>
-          <w:rFonts w:ascii="Arial" w:hAnsi="Arial" w:eastAsia="Arial" w:cs="Arial"/>
-          <w:b w:val="0"/>
-          <w:color w:val="000000"/>
-          <w:sz w:val="20"/>
-          <w:u w:val="none"/>
-        </w:rPr>
-        <w:t>2. Capture the expected Gross Amount, Discount, and Net Amount per row from source data before the fix.</w:t>
+        <w:t>1. A busy single outlet and an ACCOR-style multi-outlet scope with a month of data exist.</w:t>
       </w:r>
     </w:p>
     <w:p>
@@ -8955,7 +5309,7 @@
     <w:p>
       <w:pPr>
         <w:spacing w:before="0" w:after="40"/>
-        <w:ind w:left="720" w:hanging="240"/>
+        <w:ind w:left="360" w:hanging="240"/>
       </w:pPr>
       <w:r>
         <w:rPr>
@@ -8965,13 +5319,13 @@
           <w:sz w:val="20"/>
           <w:u w:val="none"/>
         </w:rPr>
-        <w:t>1. Open POS018 Discount Report.</w:t>
+        <w:t>1. Run POS018 Discount Report for the busy outlet and for the multi-outlet scope with Date Type = 'Last Month'.</w:t>
       </w:r>
     </w:p>
     <w:p>
       <w:pPr>
         <w:spacing w:before="0" w:after="40"/>
-        <w:ind w:left="720" w:hanging="240"/>
+        <w:ind w:left="360" w:hanging="240"/>
       </w:pPr>
       <w:r>
         <w:rPr>
@@ -8981,13 +5335,13 @@
           <w:sz w:val="20"/>
           <w:u w:val="none"/>
         </w:rPr>
-        <w:t>2. Select "Current Business Day" from Date Type and a single test outlet.</w:t>
+        <w:t>2. Export the completed report to CSV, Excel, Excel (.xlsx) and PDF, and print it to HTML and PDF.</w:t>
       </w:r>
     </w:p>
     <w:p>
       <w:pPr>
         <w:spacing w:before="0" w:after="40"/>
-        <w:ind w:left="720" w:hanging="240"/>
+        <w:ind w:left="360" w:hanging="240"/>
       </w:pPr>
       <w:r>
         <w:rPr>
@@ -8997,39 +5351,7 @@
           <w:sz w:val="20"/>
           <w:u w:val="none"/>
         </w:rPr>
-        <w:t>3. Click "Run" button.</w:t>
-      </w:r>
-    </w:p>
-    <w:p>
-      <w:pPr>
-        <w:spacing w:before="0" w:after="40"/>
-        <w:ind w:left="720" w:hanging="240"/>
-      </w:pPr>
-      <w:r>
-        <w:rPr>
-          <w:rFonts w:ascii="Arial" w:hAnsi="Arial" w:eastAsia="Arial" w:cs="Arial"/>
-          <w:b w:val="0"/>
-          <w:color w:val="000000"/>
-          <w:sz w:val="20"/>
-          <w:u w:val="none"/>
-        </w:rPr>
-        <w:t>4. Compare the displayed Gross Amount, Discount, and Net Amount against the captured expected values.</w:t>
-      </w:r>
-    </w:p>
-    <w:p>
-      <w:pPr>
-        <w:spacing w:before="0" w:after="40"/>
-        <w:ind w:left="720" w:hanging="240"/>
-      </w:pPr>
-      <w:r>
-        <w:rPr>
-          <w:rFonts w:ascii="Arial" w:hAnsi="Arial" w:eastAsia="Arial" w:cs="Arial"/>
-          <w:b w:val="0"/>
-          <w:color w:val="000000"/>
-          <w:sz w:val="20"/>
-          <w:u w:val="none"/>
-        </w:rPr>
-        <w:t>5. Verify Net Amount = Gross Amount - Discount for every row.</w:t>
+        <w:t>3. Verify the output content against the on-screen report.</w:t>
       </w:r>
     </w:p>
     <w:p>
@@ -9050,7 +5372,7 @@
     <w:p>
       <w:pPr>
         <w:spacing w:before="0" w:after="40"/>
-        <w:ind w:left="720" w:hanging="240"/>
+        <w:ind w:left="360" w:hanging="240"/>
       </w:pPr>
       <w:r>
         <w:rPr>
@@ -9060,7 +5382,7 @@
           <w:sz w:val="20"/>
           <w:u w:val="none"/>
         </w:rPr>
-        <w:t>1. Net Amount was correct but slow because of the correlated subquery and derived table.</w:t>
+        <w:t>1. Before the fix, support ticket #1933236 reports the report is not able to generate because of timeout/long load.</w:t>
       </w:r>
     </w:p>
     <w:p>
@@ -9081,7 +5403,7 @@
     <w:p>
       <w:pPr>
         <w:spacing w:before="0" w:after="40"/>
-        <w:ind w:left="720" w:hanging="240"/>
+        <w:ind w:left="360" w:hanging="240"/>
       </w:pPr>
       <w:r>
         <w:rPr>
@@ -9091,13 +5413,13 @@
           <w:sz w:val="20"/>
           <w:u w:val="none"/>
         </w:rPr>
-        <w:t>1. Gross Amount, Discount, and Net Amount match the expected values exactly.</w:t>
+        <w:t>1. After the fix, both large-volume runs complete within an acceptable time without timeout.</w:t>
       </w:r>
     </w:p>
     <w:p>
       <w:pPr>
         <w:spacing w:before="0" w:after="40"/>
-        <w:ind w:left="720" w:hanging="240"/>
+        <w:ind w:left="360" w:hanging="240"/>
       </w:pPr>
       <w:r>
         <w:rPr>
@@ -9107,13 +5429,13 @@
           <w:sz w:val="20"/>
           <w:u w:val="none"/>
         </w:rPr>
-        <w:t>2. Net Amount = Gross Amount - Discount for every row.</w:t>
+        <w:t>2. Export and print outputs are generated successfully and contain the same correct discount data as the on-screen report.</w:t>
       </w:r>
     </w:p>
     <w:p>
       <w:pPr>
         <w:spacing w:before="0" w:after="40"/>
-        <w:ind w:left="720" w:hanging="240"/>
+        <w:ind w:left="360" w:hanging="240"/>
       </w:pPr>
       <w:r>
         <w:rPr>
@@ -9124,341 +5446,6 @@
           <w:u w:val="none"/>
         </w:rPr>
         <w:t>3. No errors displayed.</w:t>
-      </w:r>
-    </w:p>
-    <w:p>
-      <w:pPr>
-        <w:spacing w:before="160" w:after="80"/>
-      </w:pPr>
-      <w:r>
-        <w:rPr>
-          <w:rFonts w:ascii="Arial" w:hAnsi="Arial" w:eastAsia="Arial" w:cs="Arial"/>
-          <w:b/>
-          <w:color w:val="001EFF"/>
-          <w:sz w:val="24"/>
-          <w:u w:val="none"/>
-        </w:rPr>
-        <w:t>3. Regression Scope</w:t>
-      </w:r>
-    </w:p>
-    <w:p>
-      <w:pPr>
-        <w:spacing w:before="0" w:after="40"/>
-        <w:ind w:left="360" w:hanging="240"/>
-      </w:pPr>
-      <w:r>
-        <w:rPr>
-          <w:rFonts w:ascii="Arial" w:hAnsi="Arial" w:eastAsia="Arial" w:cs="Arial"/>
-          <w:b w:val="0"/>
-          <w:color w:val="000000"/>
-          <w:sz w:val="20"/>
-          <w:u w:val="none"/>
-        </w:rPr>
-        <w:t>• POS018 Discount Report load time across all Date Type selections (Current Business Day, Last Business Day, Last Month, Specified As Below) to confirm the optimization is generic across date scopes.</w:t>
-      </w:r>
-    </w:p>
-    <w:p>
-      <w:pPr>
-        <w:spacing w:before="0" w:after="40"/>
-        <w:ind w:left="360" w:hanging="240"/>
-      </w:pPr>
-      <w:r>
-        <w:rPr>
-          <w:rFonts w:ascii="Arial" w:hAnsi="Arial" w:eastAsia="Arial" w:cs="Arial"/>
-          <w:b w:val="0"/>
-          <w:color w:val="000000"/>
-          <w:sz w:val="20"/>
-          <w:u w:val="none"/>
-        </w:rPr>
-        <w:t>• POS018 Discount Report load time with Show Discount Reference=Yes/No and Show Discount Reason=Yes/No to confirm the scoped join rewrite handles all combinations.</w:t>
-      </w:r>
-    </w:p>
-    <w:p>
-      <w:pPr>
-        <w:spacing w:before="0" w:after="40"/>
-        <w:ind w:left="360" w:hanging="240"/>
-      </w:pPr>
-      <w:r>
-        <w:rPr>
-          <w:rFonts w:ascii="Arial" w:hAnsi="Arial" w:eastAsia="Arial" w:cs="Arial"/>
-          <w:b w:val="0"/>
-          <w:color w:val="000000"/>
-          <w:sz w:val="20"/>
-          <w:u w:val="none"/>
-        </w:rPr>
-        <w:t>• POS018 Discount Report load time with Detail/Summary granularity to confirm the rewrite handles both views.</w:t>
-      </w:r>
-    </w:p>
-    <w:p>
-      <w:pPr>
-        <w:spacing w:before="0" w:after="40"/>
-        <w:ind w:left="360" w:hanging="240"/>
-      </w:pPr>
-      <w:r>
-        <w:rPr>
-          <w:rFonts w:ascii="Arial" w:hAnsi="Arial" w:eastAsia="Arial" w:cs="Arial"/>
-          <w:b w:val="0"/>
-          <w:color w:val="000000"/>
-          <w:sz w:val="20"/>
-          <w:u w:val="none"/>
-        </w:rPr>
-        <w:t>• POS018 Discount Report data accuracy for Incl SC, Discount Reference, Discount Reason, Gross Amount, Discount, Net Amount after the rewrite.</w:t>
-      </w:r>
-    </w:p>
-    <w:p>
-      <w:pPr>
-        <w:spacing w:before="0" w:after="40"/>
-        <w:ind w:left="360" w:hanging="240"/>
-      </w:pPr>
-      <w:r>
-        <w:rPr>
-          <w:rFonts w:ascii="Arial" w:hAnsi="Arial" w:eastAsia="Arial" w:cs="Arial"/>
-          <w:b w:val="0"/>
-          <w:color w:val="000000"/>
-          <w:sz w:val="20"/>
-          <w:u w:val="none"/>
-        </w:rPr>
-        <w:t xml:space="preserve">• POS018 Discount Report </w:t>
-      </w:r>
-      <w:r>
-        <w:rPr>
-          <w:rFonts w:ascii="Consolas" w:hAnsi="Consolas" w:eastAsia="Arial" w:cs="Arial"/>
-          <w:b w:val="0"/>
-          <w:color w:val="000000"/>
-          <w:sz w:val="20"/>
-          <w:u w:val="none"/>
-        </w:rPr>
-        <w:t>sShowAllDiscountReference = 'yes'</w:t>
-      </w:r>
-      <w:r>
-        <w:rPr>
-          <w:rFonts w:ascii="Arial" w:hAnsi="Arial" w:eastAsia="Arial" w:cs="Arial"/>
-          <w:b w:val="0"/>
-          <w:color w:val="000000"/>
-          <w:sz w:val="20"/>
-          <w:u w:val="none"/>
-        </w:rPr>
-        <w:t xml:space="preserve"> path (joins discounts + discount_items + checks + extra_infos again inside the derived table - heavier than the default branch) to confirm whether the same optimization applies.</w:t>
-      </w:r>
-    </w:p>
-    <w:p>
-      <w:pPr>
-        <w:spacing w:before="0" w:after="40"/>
-        <w:ind w:left="360" w:hanging="240"/>
-      </w:pPr>
-      <w:r>
-        <w:rPr>
-          <w:rFonts w:ascii="Arial" w:hAnsi="Arial" w:eastAsia="Arial" w:cs="Arial"/>
-          <w:b w:val="0"/>
-          <w:color w:val="000000"/>
-          <w:sz w:val="20"/>
-          <w:u w:val="none"/>
-        </w:rPr>
-        <w:t xml:space="preserve">• POS018 Discount Report </w:t>
-      </w:r>
-      <w:r>
-        <w:rPr>
-          <w:rFonts w:ascii="Consolas" w:hAnsi="Consolas" w:eastAsia="Arial" w:cs="Arial"/>
-          <w:b w:val="0"/>
-          <w:color w:val="000000"/>
-          <w:sz w:val="20"/>
-          <w:u w:val="none"/>
-        </w:rPr>
-        <w:t>GROUP BY ckei_cdis_id, ckei_citm_id</w:t>
-      </w:r>
-      <w:r>
-        <w:rPr>
-          <w:rFonts w:ascii="Arial" w:hAnsi="Arial" w:eastAsia="Arial" w:cs="Arial"/>
-          <w:b w:val="0"/>
-          <w:color w:val="000000"/>
-          <w:sz w:val="20"/>
-          <w:u w:val="none"/>
-        </w:rPr>
-        <w:t xml:space="preserve"> while selecting non-aggregated </w:t>
-      </w:r>
-      <w:r>
-        <w:rPr>
-          <w:rFonts w:ascii="Consolas" w:hAnsi="Consolas" w:eastAsia="Arial" w:cs="Arial"/>
-          <w:b w:val="0"/>
-          <w:color w:val="000000"/>
-          <w:sz w:val="20"/>
-          <w:u w:val="none"/>
-        </w:rPr>
-        <w:t>ckei_value</w:t>
-      </w:r>
-      <w:r>
-        <w:rPr>
-          <w:rFonts w:ascii="Arial" w:hAnsi="Arial" w:eastAsia="Arial" w:cs="Arial"/>
-          <w:b w:val="0"/>
-          <w:color w:val="000000"/>
-          <w:sz w:val="20"/>
-          <w:u w:val="none"/>
-        </w:rPr>
-        <w:t xml:space="preserve"> - nondeterministic under </w:t>
-      </w:r>
-      <w:r>
-        <w:rPr>
-          <w:rFonts w:ascii="Consolas" w:hAnsi="Consolas" w:eastAsia="Arial" w:cs="Arial"/>
-          <w:b w:val="0"/>
-          <w:color w:val="000000"/>
-          <w:sz w:val="20"/>
-          <w:u w:val="none"/>
-        </w:rPr>
-        <w:t>ONLY_FULL_GROUP_BY</w:t>
-      </w:r>
-      <w:r>
-        <w:rPr>
-          <w:rFonts w:ascii="Arial" w:hAnsi="Arial" w:eastAsia="Arial" w:cs="Arial"/>
-          <w:b w:val="0"/>
-          <w:color w:val="000000"/>
-          <w:sz w:val="20"/>
-          <w:u w:val="none"/>
-        </w:rPr>
-        <w:t xml:space="preserve"> (prefer </w:t>
-      </w:r>
-      <w:r>
-        <w:rPr>
-          <w:rFonts w:ascii="Consolas" w:hAnsi="Consolas" w:eastAsia="Arial" w:cs="Arial"/>
-          <w:b w:val="0"/>
-          <w:color w:val="000000"/>
-          <w:sz w:val="20"/>
-          <w:u w:val="none"/>
-        </w:rPr>
-        <w:t>GROUP_CONCAT</w:t>
-      </w:r>
-      <w:r>
-        <w:rPr>
-          <w:rFonts w:ascii="Arial" w:hAnsi="Arial" w:eastAsia="Arial" w:cs="Arial"/>
-          <w:b w:val="0"/>
-          <w:color w:val="000000"/>
-          <w:sz w:val="20"/>
-          <w:u w:val="none"/>
-        </w:rPr>
-        <w:t xml:space="preserve"> / </w:t>
-      </w:r>
-      <w:r>
-        <w:rPr>
-          <w:rFonts w:ascii="Consolas" w:hAnsi="Consolas" w:eastAsia="Arial" w:cs="Arial"/>
-          <w:b w:val="0"/>
-          <w:color w:val="000000"/>
-          <w:sz w:val="20"/>
-          <w:u w:val="none"/>
-        </w:rPr>
-        <w:t>MAX</w:t>
-      </w:r>
-      <w:r>
-        <w:rPr>
-          <w:rFonts w:ascii="Arial" w:hAnsi="Arial" w:eastAsia="Arial" w:cs="Arial"/>
-          <w:b w:val="0"/>
-          <w:color w:val="000000"/>
-          <w:sz w:val="20"/>
-          <w:u w:val="none"/>
-        </w:rPr>
-        <w:t xml:space="preserve">) - confirm the fix uses </w:t>
-      </w:r>
-      <w:r>
-        <w:rPr>
-          <w:rFonts w:ascii="Consolas" w:hAnsi="Consolas" w:eastAsia="Arial" w:cs="Arial"/>
-          <w:b w:val="0"/>
-          <w:color w:val="000000"/>
-          <w:sz w:val="20"/>
-          <w:u w:val="none"/>
-        </w:rPr>
-        <w:t>GROUP_CONCAT</w:t>
-      </w:r>
-      <w:r>
-        <w:rPr>
-          <w:rFonts w:ascii="Arial" w:hAnsi="Arial" w:eastAsia="Arial" w:cs="Arial"/>
-          <w:b w:val="0"/>
-          <w:color w:val="000000"/>
-          <w:sz w:val="20"/>
-          <w:u w:val="none"/>
-        </w:rPr>
-        <w:t xml:space="preserve"> / </w:t>
-      </w:r>
-      <w:r>
-        <w:rPr>
-          <w:rFonts w:ascii="Consolas" w:hAnsi="Consolas" w:eastAsia="Arial" w:cs="Arial"/>
-          <w:b w:val="0"/>
-          <w:color w:val="000000"/>
-          <w:sz w:val="20"/>
-          <w:u w:val="none"/>
-        </w:rPr>
-        <w:t>MAX</w:t>
-      </w:r>
-      <w:r>
-        <w:rPr>
-          <w:rFonts w:ascii="Arial" w:hAnsi="Arial" w:eastAsia="Arial" w:cs="Arial"/>
-          <w:b w:val="0"/>
-          <w:color w:val="000000"/>
-          <w:sz w:val="20"/>
-          <w:u w:val="none"/>
-        </w:rPr>
-        <w:t>.</w:t>
-      </w:r>
-    </w:p>
-    <w:p>
-      <w:pPr>
-        <w:spacing w:before="0" w:after="40"/>
-        <w:ind w:left="360" w:hanging="240"/>
-      </w:pPr>
-      <w:r>
-        <w:rPr>
-          <w:rFonts w:ascii="Arial" w:hAnsi="Arial" w:eastAsia="Arial" w:cs="Arial"/>
-          <w:b w:val="0"/>
-          <w:color w:val="000000"/>
-          <w:sz w:val="20"/>
-          <w:u w:val="none"/>
-        </w:rPr>
-        <w:t>• POS018 Discount Report parameter string concatenation (shops/outlets/discount types/dates) - validate numeric IN-lists before concatenation.</w:t>
-      </w:r>
-    </w:p>
-    <w:p>
-      <w:pPr>
-        <w:spacing w:before="0" w:after="40"/>
-        <w:ind w:left="360" w:hanging="240"/>
-      </w:pPr>
-      <w:r>
-        <w:rPr>
-          <w:rFonts w:ascii="Arial" w:hAnsi="Arial" w:eastAsia="Arial" w:cs="Arial"/>
-          <w:b w:val="0"/>
-          <w:color w:val="000000"/>
-          <w:sz w:val="20"/>
-          <w:u w:val="none"/>
-        </w:rPr>
-        <w:t>• Related reports with the same root cause: POS017 Hybrid architecture (Script DataSets + in-memory maps for heavy extra-info / tax-sc lookups) as an optional follow-up reference.</w:t>
-      </w:r>
-    </w:p>
-    <w:p>
-      <w:pPr>
-        <w:spacing w:before="0" w:after="40"/>
-        <w:ind w:left="360" w:hanging="240"/>
-      </w:pPr>
-      <w:r>
-        <w:rPr>
-          <w:rFonts w:ascii="Arial" w:hAnsi="Arial" w:eastAsia="Arial" w:cs="Arial"/>
-          <w:b w:val="0"/>
-          <w:color w:val="000000"/>
-          <w:sz w:val="20"/>
-          <w:u w:val="none"/>
-        </w:rPr>
-        <w:t>• TiDB / compatible environment behaviour of the rewritten queries, and MySQL environment to confirm no side effect.</w:t>
-      </w:r>
-    </w:p>
-    <w:p>
-      <w:pPr>
-        <w:spacing w:before="0" w:after="40"/>
-        <w:ind w:left="360" w:hanging="240"/>
-      </w:pPr>
-      <w:r>
-        <w:rPr>
-          <w:rFonts w:ascii="Arial" w:hAnsi="Arial" w:eastAsia="Arial" w:cs="Arial"/>
-          <w:b w:val="0"/>
-          <w:color w:val="000000"/>
-          <w:sz w:val="20"/>
-          <w:u w:val="none"/>
-        </w:rPr>
-        <w:t>• Export and print of POS018 to confirm the optimization applies to all output formats (CSV, Excel, PDF, etc.).</w:t>
       </w:r>
     </w:p>
     <w:p>
@@ -9509,7 +5496,7 @@
           <w:sz w:val="20"/>
           <w:u w:val="none"/>
         </w:rPr>
-        <w:t>: Sprint build containing the HERO-68180 fix</w:t>
+        <w:t>: v1.0.0</w:t>
       </w:r>
     </w:p>
     <w:p>
@@ -9581,13 +5568,42 @@
           <w:sz w:val="20"/>
           <w:u w:val="none"/>
         </w:rPr>
-        <w:t>: Local Test Environment, HQ Test Environment (Accor HQ or equivalent large HQ test environment), ER Test Environment</w:t>
+        <w:t>: Local Test Environment, HQ Test Environment (ACCOR-style multi-outlet dataset), ER Test Environment</w:t>
       </w:r>
     </w:p>
     <w:p>
       <w:pPr>
-        <w:spacing w:before="0" w:after="40"/>
-        <w:ind w:left="360" w:hanging="240"/>
+        <w:spacing w:before="200" w:after="120"/>
+      </w:pPr>
+      <w:r>
+        <w:rPr>
+          <w:rFonts w:ascii="Arial" w:hAnsi="Arial" w:eastAsia="Arial" w:cs="Arial"/>
+          <w:b/>
+          <w:color w:val="000000"/>
+          <w:sz w:val="26"/>
+          <w:u w:val="single"/>
+        </w:rPr>
+        <w:t>Appendix</w:t>
+      </w:r>
+    </w:p>
+    <w:p>
+      <w:pPr>
+        <w:spacing w:before="160" w:after="80"/>
+      </w:pPr>
+      <w:r>
+        <w:rPr>
+          <w:rFonts w:ascii="Arial" w:hAnsi="Arial" w:eastAsia="Arial" w:cs="Arial"/>
+          <w:b/>
+          <w:color w:val="001EFF"/>
+          <w:sz w:val="24"/>
+          <w:u w:val="none"/>
+        </w:rPr>
+        <w:t>Regression Test Scope</w:t>
+      </w:r>
+    </w:p>
+    <w:p>
+      <w:pPr>
+        <w:spacing w:before="0" w:after="80"/>
       </w:pPr>
       <w:r>
         <w:rPr>
@@ -9597,18 +5613,14 @@
           <w:sz w:val="20"/>
           <w:u w:val="none"/>
         </w:rPr>
-        <w:t xml:space="preserve">• </w:t>
+        <w:t>The following related modules and functions should be covered in regression testing:</w:t>
       </w:r>
-      <w:r>
-        <w:rPr>
-          <w:rFonts w:ascii="Arial" w:hAnsi="Arial" w:eastAsia="Arial" w:cs="Arial"/>
-          <w:b/>
-          <w:color w:val="000000"/>
-          <w:sz w:val="20"/>
-          <w:u w:val="none"/>
-        </w:rPr>
-        <w:t>Database</w:t>
-      </w:r>
+    </w:p>
+    <w:p>
+      <w:pPr>
+        <w:spacing w:before="0" w:after="40"/>
+        <w:ind w:left="360" w:hanging="240"/>
+      </w:pPr>
       <w:r>
         <w:rPr>
           <w:rFonts w:ascii="Arial" w:hAnsi="Arial" w:eastAsia="Arial" w:cs="Arial"/>
@@ -9617,22 +5629,7 @@
           <w:sz w:val="20"/>
           <w:u w:val="none"/>
         </w:rPr>
-        <w:t>: MySQL and TiDB (compatible environment) - verify data is sourced from TiDB when date range &gt; 7 days and from MySQL otherwise</w:t>
-      </w:r>
-    </w:p>
-    <w:p>
-      <w:pPr>
-        <w:spacing w:before="200" w:after="120"/>
-      </w:pPr>
-      <w:r>
-        <w:rPr>
-          <w:rFonts w:ascii="Arial" w:hAnsi="Arial" w:eastAsia="Arial" w:cs="Arial"/>
-          <w:b/>
-          <w:color w:val="000000"/>
-          <w:sz w:val="26"/>
-          <w:u w:val="single"/>
-        </w:rPr>
-        <w:t>QC Information</w:t>
+        <w:t>• POS018 Discount Report datasets CheckDiscountsItems, CheckNumber, sBizDays and DiscountTypes in Plugin/Pos/webroot/reports/item_discount/item_discount.rptdesign.</w:t>
       </w:r>
     </w:p>
     <w:p>
@@ -9648,18 +5645,14 @@
           <w:sz w:val="20"/>
           <w:u w:val="none"/>
         </w:rPr>
-        <w:t xml:space="preserve">• </w:t>
+        <w:t>• All parameter combinations: Date Type (including Current Business Day, Last Business Day, Last Month SARGable rewrite and Specified As Below), Shops, Outlets, Discount scope, Discount Types, Revenue/Non-Revenue/Advance Order, Discount Reference and Show Discount Reason.</w:t>
       </w:r>
-      <w:r>
-        <w:rPr>
-          <w:rFonts w:ascii="Arial" w:hAnsi="Arial" w:eastAsia="Arial" w:cs="Arial"/>
-          <w:b/>
-          <w:color w:val="000000"/>
-          <w:sz w:val="20"/>
-          <w:u w:val="none"/>
-        </w:rPr>
-        <w:t>Tester</w:t>
-      </w:r>
+    </w:p>
+    <w:p>
+      <w:pPr>
+        <w:spacing w:before="0" w:after="40"/>
+        <w:ind w:left="360" w:hanging="240"/>
+      </w:pPr>
       <w:r>
         <w:rPr>
           <w:rFonts w:ascii="Arial" w:hAnsi="Arial" w:eastAsia="Arial" w:cs="Arial"/>
@@ -9668,7 +5661,7 @@
           <w:sz w:val="20"/>
           <w:u w:val="none"/>
         </w:rPr>
-        <w:t>: Jacqueline Wei (jacqueline.wei@shijigroup.com)</w:t>
+        <w:t>• Inclusive service charge reference (pos_check_tax_sc_refs incl_sc_ref), discount reference (pos_check_extra_infos) and discount reason (pos_discount_reasons) lookups and their aggregated values.</w:t>
       </w:r>
     </w:p>
     <w:p>
@@ -9684,18 +5677,14 @@
           <w:sz w:val="20"/>
           <w:u w:val="none"/>
         </w:rPr>
-        <w:t xml:space="preserve">• </w:t>
+        <w:t>• Deterministic behavior under MySQL ONLY_FULL_GROUP_BY and execution plans on MySQL, plus data-service routing for ranges over 7 days.</w:t>
       </w:r>
-      <w:r>
-        <w:rPr>
-          <w:rFonts w:ascii="Arial" w:hAnsi="Arial" w:eastAsia="Arial" w:cs="Arial"/>
-          <w:b/>
-          <w:color w:val="000000"/>
-          <w:sz w:val="20"/>
-          <w:u w:val="none"/>
-        </w:rPr>
-        <w:t>Reviewer</w:t>
-      </w:r>
+    </w:p>
+    <w:p>
+      <w:pPr>
+        <w:spacing w:before="0" w:after="40"/>
+        <w:ind w:left="360" w:hanging="240"/>
+      </w:pPr>
       <w:r>
         <w:rPr>
           <w:rFonts w:ascii="Arial" w:hAnsi="Arial" w:eastAsia="Arial" w:cs="Arial"/>
@@ -9704,7 +5693,180 @@
           <w:sz w:val="20"/>
           <w:u w:val="none"/>
         </w:rPr>
-        <w:t>: Eric Fang (eric.fang@shijigroup.com)</w:t>
+        <w:t>• Related discount reports sharing the same SQL patterns: POS0171 Discount Report (By Employee), CUS0320 Discount Report by Check (With Revenue Breakdown Fixed Layout) and CUS0266 Discount Report by Check With Approval User; the POS017 Hybrid Script DataSets/in-memory map approach is the architecture reference for follow-up optimization.</w:t>
+      </w:r>
+    </w:p>
+    <w:p>
+      <w:pPr>
+        <w:spacing w:before="0" w:after="40"/>
+        <w:ind w:left="360" w:hanging="240"/>
+      </w:pPr>
+      <w:r>
+        <w:rPr>
+          <w:rFonts w:ascii="Arial" w:hAnsi="Arial" w:eastAsia="Arial" w:cs="Arial"/>
+          <w:b w:val="0"/>
+          <w:color w:val="000000"/>
+          <w:sz w:val="20"/>
+          <w:u w:val="none"/>
+        </w:rPr>
+        <w:t>• Export to CSV, Excel, Excel (.xlsx), PDF, print to HTML/PDF, existing preset parameters and auto report schedules (Email, FTP, SFTP) for POS018.</w:t>
+      </w:r>
+    </w:p>
+    <w:p>
+      <w:pPr>
+        <w:spacing w:before="160" w:after="80"/>
+      </w:pPr>
+      <w:r>
+        <w:rPr>
+          <w:rFonts w:ascii="Arial" w:hAnsi="Arial" w:eastAsia="Arial" w:cs="Arial"/>
+          <w:b/>
+          <w:color w:val="001EFF"/>
+          <w:sz w:val="24"/>
+          <w:u w:val="none"/>
+        </w:rPr>
+        <w:t>Acceptance Criteria (from JIRA HERO-68180)</w:t>
+      </w:r>
+    </w:p>
+    <w:p>
+      <w:pPr>
+        <w:spacing w:before="0" w:after="80"/>
+      </w:pPr>
+      <w:r>
+        <w:rPr>
+          <w:rFonts w:ascii="Arial" w:hAnsi="Arial" w:eastAsia="Arial" w:cs="Arial"/>
+          <w:b w:val="0"/>
+          <w:color w:val="000000"/>
+          <w:sz w:val="20"/>
+          <w:u w:val="none"/>
+        </w:rPr>
+        <w:t>Expected Result:</w:t>
+      </w:r>
+    </w:p>
+    <w:p>
+      <w:pPr>
+        <w:spacing w:before="0" w:after="40"/>
+        <w:ind w:left="360" w:hanging="240"/>
+      </w:pPr>
+      <w:r>
+        <w:rPr>
+          <w:rFonts w:ascii="Arial" w:hAnsi="Arial" w:eastAsia="Arial" w:cs="Arial"/>
+          <w:b w:val="0"/>
+          <w:color w:val="000000"/>
+          <w:sz w:val="20"/>
+          <w:u w:val="none"/>
+        </w:rPr>
+        <w:t>• The outer path stays date/outlet-driven (business day &gt; checks &gt; discounts &gt; discount items &gt; items), without per-row correlated incl_sc scans when a join aggregate is possible.</w:t>
+      </w:r>
+    </w:p>
+    <w:p>
+      <w:pPr>
+        <w:spacing w:before="0" w:after="40"/>
+        <w:ind w:left="360" w:hanging="240"/>
+      </w:pPr>
+      <w:r>
+        <w:rPr>
+          <w:rFonts w:ascii="Arial" w:hAnsi="Arial" w:eastAsia="Arial" w:cs="Arial"/>
+          <w:b w:val="0"/>
+          <w:color w:val="000000"/>
+          <w:sz w:val="20"/>
+          <w:u w:val="none"/>
+        </w:rPr>
+        <w:t>• Discount reference / reason joins pos_check_extra_infos once (via ckei_cdis_id / scoped map), without re-scanning all checks in range inside a derived table.</w:t>
+      </w:r>
+    </w:p>
+    <w:p>
+      <w:pPr>
+        <w:spacing w:before="0" w:after="40"/>
+        <w:ind w:left="360" w:hanging="240"/>
+      </w:pPr>
+      <w:r>
+        <w:rPr>
+          <w:rFonts w:ascii="Arial" w:hAnsi="Arial" w:eastAsia="Arial" w:cs="Arial"/>
+          <w:b w:val="0"/>
+          <w:color w:val="000000"/>
+          <w:sz w:val="20"/>
+          <w:u w:val="none"/>
+        </w:rPr>
+        <w:t>• last_month uses a SARGable range on bday_date (same shape as specified).</w:t>
+      </w:r>
+    </w:p>
+    <w:p>
+      <w:pPr>
+        <w:spacing w:before="0" w:after="80"/>
+      </w:pPr>
+      <w:r>
+        <w:rPr>
+          <w:rFonts w:ascii="Arial" w:hAnsi="Arial" w:eastAsia="Arial" w:cs="Arial"/>
+          <w:b w:val="0"/>
+          <w:color w:val="000000"/>
+          <w:sz w:val="20"/>
+          <w:u w:val="none"/>
+        </w:rPr>
+        <w:t>Actual Result (before fix):</w:t>
+      </w:r>
+    </w:p>
+    <w:p>
+      <w:pPr>
+        <w:spacing w:before="0" w:after="40"/>
+        <w:ind w:left="360" w:hanging="240"/>
+      </w:pPr>
+      <w:r>
+        <w:rPr>
+          <w:rFonts w:ascii="Arial" w:hAnsi="Arial" w:eastAsia="Arial" w:cs="Arial"/>
+          <w:b w:val="0"/>
+          <w:color w:val="000000"/>
+          <w:sz w:val="20"/>
+          <w:u w:val="none"/>
+        </w:rPr>
+        <w:t>• EXPLAIN shows a DEPENDENT SUBQUERY on pos_check_tax_sc_refs with LIKE 'incl_sc_ref%'.</w:t>
+      </w:r>
+    </w:p>
+    <w:p>
+      <w:pPr>
+        <w:spacing w:before="0" w:after="40"/>
+        <w:ind w:left="360" w:hanging="240"/>
+      </w:pPr>
+      <w:r>
+        <w:rPr>
+          <w:rFonts w:ascii="Arial" w:hAnsi="Arial" w:eastAsia="Arial" w:cs="Arial"/>
+          <w:b w:val="0"/>
+          <w:color w:val="000000"/>
+          <w:sz w:val="20"/>
+          <w:u w:val="none"/>
+        </w:rPr>
+        <w:t>• The reference derived table materializes pos_check_extra_infos joined through checks/business days for the same filter window.</w:t>
+      </w:r>
+    </w:p>
+    <w:p>
+      <w:pPr>
+        <w:spacing w:before="0" w:after="40"/>
+        <w:ind w:left="360" w:hanging="240"/>
+      </w:pPr>
+      <w:r>
+        <w:rPr>
+          <w:rFonts w:ascii="Arial" w:hAnsi="Arial" w:eastAsia="Arial" w:cs="Arial"/>
+          <w:b w:val="0"/>
+          <w:color w:val="000000"/>
+          <w:sz w:val="20"/>
+          <w:u w:val="none"/>
+        </w:rPr>
+        <w:t>• For the same outlet/month and 26k result rows, YEAR/MONTH takes about 135 seconds versus about 2.9 seconds with a range (about 46 times slower), driving from pos_discount_types instead of the outlet_date range.</w:t>
+      </w:r>
+    </w:p>
+    <w:p>
+      <w:pPr>
+        <w:spacing w:before="0" w:after="40"/>
+        <w:ind w:left="360" w:hanging="240"/>
+      </w:pPr>
+      <w:r>
+        <w:rPr>
+          <w:rFonts w:ascii="Arial" w:hAnsi="Arial" w:eastAsia="Arial" w:cs="Arial"/>
+          <w:b w:val="0"/>
+          <w:color w:val="000000"/>
+          <w:sz w:val="20"/>
+          <w:u w:val="none"/>
+        </w:rPr>
+        <w:t>• Support ticket #1933236: report not able to generate (timeout / long load).</w:t>
       </w:r>
     </w:p>
     <w:sectPr>

--- a/Sprint20260921-20261002/HERO-68180_20261008_112534.docx
+++ b/Sprint20260921-20261002/HERO-68180_20261008_112534.docx
@@ -5571,304 +5571,6 @@
         <w:t>: Local Test Environment, HQ Test Environment (ACCOR-style multi-outlet dataset), ER Test Environment</w:t>
       </w:r>
     </w:p>
-    <w:p>
-      <w:pPr>
-        <w:spacing w:before="200" w:after="120"/>
-      </w:pPr>
-      <w:r>
-        <w:rPr>
-          <w:rFonts w:ascii="Arial" w:hAnsi="Arial" w:eastAsia="Arial" w:cs="Arial"/>
-          <w:b/>
-          <w:color w:val="000000"/>
-          <w:sz w:val="26"/>
-          <w:u w:val="single"/>
-        </w:rPr>
-        <w:t>Appendix</w:t>
-      </w:r>
-    </w:p>
-    <w:p>
-      <w:pPr>
-        <w:spacing w:before="160" w:after="80"/>
-      </w:pPr>
-      <w:r>
-        <w:rPr>
-          <w:rFonts w:ascii="Arial" w:hAnsi="Arial" w:eastAsia="Arial" w:cs="Arial"/>
-          <w:b/>
-          <w:color w:val="001EFF"/>
-          <w:sz w:val="24"/>
-          <w:u w:val="none"/>
-        </w:rPr>
-        <w:t>Regression Test Scope</w:t>
-      </w:r>
-    </w:p>
-    <w:p>
-      <w:pPr>
-        <w:spacing w:before="0" w:after="80"/>
-      </w:pPr>
-      <w:r>
-        <w:rPr>
-          <w:rFonts w:ascii="Arial" w:hAnsi="Arial" w:eastAsia="Arial" w:cs="Arial"/>
-          <w:b w:val="0"/>
-          <w:color w:val="000000"/>
-          <w:sz w:val="20"/>
-          <w:u w:val="none"/>
-        </w:rPr>
-        <w:t>The following related modules and functions should be covered in regression testing:</w:t>
-      </w:r>
-    </w:p>
-    <w:p>
-      <w:pPr>
-        <w:spacing w:before="0" w:after="40"/>
-        <w:ind w:left="360" w:hanging="240"/>
-      </w:pPr>
-      <w:r>
-        <w:rPr>
-          <w:rFonts w:ascii="Arial" w:hAnsi="Arial" w:eastAsia="Arial" w:cs="Arial"/>
-          <w:b w:val="0"/>
-          <w:color w:val="000000"/>
-          <w:sz w:val="20"/>
-          <w:u w:val="none"/>
-        </w:rPr>
-        <w:t>• POS018 Discount Report datasets CheckDiscountsItems, CheckNumber, sBizDays and DiscountTypes in Plugin/Pos/webroot/reports/item_discount/item_discount.rptdesign.</w:t>
-      </w:r>
-    </w:p>
-    <w:p>
-      <w:pPr>
-        <w:spacing w:before="0" w:after="40"/>
-        <w:ind w:left="360" w:hanging="240"/>
-      </w:pPr>
-      <w:r>
-        <w:rPr>
-          <w:rFonts w:ascii="Arial" w:hAnsi="Arial" w:eastAsia="Arial" w:cs="Arial"/>
-          <w:b w:val="0"/>
-          <w:color w:val="000000"/>
-          <w:sz w:val="20"/>
-          <w:u w:val="none"/>
-        </w:rPr>
-        <w:t>• All parameter combinations: Date Type (including Current Business Day, Last Business Day, Last Month SARGable rewrite and Specified As Below), Shops, Outlets, Discount scope, Discount Types, Revenue/Non-Revenue/Advance Order, Discount Reference and Show Discount Reason.</w:t>
-      </w:r>
-    </w:p>
-    <w:p>
-      <w:pPr>
-        <w:spacing w:before="0" w:after="40"/>
-        <w:ind w:left="360" w:hanging="240"/>
-      </w:pPr>
-      <w:r>
-        <w:rPr>
-          <w:rFonts w:ascii="Arial" w:hAnsi="Arial" w:eastAsia="Arial" w:cs="Arial"/>
-          <w:b w:val="0"/>
-          <w:color w:val="000000"/>
-          <w:sz w:val="20"/>
-          <w:u w:val="none"/>
-        </w:rPr>
-        <w:t>• Inclusive service charge reference (pos_check_tax_sc_refs incl_sc_ref), discount reference (pos_check_extra_infos) and discount reason (pos_discount_reasons) lookups and their aggregated values.</w:t>
-      </w:r>
-    </w:p>
-    <w:p>
-      <w:pPr>
-        <w:spacing w:before="0" w:after="40"/>
-        <w:ind w:left="360" w:hanging="240"/>
-      </w:pPr>
-      <w:r>
-        <w:rPr>
-          <w:rFonts w:ascii="Arial" w:hAnsi="Arial" w:eastAsia="Arial" w:cs="Arial"/>
-          <w:b w:val="0"/>
-          <w:color w:val="000000"/>
-          <w:sz w:val="20"/>
-          <w:u w:val="none"/>
-        </w:rPr>
-        <w:t>• Deterministic behavior under MySQL ONLY_FULL_GROUP_BY and execution plans on MySQL, plus data-service routing for ranges over 7 days.</w:t>
-      </w:r>
-    </w:p>
-    <w:p>
-      <w:pPr>
-        <w:spacing w:before="0" w:after="40"/>
-        <w:ind w:left="360" w:hanging="240"/>
-      </w:pPr>
-      <w:r>
-        <w:rPr>
-          <w:rFonts w:ascii="Arial" w:hAnsi="Arial" w:eastAsia="Arial" w:cs="Arial"/>
-          <w:b w:val="0"/>
-          <w:color w:val="000000"/>
-          <w:sz w:val="20"/>
-          <w:u w:val="none"/>
-        </w:rPr>
-        <w:t>• Related discount reports sharing the same SQL patterns: POS0171 Discount Report (By Employee), CUS0320 Discount Report by Check (With Revenue Breakdown Fixed Layout) and CUS0266 Discount Report by Check With Approval User; the POS017 Hybrid Script DataSets/in-memory map approach is the architecture reference for follow-up optimization.</w:t>
-      </w:r>
-    </w:p>
-    <w:p>
-      <w:pPr>
-        <w:spacing w:before="0" w:after="40"/>
-        <w:ind w:left="360" w:hanging="240"/>
-      </w:pPr>
-      <w:r>
-        <w:rPr>
-          <w:rFonts w:ascii="Arial" w:hAnsi="Arial" w:eastAsia="Arial" w:cs="Arial"/>
-          <w:b w:val="0"/>
-          <w:color w:val="000000"/>
-          <w:sz w:val="20"/>
-          <w:u w:val="none"/>
-        </w:rPr>
-        <w:t>• Export to CSV, Excel, Excel (.xlsx), PDF, print to HTML/PDF, existing preset parameters and auto report schedules (Email, FTP, SFTP) for POS018.</w:t>
-      </w:r>
-    </w:p>
-    <w:p>
-      <w:pPr>
-        <w:spacing w:before="160" w:after="80"/>
-      </w:pPr>
-      <w:r>
-        <w:rPr>
-          <w:rFonts w:ascii="Arial" w:hAnsi="Arial" w:eastAsia="Arial" w:cs="Arial"/>
-          <w:b/>
-          <w:color w:val="001EFF"/>
-          <w:sz w:val="24"/>
-          <w:u w:val="none"/>
-        </w:rPr>
-        <w:t>Acceptance Criteria (from JIRA HERO-68180)</w:t>
-      </w:r>
-    </w:p>
-    <w:p>
-      <w:pPr>
-        <w:spacing w:before="0" w:after="80"/>
-      </w:pPr>
-      <w:r>
-        <w:rPr>
-          <w:rFonts w:ascii="Arial" w:hAnsi="Arial" w:eastAsia="Arial" w:cs="Arial"/>
-          <w:b w:val="0"/>
-          <w:color w:val="000000"/>
-          <w:sz w:val="20"/>
-          <w:u w:val="none"/>
-        </w:rPr>
-        <w:t>Expected Result:</w:t>
-      </w:r>
-    </w:p>
-    <w:p>
-      <w:pPr>
-        <w:spacing w:before="0" w:after="40"/>
-        <w:ind w:left="360" w:hanging="240"/>
-      </w:pPr>
-      <w:r>
-        <w:rPr>
-          <w:rFonts w:ascii="Arial" w:hAnsi="Arial" w:eastAsia="Arial" w:cs="Arial"/>
-          <w:b w:val="0"/>
-          <w:color w:val="000000"/>
-          <w:sz w:val="20"/>
-          <w:u w:val="none"/>
-        </w:rPr>
-        <w:t>• The outer path stays date/outlet-driven (business day &gt; checks &gt; discounts &gt; discount items &gt; items), without per-row correlated incl_sc scans when a join aggregate is possible.</w:t>
-      </w:r>
-    </w:p>
-    <w:p>
-      <w:pPr>
-        <w:spacing w:before="0" w:after="40"/>
-        <w:ind w:left="360" w:hanging="240"/>
-      </w:pPr>
-      <w:r>
-        <w:rPr>
-          <w:rFonts w:ascii="Arial" w:hAnsi="Arial" w:eastAsia="Arial" w:cs="Arial"/>
-          <w:b w:val="0"/>
-          <w:color w:val="000000"/>
-          <w:sz w:val="20"/>
-          <w:u w:val="none"/>
-        </w:rPr>
-        <w:t>• Discount reference / reason joins pos_check_extra_infos once (via ckei_cdis_id / scoped map), without re-scanning all checks in range inside a derived table.</w:t>
-      </w:r>
-    </w:p>
-    <w:p>
-      <w:pPr>
-        <w:spacing w:before="0" w:after="40"/>
-        <w:ind w:left="360" w:hanging="240"/>
-      </w:pPr>
-      <w:r>
-        <w:rPr>
-          <w:rFonts w:ascii="Arial" w:hAnsi="Arial" w:eastAsia="Arial" w:cs="Arial"/>
-          <w:b w:val="0"/>
-          <w:color w:val="000000"/>
-          <w:sz w:val="20"/>
-          <w:u w:val="none"/>
-        </w:rPr>
-        <w:t>• last_month uses a SARGable range on bday_date (same shape as specified).</w:t>
-      </w:r>
-    </w:p>
-    <w:p>
-      <w:pPr>
-        <w:spacing w:before="0" w:after="80"/>
-      </w:pPr>
-      <w:r>
-        <w:rPr>
-          <w:rFonts w:ascii="Arial" w:hAnsi="Arial" w:eastAsia="Arial" w:cs="Arial"/>
-          <w:b w:val="0"/>
-          <w:color w:val="000000"/>
-          <w:sz w:val="20"/>
-          <w:u w:val="none"/>
-        </w:rPr>
-        <w:t>Actual Result (before fix):</w:t>
-      </w:r>
-    </w:p>
-    <w:p>
-      <w:pPr>
-        <w:spacing w:before="0" w:after="40"/>
-        <w:ind w:left="360" w:hanging="240"/>
-      </w:pPr>
-      <w:r>
-        <w:rPr>
-          <w:rFonts w:ascii="Arial" w:hAnsi="Arial" w:eastAsia="Arial" w:cs="Arial"/>
-          <w:b w:val="0"/>
-          <w:color w:val="000000"/>
-          <w:sz w:val="20"/>
-          <w:u w:val="none"/>
-        </w:rPr>
-        <w:t>• EXPLAIN shows a DEPENDENT SUBQUERY on pos_check_tax_sc_refs with LIKE 'incl_sc_ref%'.</w:t>
-      </w:r>
-    </w:p>
-    <w:p>
-      <w:pPr>
-        <w:spacing w:before="0" w:after="40"/>
-        <w:ind w:left="360" w:hanging="240"/>
-      </w:pPr>
-      <w:r>
-        <w:rPr>
-          <w:rFonts w:ascii="Arial" w:hAnsi="Arial" w:eastAsia="Arial" w:cs="Arial"/>
-          <w:b w:val="0"/>
-          <w:color w:val="000000"/>
-          <w:sz w:val="20"/>
-          <w:u w:val="none"/>
-        </w:rPr>
-        <w:t>• The reference derived table materializes pos_check_extra_infos joined through checks/business days for the same filter window.</w:t>
-      </w:r>
-    </w:p>
-    <w:p>
-      <w:pPr>
-        <w:spacing w:before="0" w:after="40"/>
-        <w:ind w:left="360" w:hanging="240"/>
-      </w:pPr>
-      <w:r>
-        <w:rPr>
-          <w:rFonts w:ascii="Arial" w:hAnsi="Arial" w:eastAsia="Arial" w:cs="Arial"/>
-          <w:b w:val="0"/>
-          <w:color w:val="000000"/>
-          <w:sz w:val="20"/>
-          <w:u w:val="none"/>
-        </w:rPr>
-        <w:t>• For the same outlet/month and 26k result rows, YEAR/MONTH takes about 135 seconds versus about 2.9 seconds with a range (about 46 times slower), driving from pos_discount_types instead of the outlet_date range.</w:t>
-      </w:r>
-    </w:p>
-    <w:p>
-      <w:pPr>
-        <w:spacing w:before="0" w:after="40"/>
-        <w:ind w:left="360" w:hanging="240"/>
-      </w:pPr>
-      <w:r>
-        <w:rPr>
-          <w:rFonts w:ascii="Arial" w:hAnsi="Arial" w:eastAsia="Arial" w:cs="Arial"/>
-          <w:b w:val="0"/>
-          <w:color w:val="000000"/>
-          <w:sz w:val="20"/>
-          <w:u w:val="none"/>
-        </w:rPr>
-        <w:t>• Support ticket #1933236: report not able to generate (timeout / long load).</w:t>
-      </w:r>
-    </w:p>
     <w:sectPr>
       <w:pgSz w:w="12240" w:h="15840"/>
       <w:pgMar w:top="1440" w:right="1800" w:bottom="1440" w:left="1800" w:header="720" w:footer="720" w:gutter="0"/>
